--- a/Деловые коммуникации/Практика/ББМО_01_25_Железняков_РА_ПР_8.docx
+++ b/Деловые коммуникации/Практика/ББМО_01_25_Железняков_РА_ПР_8.docx
@@ -279,7 +279,7 @@
           <w:sz w:val="28"/>
           <w:szCs w:val="28"/>
         </w:rPr>
-        <w:t>2</w:t>
+        <w:t>8</w:t>
       </w:r>
     </w:p>
     <w:p>
@@ -399,6 +399,7 @@
           <w:lang w:eastAsia="zh-CN"/>
         </w:rPr>
       </w:pPr>
+      <w:proofErr w:type="spellStart"/>
       <w:r>
         <w:rPr>
           <w:rFonts w:ascii="Times New Roman" w:hAnsi="Times New Roman" w:cs="Times New Roman"/>
@@ -406,7 +407,17 @@
           <w:szCs w:val="28"/>
           <w:lang w:eastAsia="zh-CN"/>
         </w:rPr>
-        <w:t xml:space="preserve">Молякина Наталия </w:t>
+        <w:t>Молякина</w:t>
+      </w:r>
+      <w:proofErr w:type="spellEnd"/>
+      <w:r>
+        <w:rPr>
+          <w:rFonts w:ascii="Times New Roman" w:hAnsi="Times New Roman" w:cs="Times New Roman"/>
+          <w:sz w:val="28"/>
+          <w:szCs w:val="28"/>
+          <w:lang w:eastAsia="zh-CN"/>
+        </w:rPr>
+        <w:t xml:space="preserve"> Наталия </w:t>
       </w:r>
     </w:p>
     <w:p>
@@ -531,7 +542,15 @@
           <w:szCs w:val="28"/>
         </w:rPr>
         <w:lastRenderedPageBreak/>
-        <w:t>Задание 2</w:t>
+        <w:t xml:space="preserve">Задание </w:t>
+      </w:r>
+      <w:r>
+        <w:rPr>
+          <w:rFonts w:ascii="Times New Roman" w:hAnsi="Times New Roman" w:cs="Times New Roman"/>
+          <w:sz w:val="28"/>
+          <w:szCs w:val="28"/>
+        </w:rPr>
+        <w:t>14</w:t>
       </w:r>
     </w:p>
     <w:p>
@@ -550,12 +569,13 @@
           <w:sz w:val="28"/>
           <w:szCs w:val="28"/>
         </w:rPr>
-        <w:t xml:space="preserve">1. Определите различные препятствия, которые могут помешать эффективной коммуникации в деловой среде, такие как шум, культурные различия, эмоциональные барьеры и т.д. </w:t>
-      </w:r>
-    </w:p>
-    <w:p>
-      <w:pPr>
-        <w:spacing w:after="0" w:line="360" w:lineRule="auto"/>
+        <w:t xml:space="preserve">1. Составьте подробный список основных правил поведения в системе международного бизнеса. Объясните, почему каждое правило важно и как оно влияет на деловые отношения. </w:t>
+      </w:r>
+    </w:p>
+    <w:p>
+      <w:pPr>
+        <w:spacing w:after="0" w:line="360" w:lineRule="auto"/>
+        <w:ind w:firstLine="708"/>
         <w:jc w:val="both"/>
         <w:rPr>
           <w:rFonts w:ascii="Times New Roman" w:hAnsi="Times New Roman" w:cs="Times New Roman"/>
@@ -569,8 +589,85 @@
           <w:sz w:val="28"/>
           <w:szCs w:val="28"/>
         </w:rPr>
-        <w:tab/>
-        <w:t>Люди часто встречаются с многочисленными барьерами во время работы, которые искажают передаваемую информацию тем или иным способом. Все эти препятствия можно классифицировать следующим образом:</w:t>
+        <w:t>Эффективное взаимодействие в международной деловой среде требует не только профессиональной компетентности, но и строгого соблюдения универсальных и локальных норм поведения. Культура международного общения немыслима без учета национальных особенностей, традиций и делового протокола, сложившегося в каждой конкретной стране. Соблюдение этих правил способствует установлению доверительных отношений, укреплению репутации и достижению взаимовыгодных результатов.</w:t>
+      </w:r>
+    </w:p>
+    <w:p>
+      <w:pPr>
+        <w:spacing w:after="0" w:line="360" w:lineRule="auto"/>
+        <w:ind w:firstLine="708"/>
+        <w:jc w:val="both"/>
+        <w:rPr>
+          <w:rFonts w:ascii="Times New Roman" w:hAnsi="Times New Roman" w:cs="Times New Roman"/>
+          <w:sz w:val="28"/>
+          <w:szCs w:val="28"/>
+        </w:rPr>
+      </w:pPr>
+      <w:r>
+        <w:rPr>
+          <w:rFonts w:ascii="Times New Roman" w:hAnsi="Times New Roman" w:cs="Times New Roman"/>
+          <w:sz w:val="28"/>
+          <w:szCs w:val="28"/>
+        </w:rPr>
+        <w:t>В международном бизнесе важно демонстрировать уважение к партнерам, их культурным ценностям и сложившимся нормам взаимодействия. Даже если какие-то обычаи кажутся непривычными, интересы дела должны быть выше личных предпочтений.</w:t>
+      </w:r>
+    </w:p>
+    <w:p>
+      <w:pPr>
+        <w:spacing w:after="0" w:line="360" w:lineRule="auto"/>
+        <w:ind w:firstLine="708"/>
+        <w:jc w:val="both"/>
+        <w:rPr>
+          <w:rFonts w:ascii="Times New Roman" w:hAnsi="Times New Roman" w:cs="Times New Roman"/>
+          <w:sz w:val="28"/>
+          <w:szCs w:val="28"/>
+        </w:rPr>
+      </w:pPr>
+      <w:r>
+        <w:rPr>
+          <w:rFonts w:ascii="Times New Roman" w:hAnsi="Times New Roman" w:cs="Times New Roman"/>
+          <w:sz w:val="28"/>
+          <w:szCs w:val="28"/>
+        </w:rPr>
+        <w:t>Особое значение в международном общении имеет вербальный и невербальный этикет. Незнание культурных особенностей может привести к недопониманию и сорвать перспективные сделки. Деловой этикет требует тщательной подготовки к международным переговорам, изучения не только языка, но и специфики поведения, принятой в стране партнера.</w:t>
+      </w:r>
+    </w:p>
+    <w:p>
+      <w:pPr>
+        <w:spacing w:after="0" w:line="360" w:lineRule="auto"/>
+        <w:jc w:val="both"/>
+        <w:rPr>
+          <w:rFonts w:ascii="Times New Roman" w:hAnsi="Times New Roman" w:cs="Times New Roman"/>
+          <w:sz w:val="28"/>
+          <w:szCs w:val="28"/>
+        </w:rPr>
+      </w:pPr>
+      <w:r>
+        <w:rPr>
+          <w:rFonts w:ascii="Times New Roman" w:hAnsi="Times New Roman" w:cs="Times New Roman"/>
+          <w:sz w:val="28"/>
+          <w:szCs w:val="28"/>
+        </w:rPr>
+        <w:t>Ключевые правила международного делового общения:</w:t>
+      </w:r>
+    </w:p>
+    <w:p>
+      <w:pPr>
+        <w:spacing w:after="0" w:line="360" w:lineRule="auto"/>
+        <w:jc w:val="both"/>
+        <w:rPr>
+          <w:rFonts w:ascii="Times New Roman" w:hAnsi="Times New Roman" w:cs="Times New Roman"/>
+          <w:sz w:val="28"/>
+          <w:szCs w:val="28"/>
+        </w:rPr>
+      </w:pPr>
+      <w:r>
+        <w:rPr>
+          <w:rFonts w:ascii="Times New Roman" w:hAnsi="Times New Roman" w:cs="Times New Roman"/>
+          <w:sz w:val="28"/>
+          <w:szCs w:val="28"/>
+        </w:rPr>
+        <w:t>• Изучение культурных особенностей:</w:t>
       </w:r>
     </w:p>
     <w:p>
@@ -578,7 +675,7 @@
         <w:pStyle w:val="a9"/>
         <w:numPr>
           <w:ilvl w:val="0"/>
-          <w:numId w:val="19"/>
+          <w:numId w:val="34"/>
         </w:numPr>
         <w:spacing w:after="0" w:line="360" w:lineRule="auto"/>
         <w:jc w:val="both"/>
@@ -594,176 +691,7 @@
           <w:sz w:val="28"/>
           <w:szCs w:val="28"/>
         </w:rPr>
-        <w:t>Физические (или организационные) препятствия</w:t>
-      </w:r>
-    </w:p>
-    <w:p>
-      <w:pPr>
-        <w:spacing w:after="0" w:line="360" w:lineRule="auto"/>
-        <w:ind w:firstLine="708"/>
-        <w:jc w:val="both"/>
-        <w:rPr>
-          <w:rFonts w:ascii="Times New Roman" w:hAnsi="Times New Roman" w:cs="Times New Roman"/>
-          <w:sz w:val="28"/>
-          <w:szCs w:val="28"/>
-        </w:rPr>
-      </w:pPr>
-      <w:r>
-        <w:rPr>
-          <w:rFonts w:ascii="Times New Roman" w:hAnsi="Times New Roman" w:cs="Times New Roman"/>
-          <w:sz w:val="28"/>
-          <w:szCs w:val="28"/>
-        </w:rPr>
-        <w:t>Это внешние, объективные помехи, связанные с окружающей средой и организацией работы.</w:t>
-      </w:r>
-    </w:p>
-    <w:p>
-      <w:pPr>
-        <w:numPr>
-          <w:ilvl w:val="0"/>
-          <w:numId w:val="14"/>
-        </w:numPr>
-        <w:spacing w:after="0" w:line="360" w:lineRule="auto"/>
-        <w:jc w:val="both"/>
-        <w:rPr>
-          <w:rFonts w:ascii="Times New Roman" w:hAnsi="Times New Roman" w:cs="Times New Roman"/>
-          <w:sz w:val="28"/>
-          <w:szCs w:val="28"/>
-        </w:rPr>
-      </w:pPr>
-      <w:r>
-        <w:rPr>
-          <w:rFonts w:ascii="Times New Roman" w:hAnsi="Times New Roman" w:cs="Times New Roman"/>
-          <w:sz w:val="28"/>
-          <w:szCs w:val="28"/>
-        </w:rPr>
-        <w:t>Шум: Буквальный</w:t>
-      </w:r>
-      <w:r>
-        <w:rPr>
-          <w:rFonts w:ascii="Times New Roman" w:hAnsi="Times New Roman" w:cs="Times New Roman"/>
-          <w:sz w:val="28"/>
-          <w:szCs w:val="28"/>
-        </w:rPr>
-        <w:t xml:space="preserve"> </w:t>
-      </w:r>
-      <w:r>
-        <w:rPr>
-          <w:rFonts w:ascii="Times New Roman" w:hAnsi="Times New Roman" w:cs="Times New Roman"/>
-          <w:sz w:val="28"/>
-          <w:szCs w:val="28"/>
-        </w:rPr>
-        <w:t>или «информационный» шум</w:t>
-      </w:r>
-      <w:r>
-        <w:rPr>
-          <w:rFonts w:ascii="Times New Roman" w:hAnsi="Times New Roman" w:cs="Times New Roman"/>
-          <w:sz w:val="28"/>
-          <w:szCs w:val="28"/>
-        </w:rPr>
-        <w:t>.</w:t>
-      </w:r>
-      <w:r>
-        <w:rPr>
-          <w:rFonts w:ascii="Times New Roman" w:hAnsi="Times New Roman" w:cs="Times New Roman"/>
-          <w:sz w:val="28"/>
-          <w:szCs w:val="28"/>
-        </w:rPr>
-        <w:t xml:space="preserve"> </w:t>
-      </w:r>
-      <w:r>
-        <w:rPr>
-          <w:rFonts w:ascii="Times New Roman" w:hAnsi="Times New Roman" w:cs="Times New Roman"/>
-          <w:sz w:val="28"/>
-          <w:szCs w:val="28"/>
-        </w:rPr>
-        <w:t>Например,</w:t>
-      </w:r>
-      <w:r>
-        <w:rPr>
-          <w:rFonts w:ascii="Times New Roman" w:hAnsi="Times New Roman" w:cs="Times New Roman"/>
-          <w:sz w:val="28"/>
-          <w:szCs w:val="28"/>
-        </w:rPr>
-        <w:t> </w:t>
-      </w:r>
-      <w:r>
-        <w:rPr>
-          <w:rFonts w:ascii="Times New Roman" w:hAnsi="Times New Roman" w:cs="Times New Roman"/>
-          <w:sz w:val="28"/>
-          <w:szCs w:val="28"/>
-        </w:rPr>
-        <w:t>с</w:t>
-      </w:r>
-      <w:r>
-        <w:rPr>
-          <w:rFonts w:ascii="Times New Roman" w:hAnsi="Times New Roman" w:cs="Times New Roman"/>
-          <w:sz w:val="28"/>
-          <w:szCs w:val="28"/>
-        </w:rPr>
-        <w:t>отрудник не может расслышать важные детали во время конференц-звонка из-за некачественной связи и фоновых помех.</w:t>
-      </w:r>
-    </w:p>
-    <w:p>
-      <w:pPr>
-        <w:numPr>
-          <w:ilvl w:val="0"/>
-          <w:numId w:val="14"/>
-        </w:numPr>
-        <w:spacing w:after="0" w:line="360" w:lineRule="auto"/>
-        <w:jc w:val="both"/>
-        <w:rPr>
-          <w:rFonts w:ascii="Times New Roman" w:hAnsi="Times New Roman" w:cs="Times New Roman"/>
-          <w:sz w:val="28"/>
-          <w:szCs w:val="28"/>
-        </w:rPr>
-      </w:pPr>
-      <w:r>
-        <w:rPr>
-          <w:rFonts w:ascii="Times New Roman" w:hAnsi="Times New Roman" w:cs="Times New Roman"/>
-          <w:sz w:val="28"/>
-          <w:szCs w:val="28"/>
-        </w:rPr>
-        <w:t>Расстояние и время: Географическая разобщенность сотрудников, работа в разных часовых поясах, задержки в получении сообщений.</w:t>
-      </w:r>
-      <w:r>
-        <w:rPr>
-          <w:rFonts w:ascii="Times New Roman" w:hAnsi="Times New Roman" w:cs="Times New Roman"/>
-          <w:sz w:val="28"/>
-          <w:szCs w:val="28"/>
-        </w:rPr>
-        <w:t xml:space="preserve"> Так, р</w:t>
-      </w:r>
-      <w:r>
-        <w:rPr>
-          <w:rFonts w:ascii="Times New Roman" w:hAnsi="Times New Roman" w:cs="Times New Roman"/>
-          <w:sz w:val="28"/>
-          <w:szCs w:val="28"/>
-        </w:rPr>
-        <w:t>азница во времени между офисами в Москве и Владивостоке приводит к постоянным задержкам в ответах на срочные запросы.</w:t>
-      </w:r>
-    </w:p>
-    <w:p>
-      <w:pPr>
-        <w:numPr>
-          <w:ilvl w:val="0"/>
-          <w:numId w:val="14"/>
-        </w:numPr>
-        <w:spacing w:after="0" w:line="360" w:lineRule="auto"/>
-        <w:jc w:val="both"/>
-        <w:rPr>
-          <w:rFonts w:ascii="Times New Roman" w:hAnsi="Times New Roman" w:cs="Times New Roman"/>
-          <w:sz w:val="28"/>
-          <w:szCs w:val="28"/>
-        </w:rPr>
-      </w:pPr>
-      <w:r>
-        <w:rPr>
-          <w:rFonts w:ascii="Times New Roman" w:hAnsi="Times New Roman" w:cs="Times New Roman"/>
-          <w:sz w:val="28"/>
-          <w:szCs w:val="28"/>
-        </w:rPr>
-        <w:t>Технические неполадки: Сбои в работе электронной почты, мессенджеров, видео-платформ.</w:t>
+        <w:t>Исследуйте традиции, историю и менталитет страны-партнера</w:t>
       </w:r>
     </w:p>
     <w:p>
@@ -771,7 +699,7 @@
         <w:pStyle w:val="a9"/>
         <w:numPr>
           <w:ilvl w:val="0"/>
-          <w:numId w:val="19"/>
+          <w:numId w:val="34"/>
         </w:numPr>
         <w:spacing w:after="0" w:line="360" w:lineRule="auto"/>
         <w:jc w:val="both"/>
@@ -787,111 +715,7 @@
           <w:sz w:val="28"/>
           <w:szCs w:val="28"/>
         </w:rPr>
-        <w:t>Семантические (языковые) барьеры</w:t>
-      </w:r>
-    </w:p>
-    <w:p>
-      <w:pPr>
-        <w:spacing w:after="0" w:line="360" w:lineRule="auto"/>
-        <w:jc w:val="both"/>
-        <w:rPr>
-          <w:rFonts w:ascii="Times New Roman" w:hAnsi="Times New Roman" w:cs="Times New Roman"/>
-          <w:sz w:val="28"/>
-          <w:szCs w:val="28"/>
-        </w:rPr>
-      </w:pPr>
-      <w:r>
-        <w:rPr>
-          <w:rFonts w:ascii="Times New Roman" w:hAnsi="Times New Roman" w:cs="Times New Roman"/>
-          <w:sz w:val="28"/>
-          <w:szCs w:val="28"/>
-        </w:rPr>
-        <w:t>Связаны с кодированием и декодированием сообщения, когда слова и символы имеют разное значение для отправителя и получателя.</w:t>
-      </w:r>
-    </w:p>
-    <w:p>
-      <w:pPr>
-        <w:numPr>
-          <w:ilvl w:val="0"/>
-          <w:numId w:val="15"/>
-        </w:numPr>
-        <w:spacing w:after="0" w:line="360" w:lineRule="auto"/>
-        <w:jc w:val="both"/>
-        <w:rPr>
-          <w:rFonts w:ascii="Times New Roman" w:hAnsi="Times New Roman" w:cs="Times New Roman"/>
-          <w:sz w:val="28"/>
-          <w:szCs w:val="28"/>
-        </w:rPr>
-      </w:pPr>
-      <w:r>
-        <w:rPr>
-          <w:rFonts w:ascii="Times New Roman" w:hAnsi="Times New Roman" w:cs="Times New Roman"/>
-          <w:sz w:val="28"/>
-          <w:szCs w:val="28"/>
-        </w:rPr>
-        <w:t>Жаргон и профессиональная терминология: Использование узкоспециальных терминов, непонятных сотрудникам из других отделов.</w:t>
-      </w:r>
-    </w:p>
-    <w:p>
-      <w:pPr>
-        <w:numPr>
-          <w:ilvl w:val="0"/>
-          <w:numId w:val="15"/>
-        </w:numPr>
-        <w:spacing w:after="0" w:line="360" w:lineRule="auto"/>
-        <w:jc w:val="both"/>
-        <w:rPr>
-          <w:rFonts w:ascii="Times New Roman" w:hAnsi="Times New Roman" w:cs="Times New Roman"/>
-          <w:sz w:val="28"/>
-          <w:szCs w:val="28"/>
-        </w:rPr>
-      </w:pPr>
-      <w:r>
-        <w:rPr>
-          <w:rFonts w:ascii="Times New Roman" w:hAnsi="Times New Roman" w:cs="Times New Roman"/>
-          <w:sz w:val="28"/>
-          <w:szCs w:val="28"/>
-        </w:rPr>
-        <w:t>Многозначность слов: Одно и то же слово может трактоваться по-разному.</w:t>
-      </w:r>
-    </w:p>
-    <w:p>
-      <w:pPr>
-        <w:numPr>
-          <w:ilvl w:val="0"/>
-          <w:numId w:val="15"/>
-        </w:numPr>
-        <w:spacing w:after="0" w:line="360" w:lineRule="auto"/>
-        <w:jc w:val="both"/>
-        <w:rPr>
-          <w:rFonts w:ascii="Times New Roman" w:hAnsi="Times New Roman" w:cs="Times New Roman"/>
-          <w:sz w:val="28"/>
-          <w:szCs w:val="28"/>
-        </w:rPr>
-      </w:pPr>
-      <w:r>
-        <w:rPr>
-          <w:rFonts w:ascii="Times New Roman" w:hAnsi="Times New Roman" w:cs="Times New Roman"/>
-          <w:sz w:val="28"/>
-          <w:szCs w:val="28"/>
-        </w:rPr>
-        <w:t>Языковые</w:t>
-      </w:r>
-      <w:r>
-        <w:rPr>
-          <w:rFonts w:ascii="Times New Roman" w:hAnsi="Times New Roman" w:cs="Times New Roman"/>
-          <w:sz w:val="28"/>
-          <w:szCs w:val="28"/>
-        </w:rPr>
-        <w:t xml:space="preserve"> и культурные</w:t>
-      </w:r>
-      <w:r>
-        <w:rPr>
-          <w:rFonts w:ascii="Times New Roman" w:hAnsi="Times New Roman" w:cs="Times New Roman"/>
-          <w:sz w:val="28"/>
-          <w:szCs w:val="28"/>
-        </w:rPr>
-        <w:t xml:space="preserve"> различия: Работа в мультинациональной среде, где сотрудники говорят на разных языках или используют разные культурные коды.</w:t>
+        <w:t>Учитывайте религиозные и социальные нормы поведения</w:t>
       </w:r>
     </w:p>
     <w:p>
@@ -899,7 +723,7 @@
         <w:pStyle w:val="a9"/>
         <w:numPr>
           <w:ilvl w:val="0"/>
-          <w:numId w:val="19"/>
+          <w:numId w:val="34"/>
         </w:numPr>
         <w:spacing w:after="0" w:line="360" w:lineRule="auto"/>
         <w:jc w:val="both"/>
@@ -915,7 +739,7 @@
           <w:sz w:val="28"/>
           <w:szCs w:val="28"/>
         </w:rPr>
-        <w:t>Психологические (личностные) барьеры</w:t>
+        <w:t>Проявляйте уважение к национальной идентичности</w:t>
       </w:r>
     </w:p>
     <w:p>
@@ -934,100 +758,7 @@
           <w:sz w:val="28"/>
           <w:szCs w:val="28"/>
         </w:rPr>
-        <w:lastRenderedPageBreak/>
-        <w:t>Связаны с индивидуальными особенностями людей, их эмоциональным состоянием и восприятием.</w:t>
-      </w:r>
-    </w:p>
-    <w:p>
-      <w:pPr>
-        <w:numPr>
-          <w:ilvl w:val="0"/>
-          <w:numId w:val="16"/>
-        </w:numPr>
-        <w:spacing w:after="0" w:line="360" w:lineRule="auto"/>
-        <w:jc w:val="both"/>
-        <w:rPr>
-          <w:rFonts w:ascii="Times New Roman" w:hAnsi="Times New Roman" w:cs="Times New Roman"/>
-          <w:sz w:val="28"/>
-          <w:szCs w:val="28"/>
-        </w:rPr>
-      </w:pPr>
-      <w:r>
-        <w:rPr>
-          <w:rFonts w:ascii="Times New Roman" w:hAnsi="Times New Roman" w:cs="Times New Roman"/>
-          <w:sz w:val="28"/>
-          <w:szCs w:val="28"/>
-        </w:rPr>
-        <w:t>Эмоциональное состояние: Стресс, гнев, усталость или предвзятость сильно влияют на то, как мы передаем и интерпретируем информацию.</w:t>
-      </w:r>
-    </w:p>
-    <w:p>
-      <w:pPr>
-        <w:numPr>
-          <w:ilvl w:val="0"/>
-          <w:numId w:val="16"/>
-        </w:numPr>
-        <w:spacing w:after="0" w:line="360" w:lineRule="auto"/>
-        <w:jc w:val="both"/>
-        <w:rPr>
-          <w:rFonts w:ascii="Times New Roman" w:hAnsi="Times New Roman" w:cs="Times New Roman"/>
-          <w:sz w:val="28"/>
-          <w:szCs w:val="28"/>
-        </w:rPr>
-      </w:pPr>
-      <w:r>
-        <w:rPr>
-          <w:rFonts w:ascii="Times New Roman" w:hAnsi="Times New Roman" w:cs="Times New Roman"/>
-          <w:sz w:val="28"/>
-          <w:szCs w:val="28"/>
-        </w:rPr>
-        <w:t>Стереотипы и предубеждения: Заранее сложившееся мнение о человеке или группе искажает восприятие их сообщений.</w:t>
-      </w:r>
-    </w:p>
-    <w:p>
-      <w:pPr>
-        <w:numPr>
-          <w:ilvl w:val="0"/>
-          <w:numId w:val="16"/>
-        </w:numPr>
-        <w:spacing w:after="0" w:line="360" w:lineRule="auto"/>
-        <w:jc w:val="both"/>
-        <w:rPr>
-          <w:rFonts w:ascii="Times New Roman" w:hAnsi="Times New Roman" w:cs="Times New Roman"/>
-          <w:sz w:val="28"/>
-          <w:szCs w:val="28"/>
-        </w:rPr>
-      </w:pPr>
-      <w:r>
-        <w:rPr>
-          <w:rFonts w:ascii="Times New Roman" w:hAnsi="Times New Roman" w:cs="Times New Roman"/>
-          <w:sz w:val="28"/>
-          <w:szCs w:val="28"/>
-        </w:rPr>
-        <w:t>Фильтрация: Сознательное искажение или утаивание информации в зависимости от целей коммуникатора.</w:t>
-      </w:r>
-    </w:p>
-    <w:p>
-      <w:pPr>
-        <w:numPr>
-          <w:ilvl w:val="0"/>
-          <w:numId w:val="16"/>
-        </w:numPr>
-        <w:spacing w:after="0" w:line="360" w:lineRule="auto"/>
-        <w:jc w:val="both"/>
-        <w:rPr>
-          <w:rFonts w:ascii="Times New Roman" w:hAnsi="Times New Roman" w:cs="Times New Roman"/>
-          <w:sz w:val="28"/>
-          <w:szCs w:val="28"/>
-        </w:rPr>
-      </w:pPr>
-      <w:r>
-        <w:rPr>
-          <w:rFonts w:ascii="Times New Roman" w:hAnsi="Times New Roman" w:cs="Times New Roman"/>
-          <w:sz w:val="28"/>
-          <w:szCs w:val="28"/>
-        </w:rPr>
-        <w:t>Разный статус и боязнь начальства: Подчиненные могут бояться задавать уточняющие вопросы или сообщать плохие новости, чтобы не показаться некомпетентными.</w:t>
+        <w:t>• Соблюдение протокола встреч:</w:t>
       </w:r>
     </w:p>
     <w:p>
@@ -1035,7 +766,7 @@
         <w:pStyle w:val="a9"/>
         <w:numPr>
           <w:ilvl w:val="0"/>
-          <w:numId w:val="19"/>
+          <w:numId w:val="33"/>
         </w:numPr>
         <w:spacing w:after="0" w:line="360" w:lineRule="auto"/>
         <w:jc w:val="both"/>
@@ -1051,72 +782,7 @@
           <w:sz w:val="28"/>
           <w:szCs w:val="28"/>
         </w:rPr>
-        <w:t>Социально-культурные барьеры</w:t>
-      </w:r>
-    </w:p>
-    <w:p>
-      <w:pPr>
-        <w:spacing w:after="0" w:line="360" w:lineRule="auto"/>
-        <w:jc w:val="both"/>
-        <w:rPr>
-          <w:rFonts w:ascii="Times New Roman" w:hAnsi="Times New Roman" w:cs="Times New Roman"/>
-          <w:sz w:val="28"/>
-          <w:szCs w:val="28"/>
-        </w:rPr>
-      </w:pPr>
-      <w:r>
-        <w:rPr>
-          <w:rFonts w:ascii="Times New Roman" w:hAnsi="Times New Roman" w:cs="Times New Roman"/>
-          <w:sz w:val="28"/>
-          <w:szCs w:val="28"/>
-        </w:rPr>
-        <w:t>Обусловлены различиями в ценностях, нормах поведения, традициях и деловом этикете.</w:t>
-      </w:r>
-    </w:p>
-    <w:p>
-      <w:pPr>
-        <w:numPr>
-          <w:ilvl w:val="0"/>
-          <w:numId w:val="17"/>
-        </w:numPr>
-        <w:spacing w:after="0" w:line="360" w:lineRule="auto"/>
-        <w:jc w:val="both"/>
-        <w:rPr>
-          <w:rFonts w:ascii="Times New Roman" w:hAnsi="Times New Roman" w:cs="Times New Roman"/>
-          <w:sz w:val="28"/>
-          <w:szCs w:val="28"/>
-        </w:rPr>
-      </w:pPr>
-      <w:r>
-        <w:rPr>
-          <w:rFonts w:ascii="Times New Roman" w:hAnsi="Times New Roman" w:cs="Times New Roman"/>
-          <w:sz w:val="28"/>
-          <w:szCs w:val="28"/>
-        </w:rPr>
-        <w:t>Культурные различия: Разное понимание дистанции власти, отношения ко времени, допустимой прямоты в общении.</w:t>
-      </w:r>
-    </w:p>
-    <w:p>
-      <w:pPr>
-        <w:numPr>
-          <w:ilvl w:val="0"/>
-          <w:numId w:val="17"/>
-        </w:numPr>
-        <w:spacing w:after="0" w:line="360" w:lineRule="auto"/>
-        <w:jc w:val="both"/>
-        <w:rPr>
-          <w:rFonts w:ascii="Times New Roman" w:hAnsi="Times New Roman" w:cs="Times New Roman"/>
-          <w:sz w:val="28"/>
-          <w:szCs w:val="28"/>
-        </w:rPr>
-      </w:pPr>
-      <w:r>
-        <w:rPr>
-          <w:rFonts w:ascii="Times New Roman" w:hAnsi="Times New Roman" w:cs="Times New Roman"/>
-          <w:sz w:val="28"/>
-          <w:szCs w:val="28"/>
-        </w:rPr>
-        <w:t>Организационная культура: В одной компании принято открытое и неформальное общение, в другой — строгое следование иерархии и протоколу.</w:t>
+        <w:t>Всегда приходите вовремя — пунктуальность ценится в большинстве деловых культур</w:t>
       </w:r>
     </w:p>
     <w:p>
@@ -1124,7 +790,7 @@
         <w:pStyle w:val="a9"/>
         <w:numPr>
           <w:ilvl w:val="0"/>
-          <w:numId w:val="19"/>
+          <w:numId w:val="33"/>
         </w:numPr>
         <w:spacing w:after="0" w:line="360" w:lineRule="auto"/>
         <w:jc w:val="both"/>
@@ -1140,33 +806,15 @@
           <w:sz w:val="28"/>
           <w:szCs w:val="28"/>
         </w:rPr>
-        <w:t>Организационные (структурные) барьеры</w:t>
-      </w:r>
-    </w:p>
-    <w:p>
-      <w:pPr>
-        <w:spacing w:after="0" w:line="360" w:lineRule="auto"/>
-        <w:jc w:val="both"/>
-        <w:rPr>
-          <w:rFonts w:ascii="Times New Roman" w:hAnsi="Times New Roman" w:cs="Times New Roman"/>
-          <w:sz w:val="28"/>
-          <w:szCs w:val="28"/>
-        </w:rPr>
-      </w:pPr>
-      <w:r>
-        <w:rPr>
-          <w:rFonts w:ascii="Times New Roman" w:hAnsi="Times New Roman" w:cs="Times New Roman"/>
-          <w:sz w:val="28"/>
-          <w:szCs w:val="28"/>
-        </w:rPr>
-        <w:t>Связаны с системой и структурой самой организации.</w:t>
-      </w:r>
-    </w:p>
-    <w:p>
-      <w:pPr>
+        <w:t>Тщательно готовьтесь к переговорам, изучая всех участников встречи</w:t>
+      </w:r>
+    </w:p>
+    <w:p>
+      <w:pPr>
+        <w:pStyle w:val="a9"/>
         <w:numPr>
           <w:ilvl w:val="0"/>
-          <w:numId w:val="18"/>
+          <w:numId w:val="33"/>
         </w:numPr>
         <w:spacing w:after="0" w:line="360" w:lineRule="auto"/>
         <w:jc w:val="both"/>
@@ -1182,30 +830,35 @@
           <w:sz w:val="28"/>
           <w:szCs w:val="28"/>
         </w:rPr>
-        <w:t>Иерархия и многоуровневость:</w:t>
-      </w:r>
-      <w:r>
-        <w:rPr>
-          <w:rFonts w:ascii="Times New Roman" w:hAnsi="Times New Roman" w:cs="Times New Roman"/>
-          <w:sz w:val="28"/>
-          <w:szCs w:val="28"/>
-        </w:rPr>
-        <w:t xml:space="preserve"> </w:t>
-      </w:r>
-      <w:r>
-        <w:rPr>
-          <w:rFonts w:ascii="Times New Roman" w:hAnsi="Times New Roman" w:cs="Times New Roman"/>
-          <w:sz w:val="28"/>
-          <w:szCs w:val="28"/>
-        </w:rPr>
-        <w:t>Чем больше уровней в организационной структуре, тем выше вероятность искажения информации при ее передаче «сверху вниз» или «снизу вверх».</w:t>
-      </w:r>
-    </w:p>
-    <w:p>
-      <w:pPr>
+        <w:t>Соблюдайте иерархию и правильно представляйте членов делегации</w:t>
+      </w:r>
+    </w:p>
+    <w:p>
+      <w:pPr>
+        <w:spacing w:after="0" w:line="360" w:lineRule="auto"/>
+        <w:jc w:val="both"/>
+        <w:rPr>
+          <w:rFonts w:ascii="Times New Roman" w:hAnsi="Times New Roman" w:cs="Times New Roman"/>
+          <w:sz w:val="28"/>
+          <w:szCs w:val="28"/>
+        </w:rPr>
+      </w:pPr>
+      <w:r>
+        <w:rPr>
+          <w:rFonts w:ascii="Times New Roman" w:hAnsi="Times New Roman" w:cs="Times New Roman"/>
+          <w:sz w:val="28"/>
+          <w:szCs w:val="28"/>
+        </w:rPr>
+        <w:lastRenderedPageBreak/>
+        <w:t>• Межкультурная коммуникация:</w:t>
+      </w:r>
+    </w:p>
+    <w:p>
+      <w:pPr>
+        <w:pStyle w:val="a9"/>
         <w:numPr>
           <w:ilvl w:val="0"/>
-          <w:numId w:val="18"/>
+          <w:numId w:val="32"/>
         </w:numPr>
         <w:spacing w:after="0" w:line="360" w:lineRule="auto"/>
         <w:jc w:val="both"/>
@@ -1221,160 +874,15 @@
           <w:sz w:val="28"/>
           <w:szCs w:val="28"/>
         </w:rPr>
-        <w:t>Неудовлетворительная организационная политика: Отсутствие четких каналов коммуникации, регламентов совещаний и правил документооборота.</w:t>
-      </w:r>
-    </w:p>
-    <w:p>
-      <w:pPr>
-        <w:spacing w:after="0" w:line="360" w:lineRule="auto"/>
-        <w:jc w:val="both"/>
-        <w:rPr>
-          <w:rFonts w:ascii="Times New Roman" w:hAnsi="Times New Roman" w:cs="Times New Roman"/>
-          <w:sz w:val="28"/>
-          <w:szCs w:val="28"/>
-        </w:rPr>
-      </w:pPr>
-      <w:r>
-        <w:rPr>
-          <w:rFonts w:ascii="Times New Roman" w:hAnsi="Times New Roman" w:cs="Times New Roman"/>
-          <w:sz w:val="28"/>
-          <w:szCs w:val="28"/>
-        </w:rPr>
-        <w:t xml:space="preserve">2. На основе вашего анализа препятствий эффективной коммуникации, предложите подходы и методы, которые могут помочь в ликвидации выявленных барьеров. Напишите подробный план действий. </w:t>
-      </w:r>
-    </w:p>
-    <w:p>
-      <w:pPr>
-        <w:spacing w:after="0" w:line="360" w:lineRule="auto"/>
-        <w:jc w:val="both"/>
-        <w:rPr>
-          <w:rFonts w:ascii="Times New Roman" w:hAnsi="Times New Roman" w:cs="Times New Roman"/>
-          <w:sz w:val="28"/>
-          <w:szCs w:val="28"/>
-        </w:rPr>
-      </w:pPr>
-      <w:r>
-        <w:rPr>
-          <w:rFonts w:ascii="Times New Roman" w:hAnsi="Times New Roman" w:cs="Times New Roman"/>
-          <w:sz w:val="28"/>
-          <w:szCs w:val="28"/>
-        </w:rPr>
-        <w:lastRenderedPageBreak/>
-        <w:t>На основе анализа препятствий эффективной коммуникации был разработан комплексный план действий, направленный на их преодоление. План основан на принципах системности, проактивности и непрерывного совершенствования.</w:t>
-      </w:r>
-      <w:r>
-        <w:rPr>
-          <w:rFonts w:ascii="Times New Roman" w:hAnsi="Times New Roman" w:cs="Times New Roman"/>
-          <w:sz w:val="28"/>
-          <w:szCs w:val="28"/>
-        </w:rPr>
-        <w:t xml:space="preserve"> Однако, для его осуществления, важно придерживаться с</w:t>
-      </w:r>
-      <w:r>
-        <w:rPr>
-          <w:rFonts w:ascii="Times New Roman" w:hAnsi="Times New Roman" w:cs="Times New Roman"/>
-          <w:sz w:val="28"/>
-          <w:szCs w:val="28"/>
-        </w:rPr>
-        <w:t>истемност</w:t>
-      </w:r>
-      <w:r>
-        <w:rPr>
-          <w:rFonts w:ascii="Times New Roman" w:hAnsi="Times New Roman" w:cs="Times New Roman"/>
-          <w:sz w:val="28"/>
-          <w:szCs w:val="28"/>
-        </w:rPr>
-        <w:t>и</w:t>
-      </w:r>
-      <w:r>
-        <w:rPr>
-          <w:rFonts w:ascii="Times New Roman" w:hAnsi="Times New Roman" w:cs="Times New Roman"/>
-          <w:sz w:val="28"/>
-          <w:szCs w:val="28"/>
-        </w:rPr>
-        <w:t xml:space="preserve"> в данном подходе, поскольку</w:t>
-      </w:r>
-      <w:r>
-        <w:rPr>
-          <w:rFonts w:ascii="Times New Roman" w:hAnsi="Times New Roman" w:cs="Times New Roman"/>
-          <w:sz w:val="28"/>
-          <w:szCs w:val="28"/>
-        </w:rPr>
-        <w:t xml:space="preserve"> </w:t>
-      </w:r>
-      <w:r>
-        <w:rPr>
-          <w:rFonts w:ascii="Times New Roman" w:hAnsi="Times New Roman" w:cs="Times New Roman"/>
-          <w:sz w:val="28"/>
-          <w:szCs w:val="28"/>
-        </w:rPr>
-        <w:t>б</w:t>
-      </w:r>
-      <w:r>
-        <w:rPr>
-          <w:rFonts w:ascii="Times New Roman" w:hAnsi="Times New Roman" w:cs="Times New Roman"/>
-          <w:sz w:val="28"/>
-          <w:szCs w:val="28"/>
-        </w:rPr>
-        <w:t>арьеры взаимосвязаны, поэтому и борьба с ними должна вестись комплексно, на всех уровнях организации</w:t>
-      </w:r>
-      <w:r>
-        <w:rPr>
-          <w:rFonts w:ascii="Times New Roman" w:hAnsi="Times New Roman" w:cs="Times New Roman"/>
-          <w:sz w:val="28"/>
-          <w:szCs w:val="28"/>
-        </w:rPr>
-        <w:t>. Также важно, чтобы в</w:t>
-      </w:r>
-      <w:r>
-        <w:rPr>
-          <w:rFonts w:ascii="Times New Roman" w:hAnsi="Times New Roman" w:cs="Times New Roman"/>
-          <w:sz w:val="28"/>
-          <w:szCs w:val="28"/>
-        </w:rPr>
-        <w:t xml:space="preserve">се инициативы регулярно </w:t>
-      </w:r>
-      <w:r>
-        <w:rPr>
-          <w:rFonts w:ascii="Times New Roman" w:hAnsi="Times New Roman" w:cs="Times New Roman"/>
-          <w:sz w:val="28"/>
-          <w:szCs w:val="28"/>
-        </w:rPr>
-        <w:t xml:space="preserve">оценивались </w:t>
-      </w:r>
-      <w:r>
-        <w:rPr>
-          <w:rFonts w:ascii="Times New Roman" w:hAnsi="Times New Roman" w:cs="Times New Roman"/>
-          <w:sz w:val="28"/>
-          <w:szCs w:val="28"/>
-        </w:rPr>
-        <w:t>на эффективность с привлечением сотрудников.</w:t>
-      </w:r>
-    </w:p>
-    <w:p>
-      <w:pPr>
-        <w:spacing w:after="0" w:line="360" w:lineRule="auto"/>
-        <w:jc w:val="both"/>
-        <w:rPr>
-          <w:rFonts w:ascii="Times New Roman" w:hAnsi="Times New Roman" w:cs="Times New Roman"/>
-          <w:sz w:val="28"/>
-          <w:szCs w:val="28"/>
-        </w:rPr>
-      </w:pPr>
-      <w:r>
-        <w:rPr>
-          <w:rFonts w:ascii="Times New Roman" w:hAnsi="Times New Roman" w:cs="Times New Roman"/>
-          <w:sz w:val="28"/>
-          <w:szCs w:val="28"/>
-        </w:rPr>
-        <w:t>Этап 1: Диагностика и анализ</w:t>
-      </w:r>
-    </w:p>
-    <w:p>
-      <w:pPr>
+        <w:t>Говорите медленно и четко, избегая сленга и идиом</w:t>
+      </w:r>
+    </w:p>
+    <w:p>
+      <w:pPr>
+        <w:pStyle w:val="a9"/>
         <w:numPr>
           <w:ilvl w:val="0"/>
-          <w:numId w:val="20"/>
+          <w:numId w:val="32"/>
         </w:numPr>
         <w:spacing w:after="0" w:line="360" w:lineRule="auto"/>
         <w:jc w:val="both"/>
@@ -1390,14 +898,15 @@
           <w:sz w:val="28"/>
           <w:szCs w:val="28"/>
         </w:rPr>
-        <w:t>Цель: Выявить ключевые барьеры, существующие в организации.</w:t>
-      </w:r>
-    </w:p>
-    <w:p>
-      <w:pPr>
+        <w:t>Изучите особенности невербального общения в конкретной культуре</w:t>
+      </w:r>
+    </w:p>
+    <w:p>
+      <w:pPr>
+        <w:pStyle w:val="a9"/>
         <w:numPr>
           <w:ilvl w:val="0"/>
-          <w:numId w:val="20"/>
+          <w:numId w:val="32"/>
         </w:numPr>
         <w:spacing w:after="0" w:line="360" w:lineRule="auto"/>
         <w:jc w:val="both"/>
@@ -1413,15 +922,11 @@
           <w:sz w:val="28"/>
           <w:szCs w:val="28"/>
         </w:rPr>
-        <w:t>Мероприятия:</w:t>
-      </w:r>
-    </w:p>
-    <w:p>
-      <w:pPr>
-        <w:numPr>
-          <w:ilvl w:val="1"/>
-          <w:numId w:val="20"/>
-        </w:numPr>
+        <w:t>Будьте осторожны с юмором — он часто не переводится на другие языки</w:t>
+      </w:r>
+    </w:p>
+    <w:p>
+      <w:pPr>
         <w:spacing w:after="0" w:line="360" w:lineRule="auto"/>
         <w:jc w:val="both"/>
         <w:rPr>
@@ -1436,111 +941,15 @@
           <w:sz w:val="28"/>
           <w:szCs w:val="28"/>
         </w:rPr>
-        <w:t>Анонимный опрос сотрудников: Провести</w:t>
-      </w:r>
-      <w:r>
-        <w:rPr>
-          <w:rFonts w:ascii="Times New Roman" w:hAnsi="Times New Roman" w:cs="Times New Roman"/>
-          <w:sz w:val="28"/>
-          <w:szCs w:val="28"/>
-        </w:rPr>
-        <w:t xml:space="preserve"> опросник </w:t>
-      </w:r>
-      <w:r>
-        <w:rPr>
-          <w:rFonts w:ascii="Times New Roman" w:hAnsi="Times New Roman" w:cs="Times New Roman"/>
-          <w:sz w:val="28"/>
-          <w:szCs w:val="28"/>
-        </w:rPr>
-        <w:t xml:space="preserve">с вопросами о том, с какими сложностями в общении они сталкиваются (непонимание задач, недостаток информации, </w:t>
-      </w:r>
-      <w:r>
-        <w:rPr>
-          <w:rFonts w:ascii="Times New Roman" w:hAnsi="Times New Roman" w:cs="Times New Roman"/>
-          <w:sz w:val="28"/>
-          <w:szCs w:val="28"/>
-        </w:rPr>
-        <w:t xml:space="preserve">конфликты </w:t>
-      </w:r>
-      <w:r>
-        <w:rPr>
-          <w:rFonts w:ascii="Times New Roman" w:hAnsi="Times New Roman" w:cs="Times New Roman"/>
-          <w:sz w:val="28"/>
-          <w:szCs w:val="28"/>
-        </w:rPr>
-        <w:t>и т.д.).</w:t>
-      </w:r>
-    </w:p>
-    <w:p>
-      <w:pPr>
-        <w:numPr>
-          <w:ilvl w:val="1"/>
-          <w:numId w:val="20"/>
-        </w:numPr>
-        <w:spacing w:after="0" w:line="360" w:lineRule="auto"/>
-        <w:jc w:val="both"/>
-        <w:rPr>
-          <w:rFonts w:ascii="Times New Roman" w:hAnsi="Times New Roman" w:cs="Times New Roman"/>
-          <w:sz w:val="28"/>
-          <w:szCs w:val="28"/>
-        </w:rPr>
-      </w:pPr>
-      <w:r>
-        <w:rPr>
-          <w:rFonts w:ascii="Times New Roman" w:hAnsi="Times New Roman" w:cs="Times New Roman"/>
-          <w:sz w:val="28"/>
-          <w:szCs w:val="28"/>
-        </w:rPr>
-        <w:t>Фокус-группы: Организовать обсуждения с представителями разных отделов и уровней иерархии для глубинного изучения проблем.</w:t>
-      </w:r>
-    </w:p>
-    <w:p>
-      <w:pPr>
-        <w:numPr>
-          <w:ilvl w:val="1"/>
-          <w:numId w:val="20"/>
-        </w:numPr>
-        <w:spacing w:after="0" w:line="360" w:lineRule="auto"/>
-        <w:jc w:val="both"/>
-        <w:rPr>
-          <w:rFonts w:ascii="Times New Roman" w:hAnsi="Times New Roman" w:cs="Times New Roman"/>
-          <w:sz w:val="28"/>
-          <w:szCs w:val="28"/>
-        </w:rPr>
-      </w:pPr>
-      <w:r>
-        <w:rPr>
-          <w:rFonts w:ascii="Times New Roman" w:hAnsi="Times New Roman" w:cs="Times New Roman"/>
-          <w:sz w:val="28"/>
-          <w:szCs w:val="28"/>
-        </w:rPr>
-        <w:t>Коммуникативный аудит: Проанализировать существующие каналы коммуникации на предмет эффективности и загруженности.</w:t>
-      </w:r>
-    </w:p>
-    <w:p>
-      <w:pPr>
-        <w:spacing w:after="0" w:line="360" w:lineRule="auto"/>
-        <w:jc w:val="both"/>
-        <w:rPr>
-          <w:rFonts w:ascii="Times New Roman" w:hAnsi="Times New Roman" w:cs="Times New Roman"/>
-          <w:sz w:val="28"/>
-          <w:szCs w:val="28"/>
-        </w:rPr>
-      </w:pPr>
-      <w:r>
-        <w:rPr>
-          <w:rFonts w:ascii="Times New Roman" w:hAnsi="Times New Roman" w:cs="Times New Roman"/>
-          <w:sz w:val="28"/>
-          <w:szCs w:val="28"/>
-        </w:rPr>
-        <w:t>Этап 2: Разработка и планирование стратегии</w:t>
-      </w:r>
-    </w:p>
-    <w:p>
-      <w:pPr>
+        <w:t>• Построение отношений:</w:t>
+      </w:r>
+    </w:p>
+    <w:p>
+      <w:pPr>
+        <w:pStyle w:val="a9"/>
         <w:numPr>
           <w:ilvl w:val="0"/>
-          <w:numId w:val="21"/>
+          <w:numId w:val="31"/>
         </w:numPr>
         <w:spacing w:after="0" w:line="360" w:lineRule="auto"/>
         <w:jc w:val="both"/>
@@ -1556,30 +965,15 @@
           <w:sz w:val="28"/>
           <w:szCs w:val="28"/>
         </w:rPr>
-        <w:t>Цель: На</w:t>
-      </w:r>
-      <w:r>
-        <w:rPr>
-          <w:rFonts w:ascii="Times New Roman" w:hAnsi="Times New Roman" w:cs="Times New Roman"/>
-          <w:sz w:val="28"/>
-          <w:szCs w:val="28"/>
-        </w:rPr>
-        <w:t xml:space="preserve"> </w:t>
-      </w:r>
-      <w:r>
-        <w:rPr>
-          <w:rFonts w:ascii="Times New Roman" w:hAnsi="Times New Roman" w:cs="Times New Roman"/>
-          <w:sz w:val="28"/>
-          <w:szCs w:val="28"/>
-        </w:rPr>
-        <w:t>основе диагностики разработать конкретные инструменты и регламенты.</w:t>
-      </w:r>
-    </w:p>
-    <w:p>
-      <w:pPr>
+        <w:t>Инвестируйте время в установление личных контактов</w:t>
+      </w:r>
+    </w:p>
+    <w:p>
+      <w:pPr>
+        <w:pStyle w:val="a9"/>
         <w:numPr>
           <w:ilvl w:val="0"/>
-          <w:numId w:val="21"/>
+          <w:numId w:val="31"/>
         </w:numPr>
         <w:spacing w:after="0" w:line="360" w:lineRule="auto"/>
         <w:jc w:val="both"/>
@@ -1595,346 +989,15 @@
           <w:sz w:val="28"/>
           <w:szCs w:val="28"/>
         </w:rPr>
-        <w:t>Мероприятия:</w:t>
-      </w:r>
-    </w:p>
-    <w:p>
-      <w:pPr>
-        <w:numPr>
-          <w:ilvl w:val="1"/>
-          <w:numId w:val="21"/>
-        </w:numPr>
-        <w:spacing w:after="0" w:line="360" w:lineRule="auto"/>
-        <w:jc w:val="both"/>
-        <w:rPr>
-          <w:rFonts w:ascii="Times New Roman" w:hAnsi="Times New Roman" w:cs="Times New Roman"/>
-          <w:sz w:val="28"/>
-          <w:szCs w:val="28"/>
-        </w:rPr>
-      </w:pPr>
-      <w:r>
-        <w:rPr>
-          <w:rFonts w:ascii="Times New Roman" w:hAnsi="Times New Roman" w:cs="Times New Roman"/>
-          <w:sz w:val="28"/>
-          <w:szCs w:val="28"/>
-        </w:rPr>
-        <w:t xml:space="preserve">Создание </w:t>
-      </w:r>
-      <w:r>
-        <w:rPr>
-          <w:rFonts w:ascii="Times New Roman" w:hAnsi="Times New Roman" w:cs="Times New Roman"/>
-          <w:sz w:val="28"/>
-          <w:szCs w:val="28"/>
-        </w:rPr>
-        <w:t>д</w:t>
-      </w:r>
-      <w:r>
-        <w:rPr>
-          <w:rFonts w:ascii="Times New Roman" w:hAnsi="Times New Roman" w:cs="Times New Roman"/>
-          <w:sz w:val="28"/>
-          <w:szCs w:val="28"/>
-        </w:rPr>
-        <w:t>окумент</w:t>
-      </w:r>
-      <w:r>
-        <w:rPr>
-          <w:rFonts w:ascii="Times New Roman" w:hAnsi="Times New Roman" w:cs="Times New Roman"/>
-          <w:sz w:val="28"/>
-          <w:szCs w:val="28"/>
-        </w:rPr>
-        <w:t>а</w:t>
-      </w:r>
-      <w:r>
-        <w:rPr>
-          <w:rFonts w:ascii="Times New Roman" w:hAnsi="Times New Roman" w:cs="Times New Roman"/>
-          <w:sz w:val="28"/>
-          <w:szCs w:val="28"/>
-        </w:rPr>
-        <w:t>, который зафиксирует</w:t>
-      </w:r>
-      <w:r>
-        <w:rPr>
-          <w:rFonts w:ascii="Times New Roman" w:hAnsi="Times New Roman" w:cs="Times New Roman"/>
-          <w:sz w:val="28"/>
-          <w:szCs w:val="28"/>
-        </w:rPr>
-        <w:t xml:space="preserve"> необходимость в</w:t>
-      </w:r>
-      <w:r>
-        <w:rPr>
-          <w:rFonts w:ascii="Times New Roman" w:hAnsi="Times New Roman" w:cs="Times New Roman"/>
-          <w:sz w:val="28"/>
-          <w:szCs w:val="28"/>
-        </w:rPr>
-        <w:t>:</w:t>
-      </w:r>
-    </w:p>
-    <w:p>
-      <w:pPr>
-        <w:numPr>
-          <w:ilvl w:val="2"/>
-          <w:numId w:val="21"/>
-        </w:numPr>
-        <w:spacing w:after="0" w:line="360" w:lineRule="auto"/>
-        <w:jc w:val="both"/>
-        <w:rPr>
-          <w:rFonts w:ascii="Times New Roman" w:hAnsi="Times New Roman" w:cs="Times New Roman"/>
-          <w:sz w:val="28"/>
-          <w:szCs w:val="28"/>
-        </w:rPr>
-      </w:pPr>
-      <w:r>
-        <w:rPr>
-          <w:rFonts w:ascii="Times New Roman" w:hAnsi="Times New Roman" w:cs="Times New Roman"/>
-          <w:sz w:val="28"/>
-          <w:szCs w:val="28"/>
-        </w:rPr>
-        <w:t>Ясност</w:t>
-      </w:r>
-      <w:r>
-        <w:rPr>
-          <w:rFonts w:ascii="Times New Roman" w:hAnsi="Times New Roman" w:cs="Times New Roman"/>
-          <w:sz w:val="28"/>
-          <w:szCs w:val="28"/>
-        </w:rPr>
-        <w:t>и</w:t>
-      </w:r>
-      <w:r>
-        <w:rPr>
-          <w:rFonts w:ascii="Times New Roman" w:hAnsi="Times New Roman" w:cs="Times New Roman"/>
-          <w:sz w:val="28"/>
-          <w:szCs w:val="28"/>
-        </w:rPr>
-        <w:t xml:space="preserve"> и простот</w:t>
-      </w:r>
-      <w:r>
-        <w:rPr>
-          <w:rFonts w:ascii="Times New Roman" w:hAnsi="Times New Roman" w:cs="Times New Roman"/>
-          <w:sz w:val="28"/>
-          <w:szCs w:val="28"/>
-        </w:rPr>
-        <w:t>е</w:t>
-      </w:r>
-      <w:r>
-        <w:rPr>
-          <w:rFonts w:ascii="Times New Roman" w:hAnsi="Times New Roman" w:cs="Times New Roman"/>
-          <w:sz w:val="28"/>
-          <w:szCs w:val="28"/>
-        </w:rPr>
-        <w:t>: Использовать понятный язык, избегая жаргона там, где он не уместен.</w:t>
-      </w:r>
-    </w:p>
-    <w:p>
-      <w:pPr>
-        <w:numPr>
-          <w:ilvl w:val="2"/>
-          <w:numId w:val="21"/>
-        </w:numPr>
-        <w:spacing w:after="0" w:line="360" w:lineRule="auto"/>
-        <w:jc w:val="both"/>
-        <w:rPr>
-          <w:rFonts w:ascii="Times New Roman" w:hAnsi="Times New Roman" w:cs="Times New Roman"/>
-          <w:sz w:val="28"/>
-          <w:szCs w:val="28"/>
-        </w:rPr>
-      </w:pPr>
-      <w:r>
-        <w:rPr>
-          <w:rFonts w:ascii="Times New Roman" w:hAnsi="Times New Roman" w:cs="Times New Roman"/>
-          <w:sz w:val="28"/>
-          <w:szCs w:val="28"/>
-        </w:rPr>
-        <w:t>Един</w:t>
-      </w:r>
-      <w:r>
-        <w:rPr>
-          <w:rFonts w:ascii="Times New Roman" w:hAnsi="Times New Roman" w:cs="Times New Roman"/>
-          <w:sz w:val="28"/>
-          <w:szCs w:val="28"/>
-        </w:rPr>
-        <w:t>ом</w:t>
-      </w:r>
-      <w:r>
-        <w:rPr>
-          <w:rFonts w:ascii="Times New Roman" w:hAnsi="Times New Roman" w:cs="Times New Roman"/>
-          <w:sz w:val="28"/>
-          <w:szCs w:val="28"/>
-        </w:rPr>
-        <w:t xml:space="preserve"> канал</w:t>
-      </w:r>
-      <w:r>
-        <w:rPr>
-          <w:rFonts w:ascii="Times New Roman" w:hAnsi="Times New Roman" w:cs="Times New Roman"/>
-          <w:sz w:val="28"/>
-          <w:szCs w:val="28"/>
-        </w:rPr>
-        <w:t>е</w:t>
-      </w:r>
-      <w:r>
-        <w:rPr>
-          <w:rFonts w:ascii="Times New Roman" w:hAnsi="Times New Roman" w:cs="Times New Roman"/>
-          <w:sz w:val="28"/>
-          <w:szCs w:val="28"/>
-        </w:rPr>
-        <w:t xml:space="preserve"> для разных типов сообщений: (e.g., срочные вопросы — мессенджер, официальные поручения — почта, обсуждения — совещания).</w:t>
-      </w:r>
-    </w:p>
-    <w:p>
-      <w:pPr>
-        <w:numPr>
-          <w:ilvl w:val="2"/>
-          <w:numId w:val="21"/>
-        </w:numPr>
-        <w:spacing w:after="0" w:line="360" w:lineRule="auto"/>
-        <w:jc w:val="both"/>
-        <w:rPr>
-          <w:rFonts w:ascii="Times New Roman" w:hAnsi="Times New Roman" w:cs="Times New Roman"/>
-          <w:sz w:val="28"/>
-          <w:szCs w:val="28"/>
-        </w:rPr>
-      </w:pPr>
-      <w:r>
-        <w:rPr>
-          <w:rFonts w:ascii="Times New Roman" w:hAnsi="Times New Roman" w:cs="Times New Roman"/>
-          <w:sz w:val="28"/>
-          <w:szCs w:val="28"/>
-        </w:rPr>
-        <w:lastRenderedPageBreak/>
-        <w:t>Правил</w:t>
-      </w:r>
-      <w:r>
-        <w:rPr>
-          <w:rFonts w:ascii="Times New Roman" w:hAnsi="Times New Roman" w:cs="Times New Roman"/>
-          <w:sz w:val="28"/>
-          <w:szCs w:val="28"/>
-        </w:rPr>
-        <w:t>ах</w:t>
-      </w:r>
-      <w:r>
-        <w:rPr>
-          <w:rFonts w:ascii="Times New Roman" w:hAnsi="Times New Roman" w:cs="Times New Roman"/>
-          <w:sz w:val="28"/>
-          <w:szCs w:val="28"/>
-        </w:rPr>
-        <w:t xml:space="preserve"> обратной связи: Обязательно подтверждать получение важных сообщений и кратко резюмировать договоренности в письменном виде.</w:t>
-      </w:r>
-    </w:p>
-    <w:p>
-      <w:pPr>
-        <w:numPr>
-          <w:ilvl w:val="1"/>
-          <w:numId w:val="21"/>
-        </w:numPr>
-        <w:spacing w:after="0" w:line="360" w:lineRule="auto"/>
-        <w:jc w:val="both"/>
-        <w:rPr>
-          <w:rFonts w:ascii="Times New Roman" w:hAnsi="Times New Roman" w:cs="Times New Roman"/>
-          <w:sz w:val="28"/>
-          <w:szCs w:val="28"/>
-        </w:rPr>
-      </w:pPr>
-      <w:r>
-        <w:rPr>
-          <w:rFonts w:ascii="Times New Roman" w:hAnsi="Times New Roman" w:cs="Times New Roman"/>
-          <w:sz w:val="28"/>
-          <w:szCs w:val="28"/>
-        </w:rPr>
-        <w:t>Разработка программ обучения:</w:t>
-      </w:r>
-    </w:p>
-    <w:p>
-      <w:pPr>
-        <w:numPr>
-          <w:ilvl w:val="2"/>
-          <w:numId w:val="21"/>
-        </w:numPr>
-        <w:spacing w:after="0" w:line="360" w:lineRule="auto"/>
-        <w:jc w:val="both"/>
-        <w:rPr>
-          <w:rFonts w:ascii="Times New Roman" w:hAnsi="Times New Roman" w:cs="Times New Roman"/>
-          <w:sz w:val="28"/>
-          <w:szCs w:val="28"/>
-        </w:rPr>
-      </w:pPr>
-      <w:r>
-        <w:rPr>
-          <w:rFonts w:ascii="Times New Roman" w:hAnsi="Times New Roman" w:cs="Times New Roman"/>
-          <w:sz w:val="28"/>
-          <w:szCs w:val="28"/>
-        </w:rPr>
-        <w:t>Тренинг «Эффективные коммуникации»: Для всех сотрудников (активное слушание, техники постановки задач, конструктивная обратная связь).</w:t>
-      </w:r>
-    </w:p>
-    <w:p>
-      <w:pPr>
-        <w:numPr>
-          <w:ilvl w:val="2"/>
-          <w:numId w:val="21"/>
-        </w:numPr>
-        <w:spacing w:after="0" w:line="360" w:lineRule="auto"/>
-        <w:jc w:val="both"/>
-        <w:rPr>
-          <w:rFonts w:ascii="Times New Roman" w:hAnsi="Times New Roman" w:cs="Times New Roman"/>
-          <w:sz w:val="28"/>
-          <w:szCs w:val="28"/>
-        </w:rPr>
-      </w:pPr>
-      <w:r>
-        <w:rPr>
-          <w:rFonts w:ascii="Times New Roman" w:hAnsi="Times New Roman" w:cs="Times New Roman"/>
-          <w:sz w:val="28"/>
-          <w:szCs w:val="28"/>
-        </w:rPr>
-        <w:t>Тренинг «Межкультурные коммуникации»: Для сотрудников, работающих в международной среде.</w:t>
-      </w:r>
-    </w:p>
-    <w:p>
-      <w:pPr>
-        <w:numPr>
-          <w:ilvl w:val="2"/>
-          <w:numId w:val="21"/>
-        </w:numPr>
-        <w:spacing w:after="0" w:line="360" w:lineRule="auto"/>
-        <w:jc w:val="both"/>
-        <w:rPr>
-          <w:rFonts w:ascii="Times New Roman" w:hAnsi="Times New Roman" w:cs="Times New Roman"/>
-          <w:sz w:val="28"/>
-          <w:szCs w:val="28"/>
-        </w:rPr>
-      </w:pPr>
-      <w:r>
-        <w:rPr>
-          <w:rFonts w:ascii="Times New Roman" w:hAnsi="Times New Roman" w:cs="Times New Roman"/>
-          <w:sz w:val="28"/>
-          <w:szCs w:val="28"/>
-        </w:rPr>
-        <w:t>Тренинг «Проведение эффективных совещаний»: Для руководителей.</w:t>
-      </w:r>
-    </w:p>
-    <w:p>
-      <w:pPr>
-        <w:spacing w:after="0" w:line="360" w:lineRule="auto"/>
-        <w:jc w:val="both"/>
-        <w:rPr>
-          <w:rFonts w:ascii="Times New Roman" w:hAnsi="Times New Roman" w:cs="Times New Roman"/>
-          <w:sz w:val="28"/>
-          <w:szCs w:val="28"/>
-        </w:rPr>
-      </w:pPr>
-      <w:r>
-        <w:rPr>
-          <w:rFonts w:ascii="Times New Roman" w:hAnsi="Times New Roman" w:cs="Times New Roman"/>
-          <w:sz w:val="28"/>
-          <w:szCs w:val="28"/>
-        </w:rPr>
-        <w:t>Этап 3: Внедрение и реализация</w:t>
-      </w:r>
-    </w:p>
-    <w:p>
-      <w:pPr>
+        <w:t>Проявляйте терпение — в некоторых культурах решения принимаются медленно</w:t>
+      </w:r>
+    </w:p>
+    <w:p>
+      <w:pPr>
+        <w:pStyle w:val="a9"/>
         <w:numPr>
           <w:ilvl w:val="0"/>
-          <w:numId w:val="22"/>
+          <w:numId w:val="31"/>
         </w:numPr>
         <w:spacing w:after="0" w:line="360" w:lineRule="auto"/>
         <w:jc w:val="both"/>
@@ -1950,14 +1013,34 @@
           <w:sz w:val="28"/>
           <w:szCs w:val="28"/>
         </w:rPr>
-        <w:t>Цель: Внедрить запланированные меры в повседневную деятельность.</w:t>
-      </w:r>
-    </w:p>
-    <w:p>
-      <w:pPr>
+        <w:t>Участвуйте в неформальных мероприятиях для укрепления доверия</w:t>
+      </w:r>
+    </w:p>
+    <w:p>
+      <w:pPr>
+        <w:spacing w:after="0" w:line="360" w:lineRule="auto"/>
+        <w:jc w:val="both"/>
+        <w:rPr>
+          <w:rFonts w:ascii="Times New Roman" w:hAnsi="Times New Roman" w:cs="Times New Roman"/>
+          <w:sz w:val="28"/>
+          <w:szCs w:val="28"/>
+        </w:rPr>
+      </w:pPr>
+      <w:r>
+        <w:rPr>
+          <w:rFonts w:ascii="Times New Roman" w:hAnsi="Times New Roman" w:cs="Times New Roman"/>
+          <w:sz w:val="28"/>
+          <w:szCs w:val="28"/>
+        </w:rPr>
+        <w:t>• Деловой этикет в общении:</w:t>
+      </w:r>
+    </w:p>
+    <w:p>
+      <w:pPr>
+        <w:pStyle w:val="a9"/>
         <w:numPr>
           <w:ilvl w:val="0"/>
-          <w:numId w:val="22"/>
+          <w:numId w:val="30"/>
         </w:numPr>
         <w:spacing w:after="0" w:line="360" w:lineRule="auto"/>
         <w:jc w:val="both"/>
@@ -1973,334 +1056,15 @@
           <w:sz w:val="28"/>
           <w:szCs w:val="28"/>
         </w:rPr>
-        <w:t>Мероприятия:</w:t>
-      </w:r>
-    </w:p>
-    <w:p>
-      <w:pPr>
-        <w:numPr>
-          <w:ilvl w:val="1"/>
-          <w:numId w:val="22"/>
-        </w:numPr>
-        <w:spacing w:after="0" w:line="360" w:lineRule="auto"/>
-        <w:jc w:val="both"/>
-        <w:rPr>
-          <w:rFonts w:ascii="Times New Roman" w:hAnsi="Times New Roman" w:cs="Times New Roman"/>
-          <w:sz w:val="28"/>
-          <w:szCs w:val="28"/>
-        </w:rPr>
-      </w:pPr>
-      <w:r>
-        <w:rPr>
-          <w:rFonts w:ascii="Times New Roman" w:hAnsi="Times New Roman" w:cs="Times New Roman"/>
-          <w:sz w:val="28"/>
-          <w:szCs w:val="28"/>
-        </w:rPr>
-        <w:t>Оптимизация форматов совещаний:</w:t>
-      </w:r>
-    </w:p>
-    <w:p>
-      <w:pPr>
-        <w:numPr>
-          <w:ilvl w:val="2"/>
-          <w:numId w:val="22"/>
-        </w:numPr>
-        <w:spacing w:after="0" w:line="360" w:lineRule="auto"/>
-        <w:jc w:val="both"/>
-        <w:rPr>
-          <w:rFonts w:ascii="Times New Roman" w:hAnsi="Times New Roman" w:cs="Times New Roman"/>
-          <w:sz w:val="28"/>
-          <w:szCs w:val="28"/>
-        </w:rPr>
-      </w:pPr>
-      <w:r>
-        <w:rPr>
-          <w:rFonts w:ascii="Times New Roman" w:hAnsi="Times New Roman" w:cs="Times New Roman"/>
-          <w:sz w:val="28"/>
-          <w:szCs w:val="28"/>
-        </w:rPr>
-        <w:t>Обязательная повестка и тайминг.</w:t>
-      </w:r>
-    </w:p>
-    <w:p>
-      <w:pPr>
-        <w:numPr>
-          <w:ilvl w:val="2"/>
-          <w:numId w:val="22"/>
-        </w:numPr>
-        <w:spacing w:after="0" w:line="360" w:lineRule="auto"/>
-        <w:jc w:val="both"/>
-        <w:rPr>
-          <w:rFonts w:ascii="Times New Roman" w:hAnsi="Times New Roman" w:cs="Times New Roman"/>
-          <w:sz w:val="28"/>
-          <w:szCs w:val="28"/>
-        </w:rPr>
-      </w:pPr>
-      <w:r>
-        <w:rPr>
-          <w:rFonts w:ascii="Times New Roman" w:hAnsi="Times New Roman" w:cs="Times New Roman"/>
-          <w:sz w:val="28"/>
-          <w:szCs w:val="28"/>
-        </w:rPr>
-        <w:t>Определение модератора и секретаря.</w:t>
-      </w:r>
-    </w:p>
-    <w:p>
-      <w:pPr>
-        <w:numPr>
-          <w:ilvl w:val="2"/>
-          <w:numId w:val="22"/>
-        </w:numPr>
-        <w:spacing w:after="0" w:line="360" w:lineRule="auto"/>
-        <w:jc w:val="both"/>
-        <w:rPr>
-          <w:rFonts w:ascii="Times New Roman" w:hAnsi="Times New Roman" w:cs="Times New Roman"/>
-          <w:sz w:val="28"/>
-          <w:szCs w:val="28"/>
-        </w:rPr>
-      </w:pPr>
-      <w:r>
-        <w:rPr>
-          <w:rFonts w:ascii="Times New Roman" w:hAnsi="Times New Roman" w:cs="Times New Roman"/>
-          <w:sz w:val="28"/>
-          <w:szCs w:val="28"/>
-        </w:rPr>
-        <w:t>Резюмирование решений и фиксация ответственных в протоколе.</w:t>
-      </w:r>
-    </w:p>
-    <w:p>
-      <w:pPr>
-        <w:numPr>
-          <w:ilvl w:val="1"/>
-          <w:numId w:val="22"/>
-        </w:numPr>
-        <w:spacing w:after="0" w:line="360" w:lineRule="auto"/>
-        <w:jc w:val="both"/>
-        <w:rPr>
-          <w:rFonts w:ascii="Times New Roman" w:hAnsi="Times New Roman" w:cs="Times New Roman"/>
-          <w:sz w:val="28"/>
-          <w:szCs w:val="28"/>
-        </w:rPr>
-      </w:pPr>
-      <w:r>
-        <w:rPr>
-          <w:rFonts w:ascii="Times New Roman" w:hAnsi="Times New Roman" w:cs="Times New Roman"/>
-          <w:sz w:val="28"/>
-          <w:szCs w:val="28"/>
-        </w:rPr>
-        <w:t>Внедрение и популяризация цифровых инструментов:</w:t>
-      </w:r>
-    </w:p>
-    <w:p>
-      <w:pPr>
-        <w:numPr>
-          <w:ilvl w:val="2"/>
-          <w:numId w:val="22"/>
-        </w:numPr>
-        <w:spacing w:after="0" w:line="360" w:lineRule="auto"/>
-        <w:jc w:val="both"/>
-        <w:rPr>
-          <w:rFonts w:ascii="Times New Roman" w:hAnsi="Times New Roman" w:cs="Times New Roman"/>
-          <w:sz w:val="28"/>
-          <w:szCs w:val="28"/>
-        </w:rPr>
-      </w:pPr>
-      <w:r>
-        <w:rPr>
-          <w:rFonts w:ascii="Times New Roman" w:hAnsi="Times New Roman" w:cs="Times New Roman"/>
-          <w:sz w:val="28"/>
-          <w:szCs w:val="28"/>
-        </w:rPr>
-        <w:t xml:space="preserve">Внедрение единой платформы для </w:t>
-      </w:r>
-      <w:r>
-        <w:rPr>
-          <w:rFonts w:ascii="Times New Roman" w:hAnsi="Times New Roman" w:cs="Times New Roman"/>
-          <w:sz w:val="28"/>
-          <w:szCs w:val="28"/>
-        </w:rPr>
-        <w:t>совместной работы</w:t>
-      </w:r>
-      <w:r>
-        <w:rPr>
-          <w:rFonts w:ascii="Times New Roman" w:hAnsi="Times New Roman" w:cs="Times New Roman"/>
-          <w:sz w:val="28"/>
-          <w:szCs w:val="28"/>
-        </w:rPr>
-        <w:t xml:space="preserve"> чтобы сократить «информационный шум» и структурировать общение.</w:t>
-      </w:r>
-    </w:p>
-    <w:p>
-      <w:pPr>
-        <w:numPr>
-          <w:ilvl w:val="2"/>
-          <w:numId w:val="22"/>
-        </w:numPr>
-        <w:spacing w:after="0" w:line="360" w:lineRule="auto"/>
-        <w:jc w:val="both"/>
-        <w:rPr>
-          <w:rFonts w:ascii="Times New Roman" w:hAnsi="Times New Roman" w:cs="Times New Roman"/>
-          <w:sz w:val="28"/>
-          <w:szCs w:val="28"/>
-        </w:rPr>
-      </w:pPr>
-      <w:r>
-        <w:rPr>
-          <w:rFonts w:ascii="Times New Roman" w:hAnsi="Times New Roman" w:cs="Times New Roman"/>
-          <w:sz w:val="28"/>
-          <w:szCs w:val="28"/>
-        </w:rPr>
-        <w:t>Создание базы знаний, где будет храниться актуальная и проверенная информация, что снизит семантические барьеры и барьеры, вызванные слухами.</w:t>
-      </w:r>
-    </w:p>
-    <w:p>
-      <w:pPr>
-        <w:numPr>
-          <w:ilvl w:val="1"/>
-          <w:numId w:val="22"/>
-        </w:numPr>
-        <w:spacing w:after="0" w:line="360" w:lineRule="auto"/>
-        <w:jc w:val="both"/>
-        <w:rPr>
-          <w:rFonts w:ascii="Times New Roman" w:hAnsi="Times New Roman" w:cs="Times New Roman"/>
-          <w:sz w:val="28"/>
-          <w:szCs w:val="28"/>
-        </w:rPr>
-      </w:pPr>
-      <w:r>
-        <w:rPr>
-          <w:rFonts w:ascii="Times New Roman" w:hAnsi="Times New Roman" w:cs="Times New Roman"/>
-          <w:sz w:val="28"/>
-          <w:szCs w:val="28"/>
-        </w:rPr>
-        <w:t>Развитие культуры открытой обратной связи:</w:t>
-      </w:r>
-    </w:p>
-    <w:p>
-      <w:pPr>
-        <w:numPr>
-          <w:ilvl w:val="2"/>
-          <w:numId w:val="22"/>
-        </w:numPr>
-        <w:spacing w:after="0" w:line="360" w:lineRule="auto"/>
-        <w:jc w:val="both"/>
-        <w:rPr>
-          <w:rFonts w:ascii="Times New Roman" w:hAnsi="Times New Roman" w:cs="Times New Roman"/>
-          <w:sz w:val="28"/>
-          <w:szCs w:val="28"/>
-        </w:rPr>
-      </w:pPr>
-      <w:r>
-        <w:rPr>
-          <w:rFonts w:ascii="Times New Roman" w:hAnsi="Times New Roman" w:cs="Times New Roman"/>
-          <w:sz w:val="28"/>
-          <w:szCs w:val="28"/>
-        </w:rPr>
-        <w:t>Внедрение регулярных встреч между руководителями и подчиненными.</w:t>
-      </w:r>
-    </w:p>
-    <w:p>
-      <w:pPr>
-        <w:numPr>
-          <w:ilvl w:val="2"/>
-          <w:numId w:val="22"/>
-        </w:numPr>
-        <w:spacing w:after="0" w:line="360" w:lineRule="auto"/>
-        <w:jc w:val="both"/>
-        <w:rPr>
-          <w:rFonts w:ascii="Times New Roman" w:hAnsi="Times New Roman" w:cs="Times New Roman"/>
-          <w:sz w:val="28"/>
-          <w:szCs w:val="28"/>
-        </w:rPr>
-      </w:pPr>
-      <w:r>
-        <w:rPr>
-          <w:rFonts w:ascii="Times New Roman" w:hAnsi="Times New Roman" w:cs="Times New Roman"/>
-          <w:sz w:val="28"/>
-          <w:szCs w:val="28"/>
-        </w:rPr>
-        <w:t>Создание системы анонимных предложений.</w:t>
-      </w:r>
-    </w:p>
-    <w:p>
-      <w:pPr>
-        <w:numPr>
-          <w:ilvl w:val="2"/>
-          <w:numId w:val="22"/>
-        </w:numPr>
-        <w:spacing w:after="0" w:line="360" w:lineRule="auto"/>
-        <w:jc w:val="both"/>
-        <w:rPr>
-          <w:rFonts w:ascii="Times New Roman" w:hAnsi="Times New Roman" w:cs="Times New Roman"/>
-          <w:sz w:val="28"/>
-          <w:szCs w:val="28"/>
-        </w:rPr>
-      </w:pPr>
-      <w:r>
-        <w:rPr>
-          <w:rFonts w:ascii="Times New Roman" w:hAnsi="Times New Roman" w:cs="Times New Roman"/>
-          <w:sz w:val="28"/>
-          <w:szCs w:val="28"/>
-        </w:rPr>
-        <w:lastRenderedPageBreak/>
-        <w:t>Проведение engagement-опросов для измерения «температуры» в коллективе.</w:t>
-      </w:r>
-    </w:p>
-    <w:p>
-      <w:pPr>
-        <w:numPr>
-          <w:ilvl w:val="1"/>
-          <w:numId w:val="22"/>
-        </w:numPr>
-        <w:spacing w:after="0" w:line="360" w:lineRule="auto"/>
-        <w:jc w:val="both"/>
-        <w:rPr>
-          <w:rFonts w:ascii="Times New Roman" w:hAnsi="Times New Roman" w:cs="Times New Roman"/>
-          <w:sz w:val="28"/>
-          <w:szCs w:val="28"/>
-        </w:rPr>
-      </w:pPr>
-      <w:r>
-        <w:rPr>
-          <w:rFonts w:ascii="Times New Roman" w:hAnsi="Times New Roman" w:cs="Times New Roman"/>
-          <w:sz w:val="28"/>
-          <w:szCs w:val="28"/>
-        </w:rPr>
-        <w:t>Работа с лидерами мнений: Привлечение неформальных лидеров к поддержке и продвижению новых коммуникационных практик.</w:t>
-      </w:r>
-    </w:p>
-    <w:p>
-      <w:pPr>
-        <w:spacing w:after="0" w:line="360" w:lineRule="auto"/>
-        <w:jc w:val="both"/>
-        <w:rPr>
-          <w:rFonts w:ascii="Times New Roman" w:hAnsi="Times New Roman" w:cs="Times New Roman"/>
-          <w:sz w:val="28"/>
-          <w:szCs w:val="28"/>
-        </w:rPr>
-      </w:pPr>
-      <w:r>
-        <w:rPr>
-          <w:rFonts w:ascii="Times New Roman" w:hAnsi="Times New Roman" w:cs="Times New Roman"/>
-          <w:sz w:val="28"/>
-          <w:szCs w:val="28"/>
-        </w:rPr>
-        <w:t xml:space="preserve">Этап 4: Мониторинг, контроль и корректировка </w:t>
-      </w:r>
-      <w:r>
-        <w:rPr>
-          <w:rFonts w:ascii="Times New Roman" w:hAnsi="Times New Roman" w:cs="Times New Roman"/>
-          <w:sz w:val="28"/>
-          <w:szCs w:val="28"/>
-        </w:rPr>
-        <w:t>на постоянной основе</w:t>
-      </w:r>
-    </w:p>
-    <w:p>
-      <w:pPr>
+        <w:t>Соблюдайте дресс-код, соответствующий местным нормам</w:t>
+      </w:r>
+    </w:p>
+    <w:p>
+      <w:pPr>
+        <w:pStyle w:val="a9"/>
         <w:numPr>
           <w:ilvl w:val="0"/>
-          <w:numId w:val="23"/>
+          <w:numId w:val="30"/>
         </w:numPr>
         <w:spacing w:after="0" w:line="360" w:lineRule="auto"/>
         <w:jc w:val="both"/>
@@ -2316,14 +1080,15 @@
           <w:sz w:val="28"/>
           <w:szCs w:val="28"/>
         </w:rPr>
-        <w:t>Цель: Обеспечить устойчивость изменений и постоянное улучшение.</w:t>
-      </w:r>
-    </w:p>
-    <w:p>
-      <w:pPr>
+        <w:t>Изучите правила вручения и получения подарков</w:t>
+      </w:r>
+    </w:p>
+    <w:p>
+      <w:pPr>
+        <w:pStyle w:val="a9"/>
         <w:numPr>
           <w:ilvl w:val="0"/>
-          <w:numId w:val="23"/>
+          <w:numId w:val="30"/>
         </w:numPr>
         <w:spacing w:after="0" w:line="360" w:lineRule="auto"/>
         <w:jc w:val="both"/>
@@ -2339,14 +1104,34 @@
           <w:sz w:val="28"/>
           <w:szCs w:val="28"/>
         </w:rPr>
-        <w:t>Мероприятия:</w:t>
-      </w:r>
-    </w:p>
-    <w:p>
-      <w:pPr>
+        <w:t>Соблюдайте субординацию и формы обращения</w:t>
+      </w:r>
+    </w:p>
+    <w:p>
+      <w:pPr>
+        <w:spacing w:after="0" w:line="360" w:lineRule="auto"/>
+        <w:jc w:val="both"/>
+        <w:rPr>
+          <w:rFonts w:ascii="Times New Roman" w:hAnsi="Times New Roman" w:cs="Times New Roman"/>
+          <w:sz w:val="28"/>
+          <w:szCs w:val="28"/>
+        </w:rPr>
+      </w:pPr>
+      <w:r>
+        <w:rPr>
+          <w:rFonts w:ascii="Times New Roman" w:hAnsi="Times New Roman" w:cs="Times New Roman"/>
+          <w:sz w:val="28"/>
+          <w:szCs w:val="28"/>
+        </w:rPr>
+        <w:t>• Профессиональное поведение:</w:t>
+      </w:r>
+    </w:p>
+    <w:p>
+      <w:pPr>
+        <w:pStyle w:val="a9"/>
         <w:numPr>
-          <w:ilvl w:val="1"/>
-          <w:numId w:val="23"/>
+          <w:ilvl w:val="0"/>
+          <w:numId w:val="29"/>
         </w:numPr>
         <w:spacing w:after="0" w:line="360" w:lineRule="auto"/>
         <w:jc w:val="both"/>
@@ -2362,14 +1147,15 @@
           <w:sz w:val="28"/>
           <w:szCs w:val="28"/>
         </w:rPr>
-        <w:t>Регулярные повторные опросы для оценки динамики.</w:t>
-      </w:r>
-    </w:p>
-    <w:p>
-      <w:pPr>
+        <w:t>Всегда сохраняйте самообладание и спокойствие</w:t>
+      </w:r>
+    </w:p>
+    <w:p>
+      <w:pPr>
+        <w:pStyle w:val="a9"/>
         <w:numPr>
-          <w:ilvl w:val="1"/>
-          <w:numId w:val="23"/>
+          <w:ilvl w:val="0"/>
+          <w:numId w:val="29"/>
         </w:numPr>
         <w:spacing w:after="0" w:line="360" w:lineRule="auto"/>
         <w:jc w:val="both"/>
@@ -2385,14 +1171,15 @@
           <w:sz w:val="28"/>
           <w:szCs w:val="28"/>
         </w:rPr>
-        <w:t>Ключевые показатели эффективности (KPI):</w:t>
-      </w:r>
-    </w:p>
-    <w:p>
-      <w:pPr>
+        <w:t>Проявляйте уважение к возрасту и статусу партнеров</w:t>
+      </w:r>
+    </w:p>
+    <w:p>
+      <w:pPr>
+        <w:pStyle w:val="a9"/>
         <w:numPr>
-          <w:ilvl w:val="2"/>
-          <w:numId w:val="23"/>
+          <w:ilvl w:val="0"/>
+          <w:numId w:val="29"/>
         </w:numPr>
         <w:spacing w:after="0" w:line="360" w:lineRule="auto"/>
         <w:jc w:val="both"/>
@@ -2408,155 +1195,8 @@
           <w:sz w:val="28"/>
           <w:szCs w:val="28"/>
         </w:rPr>
-        <w:t>Снижение количества проектов, сорванных из-за недопонимания.</w:t>
-      </w:r>
-    </w:p>
-    <w:p>
-      <w:pPr>
-        <w:numPr>
-          <w:ilvl w:val="2"/>
-          <w:numId w:val="23"/>
-        </w:numPr>
-        <w:spacing w:after="0" w:line="360" w:lineRule="auto"/>
-        <w:jc w:val="both"/>
-        <w:rPr>
-          <w:rFonts w:ascii="Times New Roman" w:hAnsi="Times New Roman" w:cs="Times New Roman"/>
-          <w:sz w:val="28"/>
-          <w:szCs w:val="28"/>
-        </w:rPr>
-      </w:pPr>
-      <w:r>
-        <w:rPr>
-          <w:rFonts w:ascii="Times New Roman" w:hAnsi="Times New Roman" w:cs="Times New Roman"/>
-          <w:sz w:val="28"/>
-          <w:szCs w:val="28"/>
-        </w:rPr>
-        <w:t>Уменьшение текучести кадров.</w:t>
-      </w:r>
-    </w:p>
-    <w:p>
-      <w:pPr>
-        <w:numPr>
-          <w:ilvl w:val="2"/>
-          <w:numId w:val="23"/>
-        </w:numPr>
-        <w:spacing w:after="0" w:line="360" w:lineRule="auto"/>
-        <w:jc w:val="both"/>
-        <w:rPr>
-          <w:rFonts w:ascii="Times New Roman" w:hAnsi="Times New Roman" w:cs="Times New Roman"/>
-          <w:sz w:val="28"/>
-          <w:szCs w:val="28"/>
-        </w:rPr>
-      </w:pPr>
-      <w:r>
-        <w:rPr>
-          <w:rFonts w:ascii="Times New Roman" w:hAnsi="Times New Roman" w:cs="Times New Roman"/>
-          <w:sz w:val="28"/>
-          <w:szCs w:val="28"/>
-        </w:rPr>
-        <w:t>Сокращение времени на согласование решений.</w:t>
-      </w:r>
-    </w:p>
-    <w:p>
-      <w:pPr>
-        <w:numPr>
-          <w:ilvl w:val="2"/>
-          <w:numId w:val="23"/>
-        </w:numPr>
-        <w:spacing w:after="0" w:line="360" w:lineRule="auto"/>
-        <w:jc w:val="both"/>
-        <w:rPr>
-          <w:rFonts w:ascii="Times New Roman" w:hAnsi="Times New Roman" w:cs="Times New Roman"/>
-          <w:sz w:val="28"/>
-          <w:szCs w:val="28"/>
-        </w:rPr>
-      </w:pPr>
-      <w:r>
-        <w:rPr>
-          <w:rFonts w:ascii="Times New Roman" w:hAnsi="Times New Roman" w:cs="Times New Roman"/>
-          <w:sz w:val="28"/>
-          <w:szCs w:val="28"/>
-        </w:rPr>
-        <w:t>Увеличение количества идей и инициатив от сотрудников.</w:t>
-      </w:r>
-    </w:p>
-    <w:p>
-      <w:pPr>
-        <w:numPr>
-          <w:ilvl w:val="1"/>
-          <w:numId w:val="23"/>
-        </w:numPr>
-        <w:spacing w:after="0" w:line="360" w:lineRule="auto"/>
-        <w:jc w:val="both"/>
-        <w:rPr>
-          <w:rFonts w:ascii="Times New Roman" w:hAnsi="Times New Roman" w:cs="Times New Roman"/>
-          <w:sz w:val="28"/>
-          <w:szCs w:val="28"/>
-        </w:rPr>
-      </w:pPr>
-      <w:r>
-        <w:rPr>
-          <w:rFonts w:ascii="Times New Roman" w:hAnsi="Times New Roman" w:cs="Times New Roman"/>
-          <w:sz w:val="28"/>
-          <w:szCs w:val="28"/>
-        </w:rPr>
-        <w:t>Создание рабочей группы по коммуникациям, которая будет отвечать за мониторинг проблем, сбор обратной связи и предложений по улучшению системы.</w:t>
-      </w:r>
-    </w:p>
-    <w:p>
-      <w:pPr>
-        <w:spacing w:after="0" w:line="360" w:lineRule="auto"/>
-        <w:jc w:val="both"/>
-        <w:rPr>
-          <w:rFonts w:ascii="Times New Roman" w:hAnsi="Times New Roman" w:cs="Times New Roman"/>
-          <w:sz w:val="28"/>
-          <w:szCs w:val="28"/>
-        </w:rPr>
-      </w:pPr>
-      <w:r>
-        <w:rPr>
-          <w:rFonts w:ascii="Times New Roman" w:hAnsi="Times New Roman" w:cs="Times New Roman"/>
-          <w:sz w:val="28"/>
-          <w:szCs w:val="28"/>
-        </w:rPr>
-        <w:t>Ожидаемый результат: Реализация данного плана позволит создать прозрачную, открытую и эффективную коммуникационную среду в организации. Это приведет к снижению числа ошибок, связанных с недопониманием, повысит скорость принятия решений, усилит вовлеченность сотрудников и, как следствие, повысит общую производительность и конкурентоспособность компании.</w:t>
-      </w:r>
-    </w:p>
-    <w:p>
-      <w:pPr>
-        <w:spacing w:after="0" w:line="360" w:lineRule="auto"/>
-        <w:jc w:val="both"/>
-        <w:rPr>
-          <w:rFonts w:ascii="Times New Roman" w:hAnsi="Times New Roman" w:cs="Times New Roman"/>
-          <w:sz w:val="28"/>
-          <w:szCs w:val="28"/>
-        </w:rPr>
-      </w:pPr>
-    </w:p>
-    <w:p>
-      <w:pPr>
-        <w:spacing w:after="0" w:line="360" w:lineRule="auto"/>
-        <w:jc w:val="both"/>
-        <w:rPr>
-          <w:rFonts w:ascii="Times New Roman" w:hAnsi="Times New Roman" w:cs="Times New Roman"/>
-          <w:sz w:val="28"/>
-          <w:szCs w:val="28"/>
-        </w:rPr>
-      </w:pPr>
-      <w:r>
-        <w:rPr>
-          <w:rFonts w:ascii="Times New Roman" w:hAnsi="Times New Roman" w:cs="Times New Roman"/>
-          <w:sz w:val="28"/>
-          <w:szCs w:val="28"/>
-        </w:rPr>
-        <w:t>3. Сформируйте кейс, иллюстрирующий процесс коммуникации, его основные элементы и стадии, препятствия на пути эффективной коммуникации и стратегии их преодоления. При этом опишите саму ситуацию, проблему, процесс принятия решений и результат.</w:t>
-      </w:r>
-    </w:p>
-    <w:p>
-      <w:pPr>
-        <w:spacing w:after="0" w:line="360" w:lineRule="auto"/>
-        <w:jc w:val="both"/>
-      </w:pPr>
+        <w:t>Фиксируйте договоренности в письменной форме для избежания недопонимания</w:t>
+      </w:r>
     </w:p>
     <w:p>
       <w:pPr>
@@ -2575,56 +1215,7 @@
           <w:sz w:val="28"/>
           <w:szCs w:val="28"/>
         </w:rPr>
-        <w:lastRenderedPageBreak/>
-        <w:t>В «Сбере» было принято стратегическое решение о запуске нового массового кредитного продукта «</w:t>
-      </w:r>
-      <w:r>
-        <w:rPr>
-          <w:rFonts w:ascii="Times New Roman" w:hAnsi="Times New Roman" w:cs="Times New Roman"/>
-          <w:sz w:val="28"/>
-          <w:szCs w:val="28"/>
-        </w:rPr>
-        <w:t>СберЗайм</w:t>
-      </w:r>
-      <w:r>
-        <w:rPr>
-          <w:rFonts w:ascii="Times New Roman" w:hAnsi="Times New Roman" w:cs="Times New Roman"/>
-          <w:sz w:val="28"/>
-          <w:szCs w:val="28"/>
-        </w:rPr>
-        <w:t>» с максимально упрощенной процедурой одобрения. Проектом руководила команда из Управления развития продуктов. Ключевыми исполнителями выступили IT-департамент, отвечающий за разработку функционала в мобильном приложении,</w:t>
-      </w:r>
-      <w:r>
-        <w:rPr>
-          <w:rFonts w:ascii="Times New Roman" w:hAnsi="Times New Roman" w:cs="Times New Roman"/>
-          <w:sz w:val="28"/>
-          <w:szCs w:val="28"/>
-        </w:rPr>
-        <w:t xml:space="preserve"> </w:t>
-      </w:r>
-      <w:r>
-        <w:rPr>
-          <w:rFonts w:ascii="Times New Roman" w:hAnsi="Times New Roman" w:cs="Times New Roman"/>
-          <w:sz w:val="28"/>
-          <w:szCs w:val="28"/>
-        </w:rPr>
-        <w:t>и</w:t>
-      </w:r>
-      <w:r>
-        <w:rPr>
-          <w:rFonts w:ascii="Times New Roman" w:hAnsi="Times New Roman" w:cs="Times New Roman"/>
-          <w:sz w:val="28"/>
-          <w:szCs w:val="28"/>
-        </w:rPr>
-        <w:t xml:space="preserve"> </w:t>
-      </w:r>
-      <w:r>
-        <w:rPr>
-          <w:rFonts w:ascii="Times New Roman" w:hAnsi="Times New Roman" w:cs="Times New Roman"/>
-          <w:sz w:val="28"/>
-          <w:szCs w:val="28"/>
-        </w:rPr>
-        <w:t>Отдел риск-менеджмента, отвечающий за скоринговую модель.</w:t>
+        <w:t>Каждое из этих правил имеет особое значение для построения успешных международных деловых отношений. Например, пунктуальность демонстрирует уважение к времени партнера и ассоциируется с надежностью. Изучение культурных особенностей помогает избежать непреднамеренных оскорблений и показывает серьезность намерений. Соблюдение иерархии особенно важно в странах Азии и Ближнего Востока, где это может повлиять на весь ход переговоров.</w:t>
       </w:r>
     </w:p>
     <w:p>
@@ -2644,55 +1235,7 @@
           <w:sz w:val="28"/>
           <w:szCs w:val="28"/>
         </w:rPr>
-        <w:t xml:space="preserve">На этапе передачи технического задания прошло общее собрание, где </w:t>
-      </w:r>
-      <w:r>
-        <w:rPr>
-          <w:rFonts w:ascii="Times New Roman" w:hAnsi="Times New Roman" w:cs="Times New Roman"/>
-          <w:sz w:val="28"/>
-          <w:szCs w:val="28"/>
-        </w:rPr>
-        <w:t xml:space="preserve">была </w:t>
-      </w:r>
-      <w:r>
-        <w:rPr>
-          <w:rFonts w:ascii="Times New Roman" w:hAnsi="Times New Roman" w:cs="Times New Roman"/>
-          <w:sz w:val="28"/>
-          <w:szCs w:val="28"/>
-        </w:rPr>
-        <w:t xml:space="preserve">устно </w:t>
-      </w:r>
-      <w:r>
-        <w:rPr>
-          <w:rFonts w:ascii="Times New Roman" w:hAnsi="Times New Roman" w:cs="Times New Roman"/>
-          <w:sz w:val="28"/>
-          <w:szCs w:val="28"/>
-        </w:rPr>
-        <w:t>представлена</w:t>
-      </w:r>
-      <w:r>
-        <w:rPr>
-          <w:rFonts w:ascii="Times New Roman" w:hAnsi="Times New Roman" w:cs="Times New Roman"/>
-          <w:sz w:val="28"/>
-          <w:szCs w:val="28"/>
-        </w:rPr>
-        <w:t xml:space="preserve"> концепци</w:t>
-      </w:r>
-      <w:r>
-        <w:rPr>
-          <w:rFonts w:ascii="Times New Roman" w:hAnsi="Times New Roman" w:cs="Times New Roman"/>
-          <w:sz w:val="28"/>
-          <w:szCs w:val="28"/>
-        </w:rPr>
-        <w:t>я</w:t>
-      </w:r>
-      <w:r>
-        <w:rPr>
-          <w:rFonts w:ascii="Times New Roman" w:hAnsi="Times New Roman" w:cs="Times New Roman"/>
-          <w:sz w:val="28"/>
-          <w:szCs w:val="28"/>
-        </w:rPr>
-        <w:t>, делая акцент на скорости и простоте для клиента. После этого IT-департамент приступил к разработке, а риск-менеджеры — к созданию облегченной модели оценки.</w:t>
+        <w:t>В международном бизнесе умение адаптироваться к разным культурным нормам становится конкурентным преимуществом. Проявление гибкости и уважения к традициям партнеров создает прочную основу для долгосрочного и взаимовыгодного сотрудничества, превращая культурные различия из барьера в возможность для создания синергии.</w:t>
       </w:r>
     </w:p>
     <w:p>
@@ -2711,14 +1254,53 @@
           <w:sz w:val="28"/>
           <w:szCs w:val="28"/>
         </w:rPr>
-        <w:t>Через месяц, на этапе интеграции, выяснилось, что команды поняли задачу по-разному:</w:t>
+        <w:lastRenderedPageBreak/>
+        <w:t xml:space="preserve">2. Выберите три страны с различными культурными особенностями. Исследуйте и сравните специфику делового общения в этих странах (в т.ч. стиль коммуникации, нормы поведения и протоколы встреч). </w:t>
+      </w:r>
+    </w:p>
+    <w:p>
+      <w:pPr>
+        <w:spacing w:after="0" w:line="360" w:lineRule="auto"/>
+        <w:jc w:val="both"/>
+        <w:rPr>
+          <w:rFonts w:ascii="Times New Roman" w:hAnsi="Times New Roman" w:cs="Times New Roman"/>
+          <w:sz w:val="28"/>
+          <w:szCs w:val="28"/>
+        </w:rPr>
+      </w:pPr>
+      <w:r>
+        <w:rPr>
+          <w:rFonts w:ascii="Times New Roman" w:hAnsi="Times New Roman" w:cs="Times New Roman"/>
+          <w:sz w:val="28"/>
+          <w:szCs w:val="28"/>
+        </w:rPr>
+        <w:t>1. Япония: Гармония и иерархия</w:t>
+      </w:r>
+    </w:p>
+    <w:p>
+      <w:pPr>
+        <w:spacing w:after="0" w:line="360" w:lineRule="auto"/>
+        <w:jc w:val="both"/>
+        <w:rPr>
+          <w:rFonts w:ascii="Times New Roman" w:hAnsi="Times New Roman" w:cs="Times New Roman"/>
+          <w:sz w:val="28"/>
+          <w:szCs w:val="28"/>
+        </w:rPr>
+      </w:pPr>
+      <w:r>
+        <w:rPr>
+          <w:rFonts w:ascii="Times New Roman" w:hAnsi="Times New Roman" w:cs="Times New Roman"/>
+          <w:sz w:val="28"/>
+          <w:szCs w:val="28"/>
+        </w:rPr>
+        <w:t>Стиль коммуникации:</w:t>
       </w:r>
     </w:p>
     <w:p>
       <w:pPr>
         <w:numPr>
           <w:ilvl w:val="0"/>
-          <w:numId w:val="24"/>
+          <w:numId w:val="35"/>
         </w:numPr>
         <w:spacing w:after="0" w:line="360" w:lineRule="auto"/>
         <w:jc w:val="both"/>
@@ -2728,20 +1310,30 @@
           <w:szCs w:val="28"/>
         </w:rPr>
       </w:pPr>
-      <w:r>
-        <w:rPr>
-          <w:rFonts w:ascii="Times New Roman" w:hAnsi="Times New Roman" w:cs="Times New Roman"/>
-          <w:sz w:val="28"/>
-          <w:szCs w:val="28"/>
-        </w:rPr>
-        <w:t>IT-департамент реализовал мгновенную выдачу предодобренного предложения при входе в приложение.</w:t>
+      <w:proofErr w:type="spellStart"/>
+      <w:r>
+        <w:rPr>
+          <w:rFonts w:ascii="Times New Roman" w:hAnsi="Times New Roman" w:cs="Times New Roman"/>
+          <w:sz w:val="28"/>
+          <w:szCs w:val="28"/>
+        </w:rPr>
+        <w:t>Высококонтекстный</w:t>
+      </w:r>
+      <w:proofErr w:type="spellEnd"/>
+      <w:r>
+        <w:rPr>
+          <w:rFonts w:ascii="Times New Roman" w:hAnsi="Times New Roman" w:cs="Times New Roman"/>
+          <w:sz w:val="28"/>
+          <w:szCs w:val="28"/>
+        </w:rPr>
+        <w:t> — значение передается невербальными сигналами и контекстом</w:t>
       </w:r>
     </w:p>
     <w:p>
       <w:pPr>
         <w:numPr>
           <w:ilvl w:val="0"/>
-          <w:numId w:val="24"/>
+          <w:numId w:val="35"/>
         </w:numPr>
         <w:spacing w:after="0" w:line="360" w:lineRule="auto"/>
         <w:jc w:val="both"/>
@@ -2757,106 +1349,14 @@
           <w:sz w:val="28"/>
           <w:szCs w:val="28"/>
         </w:rPr>
-        <w:t>Риск-менеджеры, следуя принципу «простота», убрали из анкеты множество полей, оставив только паспортные данные, что резко повысило риски одобрения недобросовестным заемщикам.</w:t>
-      </w:r>
-    </w:p>
-    <w:p>
-      <w:pPr>
-        <w:spacing w:after="0" w:line="360" w:lineRule="auto"/>
-        <w:jc w:val="both"/>
-        <w:rPr>
-          <w:rFonts w:ascii="Times New Roman" w:hAnsi="Times New Roman" w:cs="Times New Roman"/>
-          <w:sz w:val="28"/>
-          <w:szCs w:val="28"/>
-        </w:rPr>
-      </w:pPr>
-      <w:r>
-        <w:rPr>
-          <w:rFonts w:ascii="Times New Roman" w:hAnsi="Times New Roman" w:cs="Times New Roman"/>
-          <w:sz w:val="28"/>
-          <w:szCs w:val="28"/>
-        </w:rPr>
-        <w:t>Продукт оказался не</w:t>
-      </w:r>
-      <w:r>
-        <w:rPr>
-          <w:rFonts w:ascii="Times New Roman" w:hAnsi="Times New Roman" w:cs="Times New Roman"/>
-          <w:sz w:val="28"/>
-          <w:szCs w:val="28"/>
-        </w:rPr>
-        <w:t xml:space="preserve"> </w:t>
-      </w:r>
-      <w:r>
-        <w:rPr>
-          <w:rFonts w:ascii="Times New Roman" w:hAnsi="Times New Roman" w:cs="Times New Roman"/>
-          <w:sz w:val="28"/>
-          <w:szCs w:val="28"/>
-        </w:rPr>
-        <w:t>готов к запуску: быстрый, но рискованный.</w:t>
-      </w:r>
-    </w:p>
-    <w:p>
-      <w:pPr>
-        <w:spacing w:after="0" w:line="360" w:lineRule="auto"/>
-        <w:jc w:val="both"/>
-        <w:rPr>
-          <w:rFonts w:ascii="Times New Roman" w:hAnsi="Times New Roman" w:cs="Times New Roman"/>
-          <w:sz w:val="28"/>
-          <w:szCs w:val="28"/>
-        </w:rPr>
-      </w:pPr>
-      <w:r>
-        <w:rPr>
-          <w:rFonts w:ascii="Times New Roman" w:hAnsi="Times New Roman" w:cs="Times New Roman"/>
-          <w:sz w:val="28"/>
-          <w:szCs w:val="28"/>
-        </w:rPr>
-        <w:t>2. Проблема</w:t>
-      </w:r>
-    </w:p>
-    <w:p>
-      <w:pPr>
-        <w:spacing w:after="0" w:line="360" w:lineRule="auto"/>
-        <w:jc w:val="both"/>
-        <w:rPr>
-          <w:rFonts w:ascii="Times New Roman" w:hAnsi="Times New Roman" w:cs="Times New Roman"/>
-          <w:sz w:val="28"/>
-          <w:szCs w:val="28"/>
-        </w:rPr>
-      </w:pPr>
-      <w:r>
-        <w:rPr>
-          <w:rFonts w:ascii="Times New Roman" w:hAnsi="Times New Roman" w:cs="Times New Roman"/>
-          <w:sz w:val="28"/>
-          <w:szCs w:val="28"/>
-        </w:rPr>
-        <w:t>Основная проблема: Неэффективная коммуникация на стадии кодирования и передачи сообщения привела к созданию продукта, не отвечающего бизнес-требованиям (балансу скорости и безопасности).</w:t>
-      </w:r>
-    </w:p>
-    <w:p>
-      <w:pPr>
-        <w:spacing w:after="0" w:line="360" w:lineRule="auto"/>
-        <w:jc w:val="both"/>
-        <w:rPr>
-          <w:rFonts w:ascii="Times New Roman" w:hAnsi="Times New Roman" w:cs="Times New Roman"/>
-          <w:sz w:val="28"/>
-          <w:szCs w:val="28"/>
-        </w:rPr>
-      </w:pPr>
-      <w:r>
-        <w:rPr>
-          <w:rFonts w:ascii="Times New Roman" w:hAnsi="Times New Roman" w:cs="Times New Roman"/>
-          <w:sz w:val="28"/>
-          <w:szCs w:val="28"/>
-        </w:rPr>
-        <w:t>Процесс коммуникации и барьеры:</w:t>
+        <w:t>Косвенный — прямое "нет" избегается, используются фразы "это сложно"</w:t>
       </w:r>
     </w:p>
     <w:p>
       <w:pPr>
         <w:numPr>
           <w:ilvl w:val="0"/>
-          <w:numId w:val="25"/>
+          <w:numId w:val="35"/>
         </w:numPr>
         <w:spacing w:after="0" w:line="360" w:lineRule="auto"/>
         <w:jc w:val="both"/>
@@ -2872,15 +1372,11 @@
           <w:sz w:val="28"/>
           <w:szCs w:val="28"/>
         </w:rPr>
-        <w:t>Элементы и стадии:</w:t>
-      </w:r>
-    </w:p>
-    <w:p>
-      <w:pPr>
-        <w:numPr>
-          <w:ilvl w:val="1"/>
-          <w:numId w:val="25"/>
-        </w:numPr>
+        <w:t>Иерархический — язык меняется в зависимости от статуса собеседника</w:t>
+      </w:r>
+    </w:p>
+    <w:p>
+      <w:pPr>
         <w:spacing w:after="0" w:line="360" w:lineRule="auto"/>
         <w:jc w:val="both"/>
         <w:rPr>
@@ -2895,130 +1391,14 @@
           <w:sz w:val="28"/>
           <w:szCs w:val="28"/>
         </w:rPr>
-        <w:t>Отправитель: Управление развития продуктов.</w:t>
-      </w:r>
-    </w:p>
-    <w:p>
-      <w:pPr>
-        <w:numPr>
-          <w:ilvl w:val="1"/>
-          <w:numId w:val="25"/>
-        </w:numPr>
-        <w:spacing w:after="0" w:line="360" w:lineRule="auto"/>
-        <w:jc w:val="both"/>
-        <w:rPr>
-          <w:rFonts w:ascii="Times New Roman" w:hAnsi="Times New Roman" w:cs="Times New Roman"/>
-          <w:sz w:val="28"/>
-          <w:szCs w:val="28"/>
-        </w:rPr>
-      </w:pPr>
-      <w:r>
-        <w:rPr>
-          <w:rFonts w:ascii="Times New Roman" w:hAnsi="Times New Roman" w:cs="Times New Roman"/>
-          <w:sz w:val="28"/>
-          <w:szCs w:val="28"/>
-        </w:rPr>
-        <w:t>Сообщение: «Нужен быстрый и простой кредит».</w:t>
-      </w:r>
-    </w:p>
-    <w:p>
-      <w:pPr>
-        <w:numPr>
-          <w:ilvl w:val="1"/>
-          <w:numId w:val="25"/>
-        </w:numPr>
-        <w:spacing w:after="0" w:line="360" w:lineRule="auto"/>
-        <w:jc w:val="both"/>
-        <w:rPr>
-          <w:rFonts w:ascii="Times New Roman" w:hAnsi="Times New Roman" w:cs="Times New Roman"/>
-          <w:sz w:val="28"/>
-          <w:szCs w:val="28"/>
-        </w:rPr>
-      </w:pPr>
-      <w:r>
-        <w:rPr>
-          <w:rFonts w:ascii="Times New Roman" w:hAnsi="Times New Roman" w:cs="Times New Roman"/>
-          <w:sz w:val="28"/>
-          <w:szCs w:val="28"/>
-        </w:rPr>
-        <w:t>Кодирование: Сообщение было закодировано в общих, маркетинговых терминах без конкретных технических и риск-параметров.</w:t>
-      </w:r>
-    </w:p>
-    <w:p>
-      <w:pPr>
-        <w:numPr>
-          <w:ilvl w:val="1"/>
-          <w:numId w:val="25"/>
-        </w:numPr>
-        <w:spacing w:after="0" w:line="360" w:lineRule="auto"/>
-        <w:jc w:val="both"/>
-        <w:rPr>
-          <w:rFonts w:ascii="Times New Roman" w:hAnsi="Times New Roman" w:cs="Times New Roman"/>
-          <w:sz w:val="28"/>
-          <w:szCs w:val="28"/>
-        </w:rPr>
-      </w:pPr>
-      <w:r>
-        <w:rPr>
-          <w:rFonts w:ascii="Times New Roman" w:hAnsi="Times New Roman" w:cs="Times New Roman"/>
-          <w:sz w:val="28"/>
-          <w:szCs w:val="28"/>
-        </w:rPr>
-        <w:t>Канал: Одна общая встреча с последующей рассылкой слайдов.</w:t>
-      </w:r>
-    </w:p>
-    <w:p>
-      <w:pPr>
-        <w:numPr>
-          <w:ilvl w:val="1"/>
-          <w:numId w:val="25"/>
-        </w:numPr>
-        <w:spacing w:after="0" w:line="360" w:lineRule="auto"/>
-        <w:jc w:val="both"/>
-        <w:rPr>
-          <w:rFonts w:ascii="Times New Roman" w:hAnsi="Times New Roman" w:cs="Times New Roman"/>
-          <w:sz w:val="28"/>
-          <w:szCs w:val="28"/>
-        </w:rPr>
-      </w:pPr>
-      <w:r>
-        <w:rPr>
-          <w:rFonts w:ascii="Times New Roman" w:hAnsi="Times New Roman" w:cs="Times New Roman"/>
-          <w:sz w:val="28"/>
-          <w:szCs w:val="28"/>
-        </w:rPr>
-        <w:lastRenderedPageBreak/>
-        <w:t>Получатели: IT-департамент и риск-менеджмент.</w:t>
-      </w:r>
-    </w:p>
-    <w:p>
-      <w:pPr>
-        <w:numPr>
-          <w:ilvl w:val="1"/>
-          <w:numId w:val="25"/>
-        </w:numPr>
-        <w:spacing w:after="0" w:line="360" w:lineRule="auto"/>
-        <w:jc w:val="both"/>
-        <w:rPr>
-          <w:rFonts w:ascii="Times New Roman" w:hAnsi="Times New Roman" w:cs="Times New Roman"/>
-          <w:sz w:val="28"/>
-          <w:szCs w:val="28"/>
-        </w:rPr>
-      </w:pPr>
-      <w:r>
-        <w:rPr>
-          <w:rFonts w:ascii="Times New Roman" w:hAnsi="Times New Roman" w:cs="Times New Roman"/>
-          <w:sz w:val="28"/>
-          <w:szCs w:val="28"/>
-        </w:rPr>
-        <w:t>Декодирование: Каждая команда декодировала сообщение исходя из своих профессиональных целей (IT — скорость интерфейса, риски — упрощение анкеты).</w:t>
+        <w:t>Нормы поведения:</w:t>
       </w:r>
     </w:p>
     <w:p>
       <w:pPr>
         <w:numPr>
           <w:ilvl w:val="0"/>
-          <w:numId w:val="25"/>
+          <w:numId w:val="36"/>
         </w:numPr>
         <w:spacing w:after="0" w:line="360" w:lineRule="auto"/>
         <w:jc w:val="both"/>
@@ -3034,172 +1414,32 @@
           <w:sz w:val="28"/>
           <w:szCs w:val="28"/>
         </w:rPr>
-        <w:t>Препятствия (Барьеры):</w:t>
-      </w:r>
-    </w:p>
-    <w:p>
-      <w:pPr>
-        <w:numPr>
-          <w:ilvl w:val="1"/>
-          <w:numId w:val="26"/>
-        </w:numPr>
-        <w:spacing w:after="0" w:line="360" w:lineRule="auto"/>
-        <w:jc w:val="both"/>
-        <w:rPr>
-          <w:rFonts w:ascii="Times New Roman" w:hAnsi="Times New Roman" w:cs="Times New Roman"/>
-          <w:sz w:val="28"/>
-          <w:szCs w:val="28"/>
-        </w:rPr>
-      </w:pPr>
-      <w:r>
-        <w:rPr>
-          <w:rFonts w:ascii="Times New Roman" w:hAnsi="Times New Roman" w:cs="Times New Roman"/>
-          <w:sz w:val="28"/>
-          <w:szCs w:val="28"/>
-        </w:rPr>
-        <w:t xml:space="preserve">Семантический барьер: Ключевые понятия «простота» и «скорость» имели разное значение для </w:t>
-      </w:r>
-      <w:r>
-        <w:rPr>
-          <w:rFonts w:ascii="Times New Roman" w:hAnsi="Times New Roman" w:cs="Times New Roman"/>
-          <w:sz w:val="28"/>
-          <w:szCs w:val="28"/>
-        </w:rPr>
-        <w:t>всех групп</w:t>
-      </w:r>
-      <w:r>
-        <w:rPr>
-          <w:rFonts w:ascii="Times New Roman" w:hAnsi="Times New Roman" w:cs="Times New Roman"/>
-          <w:sz w:val="28"/>
-          <w:szCs w:val="28"/>
-        </w:rPr>
-        <w:t>.</w:t>
-      </w:r>
-    </w:p>
-    <w:p>
-      <w:pPr>
-        <w:numPr>
-          <w:ilvl w:val="1"/>
-          <w:numId w:val="26"/>
-        </w:numPr>
-        <w:spacing w:after="0" w:line="360" w:lineRule="auto"/>
-        <w:jc w:val="both"/>
-        <w:rPr>
-          <w:rFonts w:ascii="Times New Roman" w:hAnsi="Times New Roman" w:cs="Times New Roman"/>
-          <w:sz w:val="28"/>
-          <w:szCs w:val="28"/>
-        </w:rPr>
-      </w:pPr>
-      <w:r>
-        <w:rPr>
-          <w:rFonts w:ascii="Times New Roman" w:hAnsi="Times New Roman" w:cs="Times New Roman"/>
-          <w:sz w:val="28"/>
-          <w:szCs w:val="28"/>
-        </w:rPr>
-        <w:t>Организационный барьер: Отсутствовали сквозные рабочие группы и четкий регламент согласования ТЗ между отделами.</w:t>
-      </w:r>
-    </w:p>
-    <w:p>
-      <w:pPr>
-        <w:numPr>
-          <w:ilvl w:val="1"/>
-          <w:numId w:val="26"/>
-        </w:numPr>
-        <w:spacing w:after="0" w:line="360" w:lineRule="auto"/>
-        <w:jc w:val="both"/>
-        <w:rPr>
-          <w:rFonts w:ascii="Times New Roman" w:hAnsi="Times New Roman" w:cs="Times New Roman"/>
-          <w:sz w:val="28"/>
-          <w:szCs w:val="28"/>
-        </w:rPr>
-      </w:pPr>
-      <w:r>
-        <w:rPr>
-          <w:rFonts w:ascii="Times New Roman" w:hAnsi="Times New Roman" w:cs="Times New Roman"/>
-          <w:sz w:val="28"/>
-          <w:szCs w:val="28"/>
-        </w:rPr>
-        <w:t>Психологический барье</w:t>
-      </w:r>
-      <w:r>
-        <w:rPr>
-          <w:rFonts w:ascii="Times New Roman" w:hAnsi="Times New Roman" w:cs="Times New Roman"/>
-          <w:sz w:val="28"/>
-          <w:szCs w:val="28"/>
-        </w:rPr>
-        <w:t>р</w:t>
-      </w:r>
-      <w:r>
-        <w:rPr>
-          <w:rFonts w:ascii="Times New Roman" w:hAnsi="Times New Roman" w:cs="Times New Roman"/>
-          <w:sz w:val="28"/>
-          <w:szCs w:val="28"/>
-        </w:rPr>
-        <w:t>: Команды сфокусировались на своих KPI (для IT — скорость системы, для рисков — уровень одобрений), упустив общую цель — прибыльный и безопасный продукт.</w:t>
-      </w:r>
-    </w:p>
-    <w:p>
-      <w:pPr>
-        <w:spacing w:after="0" w:line="360" w:lineRule="auto"/>
-        <w:jc w:val="both"/>
-        <w:rPr>
-          <w:rFonts w:ascii="Times New Roman" w:hAnsi="Times New Roman" w:cs="Times New Roman"/>
-          <w:sz w:val="28"/>
-          <w:szCs w:val="28"/>
-        </w:rPr>
-      </w:pPr>
-      <w:r>
-        <w:rPr>
-          <w:rFonts w:ascii="Times New Roman" w:hAnsi="Times New Roman" w:cs="Times New Roman"/>
-          <w:sz w:val="28"/>
-          <w:szCs w:val="28"/>
-        </w:rPr>
-        <w:t>3. Процесс принятия решений и стратегии преодоления</w:t>
-      </w:r>
-    </w:p>
-    <w:p>
-      <w:pPr>
-        <w:spacing w:after="0" w:line="360" w:lineRule="auto"/>
-        <w:jc w:val="both"/>
-        <w:rPr>
-          <w:rFonts w:ascii="Times New Roman" w:hAnsi="Times New Roman" w:cs="Times New Roman"/>
-          <w:sz w:val="28"/>
-          <w:szCs w:val="28"/>
-        </w:rPr>
-      </w:pPr>
-      <w:r>
-        <w:rPr>
-          <w:rFonts w:ascii="Times New Roman" w:hAnsi="Times New Roman" w:cs="Times New Roman"/>
-          <w:sz w:val="28"/>
-          <w:szCs w:val="28"/>
-        </w:rPr>
-        <w:t>Руководитель проекта из Управления развития продуктов инициировал антикризисное совещание.</w:t>
-      </w:r>
-    </w:p>
-    <w:p>
-      <w:pPr>
-        <w:spacing w:after="0" w:line="360" w:lineRule="auto"/>
-        <w:jc w:val="both"/>
-        <w:rPr>
-          <w:rFonts w:ascii="Times New Roman" w:hAnsi="Times New Roman" w:cs="Times New Roman"/>
-          <w:sz w:val="28"/>
-          <w:szCs w:val="28"/>
-        </w:rPr>
-      </w:pPr>
-      <w:r>
-        <w:rPr>
-          <w:rFonts w:ascii="Times New Roman" w:hAnsi="Times New Roman" w:cs="Times New Roman"/>
-          <w:sz w:val="28"/>
-          <w:szCs w:val="28"/>
-        </w:rPr>
-        <w:t>Принятые решения и стратегии:</w:t>
+        <w:t>Церемония обмена визитками (</w:t>
+      </w:r>
+      <w:proofErr w:type="spellStart"/>
+      <w:r>
+        <w:rPr>
+          <w:rFonts w:ascii="Times New Roman" w:hAnsi="Times New Roman" w:cs="Times New Roman"/>
+          <w:sz w:val="28"/>
+          <w:szCs w:val="28"/>
+        </w:rPr>
+        <w:t>мэйси</w:t>
+      </w:r>
+      <w:proofErr w:type="spellEnd"/>
+      <w:r>
+        <w:rPr>
+          <w:rFonts w:ascii="Times New Roman" w:hAnsi="Times New Roman" w:cs="Times New Roman"/>
+          <w:sz w:val="28"/>
+          <w:szCs w:val="28"/>
+        </w:rPr>
+        <w:t>) — передача двумя руками, обязательное изучение полученной визитки</w:t>
       </w:r>
     </w:p>
     <w:p>
       <w:pPr>
         <w:numPr>
           <w:ilvl w:val="0"/>
-          <w:numId w:val="27"/>
+          <w:numId w:val="36"/>
         </w:numPr>
         <w:spacing w:after="0" w:line="360" w:lineRule="auto"/>
         <w:jc w:val="both"/>
@@ -3215,14 +1455,14 @@
           <w:sz w:val="28"/>
           <w:szCs w:val="28"/>
         </w:rPr>
-        <w:t>Создание единого центра коммуникации: Был сформирован сквозной Project Office, включающий представителей от всех заинтересованных сторон (продукт, IT, риски, маркетинг, юристы).</w:t>
+        <w:t>Поклоны вместо рукопожатий — глубина покона соответствует статусу</w:t>
       </w:r>
     </w:p>
     <w:p>
       <w:pPr>
         <w:numPr>
           <w:ilvl w:val="0"/>
-          <w:numId w:val="27"/>
+          <w:numId w:val="36"/>
         </w:numPr>
         <w:spacing w:after="0" w:line="360" w:lineRule="auto"/>
         <w:jc w:val="both"/>
@@ -3238,46 +1478,33 @@
           <w:sz w:val="28"/>
           <w:szCs w:val="28"/>
         </w:rPr>
-        <w:t xml:space="preserve">Уточнение и перекодирование сообщения: Проведены </w:t>
-      </w:r>
-      <w:r>
-        <w:rPr>
-          <w:rFonts w:ascii="Times New Roman" w:hAnsi="Times New Roman" w:cs="Times New Roman"/>
-          <w:sz w:val="28"/>
-          <w:szCs w:val="28"/>
-        </w:rPr>
-        <w:t>дополнительные совещания</w:t>
-      </w:r>
-      <w:r>
-        <w:rPr>
-          <w:rFonts w:ascii="Times New Roman" w:hAnsi="Times New Roman" w:cs="Times New Roman"/>
-          <w:sz w:val="28"/>
-          <w:szCs w:val="28"/>
-        </w:rPr>
-        <w:t xml:space="preserve">, где в </w:t>
-      </w:r>
-      <w:r>
-        <w:rPr>
-          <w:rFonts w:ascii="Times New Roman" w:hAnsi="Times New Roman" w:cs="Times New Roman"/>
-          <w:sz w:val="28"/>
-          <w:szCs w:val="28"/>
-        </w:rPr>
-        <w:t xml:space="preserve">понятном </w:t>
-      </w:r>
-      <w:r>
-        <w:rPr>
-          <w:rFonts w:ascii="Times New Roman" w:hAnsi="Times New Roman" w:cs="Times New Roman"/>
-          <w:sz w:val="28"/>
-          <w:szCs w:val="28"/>
-        </w:rPr>
-        <w:t>формате были детально расписаны все сценарии взаимодействия клиента с продуктом. Это позволило выявить и согласовать требования.</w:t>
+        <w:t>Сохранение лица — критика абсолютно недопустима в публичном пространстве</w:t>
+      </w:r>
+    </w:p>
+    <w:p>
+      <w:pPr>
+        <w:spacing w:after="0" w:line="360" w:lineRule="auto"/>
+        <w:jc w:val="both"/>
+        <w:rPr>
+          <w:rFonts w:ascii="Times New Roman" w:hAnsi="Times New Roman" w:cs="Times New Roman"/>
+          <w:sz w:val="28"/>
+          <w:szCs w:val="28"/>
+        </w:rPr>
+      </w:pPr>
+      <w:r>
+        <w:rPr>
+          <w:rFonts w:ascii="Times New Roman" w:hAnsi="Times New Roman" w:cs="Times New Roman"/>
+          <w:sz w:val="28"/>
+          <w:szCs w:val="28"/>
+        </w:rPr>
+        <w:t>Протокол встреч:</w:t>
       </w:r>
     </w:p>
     <w:p>
       <w:pPr>
         <w:numPr>
           <w:ilvl w:val="0"/>
-          <w:numId w:val="27"/>
+          <w:numId w:val="37"/>
         </w:numPr>
         <w:spacing w:after="0" w:line="360" w:lineRule="auto"/>
         <w:jc w:val="both"/>
@@ -3293,46 +1520,14 @@
           <w:sz w:val="28"/>
           <w:szCs w:val="28"/>
         </w:rPr>
-        <w:t xml:space="preserve">Внедрение итеративной обратной связи: Внедрен Agile-подход с короткими ежедневными </w:t>
-      </w:r>
-      <w:r>
-        <w:rPr>
-          <w:rFonts w:ascii="Times New Roman" w:hAnsi="Times New Roman" w:cs="Times New Roman"/>
-          <w:sz w:val="28"/>
-          <w:szCs w:val="28"/>
-        </w:rPr>
-        <w:t>совещаниями</w:t>
-      </w:r>
-      <w:r>
-        <w:rPr>
-          <w:rFonts w:ascii="Times New Roman" w:hAnsi="Times New Roman" w:cs="Times New Roman"/>
-          <w:sz w:val="28"/>
-          <w:szCs w:val="28"/>
-        </w:rPr>
-        <w:t xml:space="preserve"> команды и еженедельными демо</w:t>
-      </w:r>
-      <w:r>
-        <w:rPr>
-          <w:rFonts w:ascii="Times New Roman" w:hAnsi="Times New Roman" w:cs="Times New Roman"/>
-          <w:sz w:val="28"/>
-          <w:szCs w:val="28"/>
-        </w:rPr>
-        <w:t>нстрациями</w:t>
-      </w:r>
-      <w:r>
-        <w:rPr>
-          <w:rFonts w:ascii="Times New Roman" w:hAnsi="Times New Roman" w:cs="Times New Roman"/>
-          <w:sz w:val="28"/>
-          <w:szCs w:val="28"/>
-        </w:rPr>
-        <w:t xml:space="preserve"> для всех стейкхолдеров, где показывался текущий функционал и сразу собирались замечания.</w:t>
+        <w:t>Тщательная подготовка — решения принимаются заранее на неформальных встречах</w:t>
       </w:r>
     </w:p>
     <w:p>
       <w:pPr>
         <w:numPr>
           <w:ilvl w:val="0"/>
-          <w:numId w:val="27"/>
+          <w:numId w:val="37"/>
         </w:numPr>
         <w:spacing w:after="0" w:line="360" w:lineRule="auto"/>
         <w:jc w:val="both"/>
@@ -3348,34 +1543,14 @@
           <w:sz w:val="28"/>
           <w:szCs w:val="28"/>
         </w:rPr>
-        <w:t>Использование визуальных каналов: Для передачи сложных логик скоринга и пользовательских сценариев начали активно использовать блок-схемы и диаграммы, понятные всем участникам.</w:t>
-      </w:r>
-    </w:p>
-    <w:p>
-      <w:pPr>
-        <w:spacing w:after="0" w:line="360" w:lineRule="auto"/>
-        <w:jc w:val="both"/>
-        <w:rPr>
-          <w:rFonts w:ascii="Times New Roman" w:hAnsi="Times New Roman" w:cs="Times New Roman"/>
-          <w:sz w:val="28"/>
-          <w:szCs w:val="28"/>
-        </w:rPr>
-      </w:pPr>
-      <w:r>
-        <w:rPr>
-          <w:rFonts w:ascii="Times New Roman" w:hAnsi="Times New Roman" w:cs="Times New Roman"/>
-          <w:sz w:val="28"/>
-          <w:szCs w:val="28"/>
-        </w:rPr>
-        <w:lastRenderedPageBreak/>
-        <w:t>4. Результат</w:t>
+        <w:t>Многочисленная делегация — показывает важность переговоров</w:t>
       </w:r>
     </w:p>
     <w:p>
       <w:pPr>
         <w:numPr>
           <w:ilvl w:val="0"/>
-          <w:numId w:val="28"/>
+          <w:numId w:val="37"/>
         </w:numPr>
         <w:spacing w:after="0" w:line="360" w:lineRule="auto"/>
         <w:jc w:val="both"/>
@@ -3391,30 +1566,52 @@
           <w:sz w:val="28"/>
           <w:szCs w:val="28"/>
         </w:rPr>
-        <w:t>Краткосрочный результат: Запуск продукта «Сбер</w:t>
-      </w:r>
-      <w:r>
-        <w:rPr>
-          <w:rFonts w:ascii="Times New Roman" w:hAnsi="Times New Roman" w:cs="Times New Roman"/>
-          <w:sz w:val="28"/>
-          <w:szCs w:val="28"/>
-        </w:rPr>
-        <w:t>Займ</w:t>
-      </w:r>
-      <w:r>
-        <w:rPr>
-          <w:rFonts w:ascii="Times New Roman" w:hAnsi="Times New Roman" w:cs="Times New Roman"/>
-          <w:sz w:val="28"/>
-          <w:szCs w:val="28"/>
-        </w:rPr>
-        <w:t>» был отложен на 2 месяца на доработку. Были проведены затраты на перепроектирование.</w:t>
+        <w:t>Долгие обсуждения — консенсус достигается постепенно</w:t>
+      </w:r>
+    </w:p>
+    <w:p>
+      <w:pPr>
+        <w:spacing w:after="0" w:line="360" w:lineRule="auto"/>
+        <w:jc w:val="both"/>
+        <w:rPr>
+          <w:rFonts w:ascii="Times New Roman" w:hAnsi="Times New Roman" w:cs="Times New Roman"/>
+          <w:sz w:val="28"/>
+          <w:szCs w:val="28"/>
+        </w:rPr>
+      </w:pPr>
+      <w:r>
+        <w:rPr>
+          <w:rFonts w:ascii="Times New Roman" w:hAnsi="Times New Roman" w:cs="Times New Roman"/>
+          <w:sz w:val="28"/>
+          <w:szCs w:val="28"/>
+        </w:rPr>
+        <w:t>2. Германия: Прямота и эффективность</w:t>
+      </w:r>
+    </w:p>
+    <w:p>
+      <w:pPr>
+        <w:spacing w:after="0" w:line="360" w:lineRule="auto"/>
+        <w:jc w:val="both"/>
+        <w:rPr>
+          <w:rFonts w:ascii="Times New Roman" w:hAnsi="Times New Roman" w:cs="Times New Roman"/>
+          <w:sz w:val="28"/>
+          <w:szCs w:val="28"/>
+        </w:rPr>
+      </w:pPr>
+      <w:r>
+        <w:rPr>
+          <w:rFonts w:ascii="Times New Roman" w:hAnsi="Times New Roman" w:cs="Times New Roman"/>
+          <w:sz w:val="28"/>
+          <w:szCs w:val="28"/>
+        </w:rPr>
+        <w:t>Стиль коммуникации:</w:t>
       </w:r>
     </w:p>
     <w:p>
       <w:pPr>
         <w:numPr>
           <w:ilvl w:val="0"/>
-          <w:numId w:val="28"/>
+          <w:numId w:val="38"/>
         </w:numPr>
         <w:spacing w:after="0" w:line="360" w:lineRule="auto"/>
         <w:jc w:val="both"/>
@@ -3424,20 +1621,30 @@
           <w:szCs w:val="28"/>
         </w:rPr>
       </w:pPr>
-      <w:r>
-        <w:rPr>
-          <w:rFonts w:ascii="Times New Roman" w:hAnsi="Times New Roman" w:cs="Times New Roman"/>
-          <w:sz w:val="28"/>
-          <w:szCs w:val="28"/>
-        </w:rPr>
-        <w:t>Конечный результат: После наладки коммуникационных процессов продукт был успешно запущен. Он сочетал в себе удобный и быстрый интерфейс для клиента и надежную систему оценки рисков. Продукт показал высокие коммерческие результаты при низком уровне просрочки.</w:t>
+      <w:proofErr w:type="spellStart"/>
+      <w:r>
+        <w:rPr>
+          <w:rFonts w:ascii="Times New Roman" w:hAnsi="Times New Roman" w:cs="Times New Roman"/>
+          <w:sz w:val="28"/>
+          <w:szCs w:val="28"/>
+        </w:rPr>
+        <w:t>Низкоконтекстный</w:t>
+      </w:r>
+      <w:proofErr w:type="spellEnd"/>
+      <w:r>
+        <w:rPr>
+          <w:rFonts w:ascii="Times New Roman" w:hAnsi="Times New Roman" w:cs="Times New Roman"/>
+          <w:sz w:val="28"/>
+          <w:szCs w:val="28"/>
+        </w:rPr>
+        <w:t> — информация передается явно через слова</w:t>
       </w:r>
     </w:p>
     <w:p>
       <w:pPr>
         <w:numPr>
           <w:ilvl w:val="0"/>
-          <w:numId w:val="28"/>
+          <w:numId w:val="38"/>
         </w:numPr>
         <w:spacing w:after="0" w:line="360" w:lineRule="auto"/>
         <w:jc w:val="both"/>
@@ -3453,11 +1660,15 @@
           <w:sz w:val="28"/>
           <w:szCs w:val="28"/>
         </w:rPr>
-        <w:t>Системный результат: Полученный опыт стал уроком для компании. Для всех новых комплексных проектов в «Сбере» было принято обязательное правило: формирование кросс-функциональных команд и проведение проектных воркшопов на самом старте для выработки единого и детализированного видения продукта.</w:t>
-      </w:r>
-    </w:p>
-    <w:p>
-      <w:pPr>
+        <w:t>Прямой и откровенный — критика воспринимается как конструктивная</w:t>
+      </w:r>
+    </w:p>
+    <w:p>
+      <w:pPr>
+        <w:numPr>
+          <w:ilvl w:val="0"/>
+          <w:numId w:val="38"/>
+        </w:numPr>
         <w:spacing w:after="0" w:line="360" w:lineRule="auto"/>
         <w:jc w:val="both"/>
         <w:rPr>
@@ -3472,24 +1683,775 @@
           <w:sz w:val="28"/>
           <w:szCs w:val="28"/>
         </w:rPr>
-        <w:t xml:space="preserve">Данный кейс иллюстрирует, что в крупных, структурно сложных организациях </w:t>
-      </w:r>
-      <w:r>
-        <w:rPr>
-          <w:rFonts w:ascii="Times New Roman" w:hAnsi="Times New Roman" w:cs="Times New Roman"/>
-          <w:sz w:val="28"/>
-          <w:szCs w:val="28"/>
-        </w:rPr>
-        <w:t xml:space="preserve">как </w:t>
-      </w:r>
-      <w:r>
-        <w:rPr>
-          <w:rFonts w:ascii="Times New Roman" w:hAnsi="Times New Roman" w:cs="Times New Roman"/>
-          <w:sz w:val="28"/>
-          <w:szCs w:val="28"/>
-        </w:rPr>
-        <w:t>«Сбер» успех проекта критически зависит от выстраивания четких, многоканальных и непрерывных коммуникационных процессов, которые обеспечивают одинаковое понимание целей всеми участниками.</w:t>
-      </w:r>
+        <w:t>Фактологический — опора на данные и логику</w:t>
+      </w:r>
+    </w:p>
+    <w:p>
+      <w:pPr>
+        <w:spacing w:after="0" w:line="360" w:lineRule="auto"/>
+        <w:jc w:val="both"/>
+        <w:rPr>
+          <w:rFonts w:ascii="Times New Roman" w:hAnsi="Times New Roman" w:cs="Times New Roman"/>
+          <w:sz w:val="28"/>
+          <w:szCs w:val="28"/>
+        </w:rPr>
+      </w:pPr>
+      <w:r>
+        <w:rPr>
+          <w:rFonts w:ascii="Times New Roman" w:hAnsi="Times New Roman" w:cs="Times New Roman"/>
+          <w:sz w:val="28"/>
+          <w:szCs w:val="28"/>
+        </w:rPr>
+        <w:t>Нормы поведения:</w:t>
+      </w:r>
+    </w:p>
+    <w:p>
+      <w:pPr>
+        <w:numPr>
+          <w:ilvl w:val="0"/>
+          <w:numId w:val="39"/>
+        </w:numPr>
+        <w:spacing w:after="0" w:line="360" w:lineRule="auto"/>
+        <w:jc w:val="both"/>
+        <w:rPr>
+          <w:rFonts w:ascii="Times New Roman" w:hAnsi="Times New Roman" w:cs="Times New Roman"/>
+          <w:sz w:val="28"/>
+          <w:szCs w:val="28"/>
+        </w:rPr>
+      </w:pPr>
+      <w:r>
+        <w:rPr>
+          <w:rFonts w:ascii="Times New Roman" w:hAnsi="Times New Roman" w:cs="Times New Roman"/>
+          <w:sz w:val="28"/>
+          <w:szCs w:val="28"/>
+        </w:rPr>
+        <w:t>Строгая пунктуальность — опоздание считается неуважением</w:t>
+      </w:r>
+    </w:p>
+    <w:p>
+      <w:pPr>
+        <w:numPr>
+          <w:ilvl w:val="0"/>
+          <w:numId w:val="39"/>
+        </w:numPr>
+        <w:spacing w:after="0" w:line="360" w:lineRule="auto"/>
+        <w:jc w:val="both"/>
+        <w:rPr>
+          <w:rFonts w:ascii="Times New Roman" w:hAnsi="Times New Roman" w:cs="Times New Roman"/>
+          <w:sz w:val="28"/>
+          <w:szCs w:val="28"/>
+        </w:rPr>
+      </w:pPr>
+      <w:r>
+        <w:rPr>
+          <w:rFonts w:ascii="Times New Roman" w:hAnsi="Times New Roman" w:cs="Times New Roman"/>
+          <w:sz w:val="28"/>
+          <w:szCs w:val="28"/>
+        </w:rPr>
+        <w:t>Формальное обращение — использование "</w:t>
+      </w:r>
+      <w:proofErr w:type="spellStart"/>
+      <w:r>
+        <w:rPr>
+          <w:rFonts w:ascii="Times New Roman" w:hAnsi="Times New Roman" w:cs="Times New Roman"/>
+          <w:sz w:val="28"/>
+          <w:szCs w:val="28"/>
+        </w:rPr>
+        <w:t>Herr</w:t>
+      </w:r>
+      <w:proofErr w:type="spellEnd"/>
+      <w:r>
+        <w:rPr>
+          <w:rFonts w:ascii="Times New Roman" w:hAnsi="Times New Roman" w:cs="Times New Roman"/>
+          <w:sz w:val="28"/>
+          <w:szCs w:val="28"/>
+        </w:rPr>
+        <w:t>/</w:t>
+      </w:r>
+      <w:proofErr w:type="spellStart"/>
+      <w:r>
+        <w:rPr>
+          <w:rFonts w:ascii="Times New Roman" w:hAnsi="Times New Roman" w:cs="Times New Roman"/>
+          <w:sz w:val="28"/>
+          <w:szCs w:val="28"/>
+        </w:rPr>
+        <w:t>Frau</w:t>
+      </w:r>
+      <w:proofErr w:type="spellEnd"/>
+      <w:r>
+        <w:rPr>
+          <w:rFonts w:ascii="Times New Roman" w:hAnsi="Times New Roman" w:cs="Times New Roman"/>
+          <w:sz w:val="28"/>
+          <w:szCs w:val="28"/>
+        </w:rPr>
+        <w:t>" и фамилии</w:t>
+      </w:r>
+    </w:p>
+    <w:p>
+      <w:pPr>
+        <w:numPr>
+          <w:ilvl w:val="0"/>
+          <w:numId w:val="39"/>
+        </w:numPr>
+        <w:spacing w:after="0" w:line="360" w:lineRule="auto"/>
+        <w:jc w:val="both"/>
+        <w:rPr>
+          <w:rFonts w:ascii="Times New Roman" w:hAnsi="Times New Roman" w:cs="Times New Roman"/>
+          <w:sz w:val="28"/>
+          <w:szCs w:val="28"/>
+        </w:rPr>
+      </w:pPr>
+      <w:r>
+        <w:rPr>
+          <w:rFonts w:ascii="Times New Roman" w:hAnsi="Times New Roman" w:cs="Times New Roman"/>
+          <w:sz w:val="28"/>
+          <w:szCs w:val="28"/>
+        </w:rPr>
+        <w:t>Соблюдение дистанции — меньше физического контакта</w:t>
+      </w:r>
+    </w:p>
+    <w:p>
+      <w:pPr>
+        <w:spacing w:after="0" w:line="360" w:lineRule="auto"/>
+        <w:jc w:val="both"/>
+        <w:rPr>
+          <w:rFonts w:ascii="Times New Roman" w:hAnsi="Times New Roman" w:cs="Times New Roman"/>
+          <w:sz w:val="28"/>
+          <w:szCs w:val="28"/>
+        </w:rPr>
+      </w:pPr>
+      <w:r>
+        <w:rPr>
+          <w:rFonts w:ascii="Times New Roman" w:hAnsi="Times New Roman" w:cs="Times New Roman"/>
+          <w:sz w:val="28"/>
+          <w:szCs w:val="28"/>
+        </w:rPr>
+        <w:t>Протокол встреч:</w:t>
+      </w:r>
+    </w:p>
+    <w:p>
+      <w:pPr>
+        <w:numPr>
+          <w:ilvl w:val="0"/>
+          <w:numId w:val="40"/>
+        </w:numPr>
+        <w:spacing w:after="0" w:line="360" w:lineRule="auto"/>
+        <w:jc w:val="both"/>
+        <w:rPr>
+          <w:rFonts w:ascii="Times New Roman" w:hAnsi="Times New Roman" w:cs="Times New Roman"/>
+          <w:sz w:val="28"/>
+          <w:szCs w:val="28"/>
+        </w:rPr>
+      </w:pPr>
+      <w:r>
+        <w:rPr>
+          <w:rFonts w:ascii="Times New Roman" w:hAnsi="Times New Roman" w:cs="Times New Roman"/>
+          <w:sz w:val="28"/>
+          <w:szCs w:val="28"/>
+        </w:rPr>
+        <w:lastRenderedPageBreak/>
+        <w:t>Четкая повестка — строгое следование регламенту</w:t>
+      </w:r>
+    </w:p>
+    <w:p>
+      <w:pPr>
+        <w:numPr>
+          <w:ilvl w:val="0"/>
+          <w:numId w:val="40"/>
+        </w:numPr>
+        <w:spacing w:after="0" w:line="360" w:lineRule="auto"/>
+        <w:jc w:val="both"/>
+        <w:rPr>
+          <w:rFonts w:ascii="Times New Roman" w:hAnsi="Times New Roman" w:cs="Times New Roman"/>
+          <w:sz w:val="28"/>
+          <w:szCs w:val="28"/>
+        </w:rPr>
+      </w:pPr>
+      <w:r>
+        <w:rPr>
+          <w:rFonts w:ascii="Times New Roman" w:hAnsi="Times New Roman" w:cs="Times New Roman"/>
+          <w:sz w:val="28"/>
+          <w:szCs w:val="28"/>
+        </w:rPr>
+        <w:t>Минимум светской беседы — быстрый переход к сути</w:t>
+      </w:r>
+    </w:p>
+    <w:p>
+      <w:pPr>
+        <w:numPr>
+          <w:ilvl w:val="0"/>
+          <w:numId w:val="40"/>
+        </w:numPr>
+        <w:spacing w:after="0" w:line="360" w:lineRule="auto"/>
+        <w:jc w:val="both"/>
+        <w:rPr>
+          <w:rFonts w:ascii="Times New Roman" w:hAnsi="Times New Roman" w:cs="Times New Roman"/>
+          <w:sz w:val="28"/>
+          <w:szCs w:val="28"/>
+        </w:rPr>
+      </w:pPr>
+      <w:r>
+        <w:rPr>
+          <w:rFonts w:ascii="Times New Roman" w:hAnsi="Times New Roman" w:cs="Times New Roman"/>
+          <w:sz w:val="28"/>
+          <w:szCs w:val="28"/>
+        </w:rPr>
+        <w:t>Решения документируются — протоколы и контракты имеют первостепенное значение</w:t>
+      </w:r>
+    </w:p>
+    <w:p>
+      <w:pPr>
+        <w:spacing w:after="0" w:line="360" w:lineRule="auto"/>
+        <w:jc w:val="both"/>
+        <w:rPr>
+          <w:rFonts w:ascii="Times New Roman" w:hAnsi="Times New Roman" w:cs="Times New Roman"/>
+          <w:sz w:val="28"/>
+          <w:szCs w:val="28"/>
+        </w:rPr>
+      </w:pPr>
+      <w:r>
+        <w:rPr>
+          <w:rFonts w:ascii="Times New Roman" w:hAnsi="Times New Roman" w:cs="Times New Roman"/>
+          <w:sz w:val="28"/>
+          <w:szCs w:val="28"/>
+        </w:rPr>
+        <w:t xml:space="preserve">3. </w:t>
+      </w:r>
+      <w:r>
+        <w:rPr>
+          <w:rFonts w:ascii="Times New Roman" w:hAnsi="Times New Roman" w:cs="Times New Roman"/>
+          <w:sz w:val="28"/>
+          <w:szCs w:val="28"/>
+        </w:rPr>
+        <w:t>Италия</w:t>
+      </w:r>
+      <w:r>
+        <w:rPr>
+          <w:rFonts w:ascii="Times New Roman" w:hAnsi="Times New Roman" w:cs="Times New Roman"/>
+          <w:sz w:val="28"/>
+          <w:szCs w:val="28"/>
+        </w:rPr>
+        <w:t>: Отношения и эмоции</w:t>
+      </w:r>
+    </w:p>
+    <w:p>
+      <w:pPr>
+        <w:spacing w:after="0" w:line="360" w:lineRule="auto"/>
+        <w:jc w:val="both"/>
+        <w:rPr>
+          <w:rFonts w:ascii="Times New Roman" w:hAnsi="Times New Roman" w:cs="Times New Roman"/>
+          <w:sz w:val="28"/>
+          <w:szCs w:val="28"/>
+        </w:rPr>
+      </w:pPr>
+      <w:r>
+        <w:rPr>
+          <w:rFonts w:ascii="Times New Roman" w:hAnsi="Times New Roman" w:cs="Times New Roman"/>
+          <w:sz w:val="28"/>
+          <w:szCs w:val="28"/>
+        </w:rPr>
+        <w:t>Стиль коммуникации:</w:t>
+      </w:r>
+    </w:p>
+    <w:p>
+      <w:pPr>
+        <w:numPr>
+          <w:ilvl w:val="0"/>
+          <w:numId w:val="41"/>
+        </w:numPr>
+        <w:spacing w:after="0" w:line="360" w:lineRule="auto"/>
+        <w:jc w:val="both"/>
+        <w:rPr>
+          <w:rFonts w:ascii="Times New Roman" w:hAnsi="Times New Roman" w:cs="Times New Roman"/>
+          <w:sz w:val="28"/>
+          <w:szCs w:val="28"/>
+        </w:rPr>
+      </w:pPr>
+      <w:r>
+        <w:rPr>
+          <w:rFonts w:ascii="Times New Roman" w:hAnsi="Times New Roman" w:cs="Times New Roman"/>
+          <w:sz w:val="28"/>
+          <w:szCs w:val="28"/>
+        </w:rPr>
+        <w:t>Эмоциональный и экспрессивный — активная жестикуляция, изменение громкости голоса</w:t>
+      </w:r>
+    </w:p>
+    <w:p>
+      <w:pPr>
+        <w:numPr>
+          <w:ilvl w:val="0"/>
+          <w:numId w:val="41"/>
+        </w:numPr>
+        <w:spacing w:after="0" w:line="360" w:lineRule="auto"/>
+        <w:jc w:val="both"/>
+        <w:rPr>
+          <w:rFonts w:ascii="Times New Roman" w:hAnsi="Times New Roman" w:cs="Times New Roman"/>
+          <w:sz w:val="28"/>
+          <w:szCs w:val="28"/>
+        </w:rPr>
+      </w:pPr>
+      <w:r>
+        <w:rPr>
+          <w:rFonts w:ascii="Times New Roman" w:hAnsi="Times New Roman" w:cs="Times New Roman"/>
+          <w:sz w:val="28"/>
+          <w:szCs w:val="28"/>
+        </w:rPr>
+        <w:t>Многослойный — вербальные и невербальные сигналы одинаково важны</w:t>
+      </w:r>
+    </w:p>
+    <w:p>
+      <w:pPr>
+        <w:numPr>
+          <w:ilvl w:val="0"/>
+          <w:numId w:val="41"/>
+        </w:numPr>
+        <w:spacing w:after="0" w:line="360" w:lineRule="auto"/>
+        <w:jc w:val="both"/>
+        <w:rPr>
+          <w:rFonts w:ascii="Times New Roman" w:hAnsi="Times New Roman" w:cs="Times New Roman"/>
+          <w:sz w:val="28"/>
+          <w:szCs w:val="28"/>
+        </w:rPr>
+      </w:pPr>
+      <w:r>
+        <w:rPr>
+          <w:rFonts w:ascii="Times New Roman" w:hAnsi="Times New Roman" w:cs="Times New Roman"/>
+          <w:sz w:val="28"/>
+          <w:szCs w:val="28"/>
+        </w:rPr>
+        <w:t>Неформальный — быстрый переход на имена</w:t>
+      </w:r>
+    </w:p>
+    <w:p>
+      <w:pPr>
+        <w:spacing w:after="0" w:line="360" w:lineRule="auto"/>
+        <w:jc w:val="both"/>
+        <w:rPr>
+          <w:rFonts w:ascii="Times New Roman" w:hAnsi="Times New Roman" w:cs="Times New Roman"/>
+          <w:sz w:val="28"/>
+          <w:szCs w:val="28"/>
+        </w:rPr>
+      </w:pPr>
+      <w:r>
+        <w:rPr>
+          <w:rFonts w:ascii="Times New Roman" w:hAnsi="Times New Roman" w:cs="Times New Roman"/>
+          <w:sz w:val="28"/>
+          <w:szCs w:val="28"/>
+        </w:rPr>
+        <w:t>Нормы поведения:</w:t>
+      </w:r>
+    </w:p>
+    <w:p>
+      <w:pPr>
+        <w:numPr>
+          <w:ilvl w:val="0"/>
+          <w:numId w:val="42"/>
+        </w:numPr>
+        <w:spacing w:after="0" w:line="360" w:lineRule="auto"/>
+        <w:jc w:val="both"/>
+        <w:rPr>
+          <w:rFonts w:ascii="Times New Roman" w:hAnsi="Times New Roman" w:cs="Times New Roman"/>
+          <w:sz w:val="28"/>
+          <w:szCs w:val="28"/>
+        </w:rPr>
+      </w:pPr>
+      <w:r>
+        <w:rPr>
+          <w:rFonts w:ascii="Times New Roman" w:hAnsi="Times New Roman" w:cs="Times New Roman"/>
+          <w:sz w:val="28"/>
+          <w:szCs w:val="28"/>
+        </w:rPr>
+        <w:t>Теплые приветствия — рукопожатия, объятия, похлопывания по плечу</w:t>
+      </w:r>
+    </w:p>
+    <w:p>
+      <w:pPr>
+        <w:numPr>
+          <w:ilvl w:val="0"/>
+          <w:numId w:val="42"/>
+        </w:numPr>
+        <w:spacing w:after="0" w:line="360" w:lineRule="auto"/>
+        <w:jc w:val="both"/>
+        <w:rPr>
+          <w:rFonts w:ascii="Times New Roman" w:hAnsi="Times New Roman" w:cs="Times New Roman"/>
+          <w:sz w:val="28"/>
+          <w:szCs w:val="28"/>
+        </w:rPr>
+      </w:pPr>
+      <w:r>
+        <w:rPr>
+          <w:rFonts w:ascii="Times New Roman" w:hAnsi="Times New Roman" w:cs="Times New Roman"/>
+          <w:sz w:val="28"/>
+          <w:szCs w:val="28"/>
+        </w:rPr>
+        <w:t>Важность личных отношений — бизнес строится на доверии и симпатии</w:t>
+      </w:r>
+    </w:p>
+    <w:p>
+      <w:pPr>
+        <w:numPr>
+          <w:ilvl w:val="0"/>
+          <w:numId w:val="42"/>
+        </w:numPr>
+        <w:spacing w:after="0" w:line="360" w:lineRule="auto"/>
+        <w:jc w:val="both"/>
+        <w:rPr>
+          <w:rFonts w:ascii="Times New Roman" w:hAnsi="Times New Roman" w:cs="Times New Roman"/>
+          <w:sz w:val="28"/>
+          <w:szCs w:val="28"/>
+        </w:rPr>
+      </w:pPr>
+      <w:r>
+        <w:rPr>
+          <w:rFonts w:ascii="Times New Roman" w:hAnsi="Times New Roman" w:cs="Times New Roman"/>
+          <w:sz w:val="28"/>
+          <w:szCs w:val="28"/>
+        </w:rPr>
+        <w:t>Гибкое отношение ко времени — опоздания часто прощаются</w:t>
+      </w:r>
+    </w:p>
+    <w:p>
+      <w:pPr>
+        <w:spacing w:after="0" w:line="360" w:lineRule="auto"/>
+        <w:jc w:val="both"/>
+        <w:rPr>
+          <w:rFonts w:ascii="Times New Roman" w:hAnsi="Times New Roman" w:cs="Times New Roman"/>
+          <w:sz w:val="28"/>
+          <w:szCs w:val="28"/>
+        </w:rPr>
+      </w:pPr>
+      <w:r>
+        <w:rPr>
+          <w:rFonts w:ascii="Times New Roman" w:hAnsi="Times New Roman" w:cs="Times New Roman"/>
+          <w:sz w:val="28"/>
+          <w:szCs w:val="28"/>
+        </w:rPr>
+        <w:t>Протокол встреч:</w:t>
+      </w:r>
+    </w:p>
+    <w:p>
+      <w:pPr>
+        <w:numPr>
+          <w:ilvl w:val="0"/>
+          <w:numId w:val="43"/>
+        </w:numPr>
+        <w:spacing w:after="0" w:line="360" w:lineRule="auto"/>
+        <w:jc w:val="both"/>
+        <w:rPr>
+          <w:rFonts w:ascii="Times New Roman" w:hAnsi="Times New Roman" w:cs="Times New Roman"/>
+          <w:sz w:val="28"/>
+          <w:szCs w:val="28"/>
+        </w:rPr>
+      </w:pPr>
+      <w:r>
+        <w:rPr>
+          <w:rFonts w:ascii="Times New Roman" w:hAnsi="Times New Roman" w:cs="Times New Roman"/>
+          <w:sz w:val="28"/>
+          <w:szCs w:val="28"/>
+        </w:rPr>
+        <w:t>Значительная часть времени отводится на установление личного контакта</w:t>
+      </w:r>
+    </w:p>
+    <w:p>
+      <w:pPr>
+        <w:numPr>
+          <w:ilvl w:val="0"/>
+          <w:numId w:val="43"/>
+        </w:numPr>
+        <w:spacing w:after="0" w:line="360" w:lineRule="auto"/>
+        <w:jc w:val="both"/>
+        <w:rPr>
+          <w:rFonts w:ascii="Times New Roman" w:hAnsi="Times New Roman" w:cs="Times New Roman"/>
+          <w:sz w:val="28"/>
+          <w:szCs w:val="28"/>
+        </w:rPr>
+      </w:pPr>
+      <w:r>
+        <w:rPr>
+          <w:rFonts w:ascii="Times New Roman" w:hAnsi="Times New Roman" w:cs="Times New Roman"/>
+          <w:sz w:val="28"/>
+          <w:szCs w:val="28"/>
+        </w:rPr>
+        <w:t>Динамичные обсуждения — возможны перебивания и эмоциональные реакции</w:t>
+      </w:r>
+    </w:p>
+    <w:p>
+      <w:pPr>
+        <w:numPr>
+          <w:ilvl w:val="0"/>
+          <w:numId w:val="43"/>
+        </w:numPr>
+        <w:spacing w:after="0" w:line="360" w:lineRule="auto"/>
+        <w:jc w:val="both"/>
+        <w:rPr>
+          <w:rFonts w:ascii="Times New Roman" w:hAnsi="Times New Roman" w:cs="Times New Roman"/>
+          <w:sz w:val="28"/>
+          <w:szCs w:val="28"/>
+        </w:rPr>
+      </w:pPr>
+      <w:r>
+        <w:rPr>
+          <w:rFonts w:ascii="Times New Roman" w:hAnsi="Times New Roman" w:cs="Times New Roman"/>
+          <w:sz w:val="28"/>
+          <w:szCs w:val="28"/>
+        </w:rPr>
+        <w:t>Решения принимаются на основе доверия к личности, а не только документам</w:t>
+      </w:r>
+    </w:p>
+    <w:p>
+      <w:pPr>
+        <w:spacing w:after="0" w:line="360" w:lineRule="auto"/>
+        <w:jc w:val="both"/>
+        <w:rPr>
+          <w:rFonts w:ascii="Times New Roman" w:hAnsi="Times New Roman" w:cs="Times New Roman"/>
+          <w:sz w:val="28"/>
+          <w:szCs w:val="28"/>
+        </w:rPr>
+      </w:pPr>
+      <w:r>
+        <w:rPr>
+          <w:rFonts w:ascii="Times New Roman" w:hAnsi="Times New Roman" w:cs="Times New Roman"/>
+          <w:sz w:val="28"/>
+          <w:szCs w:val="28"/>
+        </w:rPr>
+        <w:t>3. Выберите двух зарубежных партнеров из различных государств. Сравните их традиции, установки и поведение. Отметьте, как эти различия могут влиять на стратегию взаимодействия.</w:t>
+      </w:r>
+    </w:p>
+    <w:p>
+      <w:pPr>
+        <w:spacing w:after="0" w:line="360" w:lineRule="auto"/>
+        <w:ind w:firstLine="708"/>
+        <w:jc w:val="both"/>
+        <w:rPr>
+          <w:rFonts w:ascii="Times New Roman" w:hAnsi="Times New Roman" w:cs="Times New Roman"/>
+          <w:sz w:val="28"/>
+          <w:szCs w:val="28"/>
+        </w:rPr>
+      </w:pPr>
+      <w:r>
+        <w:rPr>
+          <w:rFonts w:ascii="Times New Roman" w:hAnsi="Times New Roman" w:cs="Times New Roman"/>
+          <w:sz w:val="28"/>
+          <w:szCs w:val="28"/>
+        </w:rPr>
+        <w:t>Деловое взаимодействие между</w:t>
+      </w:r>
+      <w:r>
+        <w:rPr>
+          <w:rFonts w:ascii="Times New Roman" w:hAnsi="Times New Roman" w:cs="Times New Roman"/>
+          <w:sz w:val="28"/>
+          <w:szCs w:val="28"/>
+        </w:rPr>
+        <w:t xml:space="preserve"> представителем из</w:t>
+      </w:r>
+      <w:r>
+        <w:rPr>
+          <w:rFonts w:ascii="Times New Roman" w:hAnsi="Times New Roman" w:cs="Times New Roman"/>
+          <w:sz w:val="28"/>
+          <w:szCs w:val="28"/>
+        </w:rPr>
+        <w:t xml:space="preserve"> Германи</w:t>
+      </w:r>
+      <w:r>
+        <w:rPr>
+          <w:rFonts w:ascii="Times New Roman" w:hAnsi="Times New Roman" w:cs="Times New Roman"/>
+          <w:sz w:val="28"/>
+          <w:szCs w:val="28"/>
+        </w:rPr>
+        <w:t>и</w:t>
+      </w:r>
+      <w:r>
+        <w:rPr>
+          <w:rFonts w:ascii="Times New Roman" w:hAnsi="Times New Roman" w:cs="Times New Roman"/>
+          <w:sz w:val="28"/>
+          <w:szCs w:val="28"/>
+        </w:rPr>
+        <w:t xml:space="preserve"> и Итали</w:t>
+      </w:r>
+      <w:r>
+        <w:rPr>
+          <w:rFonts w:ascii="Times New Roman" w:hAnsi="Times New Roman" w:cs="Times New Roman"/>
+          <w:sz w:val="28"/>
+          <w:szCs w:val="28"/>
+        </w:rPr>
+        <w:t>и</w:t>
+      </w:r>
+      <w:r>
+        <w:rPr>
+          <w:rFonts w:ascii="Times New Roman" w:hAnsi="Times New Roman" w:cs="Times New Roman"/>
+          <w:sz w:val="28"/>
+          <w:szCs w:val="28"/>
+        </w:rPr>
+        <w:t xml:space="preserve"> осложняется существенными отличиями в национальных деловых культурах, которые отражаются на стиле ведения бизнеса, коммуникации, принятии решений, отношении ко времени и построении профессиональных отношений.</w:t>
+      </w:r>
+    </w:p>
+    <w:p>
+      <w:pPr>
+        <w:spacing w:after="0" w:line="360" w:lineRule="auto"/>
+        <w:jc w:val="both"/>
+        <w:rPr>
+          <w:rFonts w:ascii="Times New Roman" w:hAnsi="Times New Roman" w:cs="Times New Roman"/>
+          <w:sz w:val="28"/>
+          <w:szCs w:val="28"/>
+        </w:rPr>
+      </w:pPr>
+      <w:r>
+        <w:rPr>
+          <w:rFonts w:ascii="Times New Roman" w:hAnsi="Times New Roman" w:cs="Times New Roman"/>
+          <w:sz w:val="28"/>
+          <w:szCs w:val="28"/>
+        </w:rPr>
+        <w:t xml:space="preserve">Германия характеризуется структурированным, регламентированным подходом к бизнесу. Основными ценностями являются порядок, предсказуемость и соблюдение установленных процедур. В Италии преобладает гибкий и </w:t>
+      </w:r>
+      <w:r>
+        <w:rPr>
+          <w:rFonts w:ascii="Times New Roman" w:hAnsi="Times New Roman" w:cs="Times New Roman"/>
+          <w:sz w:val="28"/>
+          <w:szCs w:val="28"/>
+        </w:rPr>
+        <w:lastRenderedPageBreak/>
+        <w:t>адаптивный стиль, основанный на креативности, интуитивных решениях и готовности быстро менять тактику в зависимости от ситуации.</w:t>
+      </w:r>
+    </w:p>
+    <w:p>
+      <w:pPr>
+        <w:spacing w:after="0" w:line="360" w:lineRule="auto"/>
+        <w:ind w:firstLine="708"/>
+        <w:jc w:val="both"/>
+        <w:rPr>
+          <w:rFonts w:ascii="Times New Roman" w:hAnsi="Times New Roman" w:cs="Times New Roman"/>
+          <w:sz w:val="28"/>
+          <w:szCs w:val="28"/>
+        </w:rPr>
+      </w:pPr>
+      <w:r>
+        <w:rPr>
+          <w:rFonts w:ascii="Times New Roman" w:hAnsi="Times New Roman" w:cs="Times New Roman"/>
+          <w:sz w:val="28"/>
+          <w:szCs w:val="28"/>
+        </w:rPr>
+        <w:t>Коммуникационные стили также различаются. Немецкая модель предполагает прямое, фактическое и формализованное общение, ориентированное на конкретные данные. Итальянская коммуникативная традиция более эмоциональна и экспрессивна, включает активную жестикуляцию и вариативную интонацию. То, что воспринимается в Германии как излишняя эмоциональность, в Италии рассматривается как нормальный рабочий формат.</w:t>
+      </w:r>
+    </w:p>
+    <w:p>
+      <w:pPr>
+        <w:spacing w:after="0" w:line="360" w:lineRule="auto"/>
+        <w:ind w:firstLine="708"/>
+        <w:jc w:val="both"/>
+        <w:rPr>
+          <w:rFonts w:ascii="Times New Roman" w:hAnsi="Times New Roman" w:cs="Times New Roman"/>
+          <w:sz w:val="28"/>
+          <w:szCs w:val="28"/>
+        </w:rPr>
+      </w:pPr>
+      <w:r>
+        <w:rPr>
+          <w:rFonts w:ascii="Times New Roman" w:hAnsi="Times New Roman" w:cs="Times New Roman"/>
+          <w:sz w:val="28"/>
+          <w:szCs w:val="28"/>
+        </w:rPr>
+        <w:t>Процессы принятия решений в Германии строятся на детальном анализе, соблюдении регламентов и последовательной субординации. В Италии решения могут приниматься быстрее и менее формально, особенно в структурах с выраженным семейным характером. Это создает риск взаимного неверного толкования стиля: немцы оценивают итальянский подход как импульсивный, а итальянцы — немецкий как чрезмерно бюрократический.</w:t>
+      </w:r>
+    </w:p>
+    <w:p>
+      <w:pPr>
+        <w:spacing w:after="0" w:line="360" w:lineRule="auto"/>
+        <w:ind w:firstLine="708"/>
+        <w:jc w:val="both"/>
+        <w:rPr>
+          <w:rFonts w:ascii="Times New Roman" w:hAnsi="Times New Roman" w:cs="Times New Roman"/>
+          <w:sz w:val="28"/>
+          <w:szCs w:val="28"/>
+        </w:rPr>
+      </w:pPr>
+      <w:r>
+        <w:rPr>
+          <w:rFonts w:ascii="Times New Roman" w:hAnsi="Times New Roman" w:cs="Times New Roman"/>
+          <w:sz w:val="28"/>
+          <w:szCs w:val="28"/>
+        </w:rPr>
+        <w:t>Отношение ко времени представляет значимый культурный барьер. В Германии пунктуальность является обязательной нормой и показателем надежности. В Италии временные рамки воспринимаются более свободно, а отклонения от первоначального графика нередко считаются допустимыми. Для эффективного взаимодействия требуется адаптация обеих сторон.</w:t>
+      </w:r>
+    </w:p>
+    <w:p>
+      <w:pPr>
+        <w:spacing w:after="0" w:line="360" w:lineRule="auto"/>
+        <w:ind w:firstLine="708"/>
+        <w:jc w:val="both"/>
+        <w:rPr>
+          <w:rFonts w:ascii="Times New Roman" w:hAnsi="Times New Roman" w:cs="Times New Roman"/>
+          <w:sz w:val="28"/>
+          <w:szCs w:val="28"/>
+        </w:rPr>
+      </w:pPr>
+      <w:r>
+        <w:rPr>
+          <w:rFonts w:ascii="Times New Roman" w:hAnsi="Times New Roman" w:cs="Times New Roman"/>
+          <w:sz w:val="28"/>
+          <w:szCs w:val="28"/>
+        </w:rPr>
+        <w:t>В построении деловых отношений различие также выражено. В Германии первостепенным является содержание сделки («сначала бизнес — потом отношения»). В Италии приоритетным считается формирование доверительных межличностных связей («сначала отношения — потом бизнес»). Неформальное общение может играть ключевую роль в достижении договорённостей.</w:t>
+      </w:r>
+    </w:p>
+    <w:p>
+      <w:pPr>
+        <w:spacing w:after="0" w:line="360" w:lineRule="auto"/>
+        <w:ind w:firstLine="708"/>
+        <w:jc w:val="both"/>
+        <w:rPr>
+          <w:rFonts w:ascii="Times New Roman" w:hAnsi="Times New Roman" w:cs="Times New Roman"/>
+          <w:sz w:val="28"/>
+          <w:szCs w:val="28"/>
+        </w:rPr>
+      </w:pPr>
+      <w:r>
+        <w:rPr>
+          <w:rFonts w:ascii="Times New Roman" w:hAnsi="Times New Roman" w:cs="Times New Roman"/>
+          <w:sz w:val="28"/>
+          <w:szCs w:val="28"/>
+        </w:rPr>
+        <w:t xml:space="preserve">Переговорные стратегии и управление проектами также демонстрируют контраст. Немецкие партнёры ожидают детализированного технического задания, строгого графика и соблюдения процедур. Итальянские компании могут рассматривать договоренности как рамочные и допускающие корректировки. </w:t>
+      </w:r>
+      <w:r>
+        <w:rPr>
+          <w:rFonts w:ascii="Times New Roman" w:hAnsi="Times New Roman" w:cs="Times New Roman"/>
+          <w:sz w:val="28"/>
+          <w:szCs w:val="28"/>
+        </w:rPr>
+        <w:lastRenderedPageBreak/>
+        <w:t>Эффективная совместная работа предполагает комбинирование немецкой системности на этапе планирования и итальянской гибкости при реализации.</w:t>
+      </w:r>
+    </w:p>
+    <w:p>
+      <w:pPr>
+        <w:spacing w:after="0" w:line="360" w:lineRule="auto"/>
+        <w:ind w:firstLine="708"/>
+        <w:jc w:val="both"/>
+        <w:rPr>
+          <w:rFonts w:ascii="Times New Roman" w:hAnsi="Times New Roman" w:cs="Times New Roman"/>
+          <w:sz w:val="28"/>
+          <w:szCs w:val="28"/>
+        </w:rPr>
+      </w:pPr>
+      <w:r>
+        <w:rPr>
+          <w:rFonts w:ascii="Times New Roman" w:hAnsi="Times New Roman" w:cs="Times New Roman"/>
+          <w:sz w:val="28"/>
+          <w:szCs w:val="28"/>
+        </w:rPr>
+        <w:t>В целом успешное взаимодействие между немецкими и итальянскими компаниями возможно при условии учета культурных различий и использовании сильных сторон каждого подхода. Сочетание немецкой структурности с итальянской адаптивностью позволяет повысить эффективность сотрудничества и минимизировать культурные барьеры.</w:t>
+      </w:r>
+    </w:p>
+    <w:p>
+      <w:pPr>
+        <w:spacing w:after="0" w:line="360" w:lineRule="auto"/>
+        <w:jc w:val="both"/>
+        <w:rPr>
+          <w:rFonts w:ascii="Times New Roman" w:hAnsi="Times New Roman" w:cs="Times New Roman"/>
+          <w:sz w:val="28"/>
+          <w:szCs w:val="28"/>
+        </w:rPr>
+      </w:pPr>
     </w:p>
     <w:p>
       <w:pPr>
@@ -3660,6 +2622,119 @@
     </w:lvl>
   </w:abstractNum>
   <w:abstractNum w:abstractNumId="1" w15:restartNumberingAfterBreak="0">
+    <w:nsid w:val="0E1623BD"/>
+    <w:multiLevelType w:val="hybridMultilevel"/>
+    <w:tmpl w:val="79427E7A"/>
+    <w:lvl w:ilvl="0" w:tplc="0419000B">
+      <w:start w:val="1"/>
+      <w:numFmt w:val="bullet"/>
+      <w:lvlText w:val=""/>
+      <w:lvlJc w:val="left"/>
+      <w:pPr>
+        <w:ind w:left="720" w:hanging="360"/>
+      </w:pPr>
+      <w:rPr>
+        <w:rFonts w:ascii="Wingdings" w:hAnsi="Wingdings" w:hint="default"/>
+      </w:rPr>
+    </w:lvl>
+    <w:lvl w:ilvl="1" w:tplc="04190003" w:tentative="1">
+      <w:start w:val="1"/>
+      <w:numFmt w:val="bullet"/>
+      <w:lvlText w:val="o"/>
+      <w:lvlJc w:val="left"/>
+      <w:pPr>
+        <w:ind w:left="1440" w:hanging="360"/>
+      </w:pPr>
+      <w:rPr>
+        <w:rFonts w:ascii="Courier New" w:hAnsi="Courier New" w:cs="Courier New" w:hint="default"/>
+      </w:rPr>
+    </w:lvl>
+    <w:lvl w:ilvl="2" w:tplc="04190005" w:tentative="1">
+      <w:start w:val="1"/>
+      <w:numFmt w:val="bullet"/>
+      <w:lvlText w:val=""/>
+      <w:lvlJc w:val="left"/>
+      <w:pPr>
+        <w:ind w:left="2160" w:hanging="360"/>
+      </w:pPr>
+      <w:rPr>
+        <w:rFonts w:ascii="Wingdings" w:hAnsi="Wingdings" w:hint="default"/>
+      </w:rPr>
+    </w:lvl>
+    <w:lvl w:ilvl="3" w:tplc="04190001" w:tentative="1">
+      <w:start w:val="1"/>
+      <w:numFmt w:val="bullet"/>
+      <w:lvlText w:val=""/>
+      <w:lvlJc w:val="left"/>
+      <w:pPr>
+        <w:ind w:left="2880" w:hanging="360"/>
+      </w:pPr>
+      <w:rPr>
+        <w:rFonts w:ascii="Symbol" w:hAnsi="Symbol" w:hint="default"/>
+      </w:rPr>
+    </w:lvl>
+    <w:lvl w:ilvl="4" w:tplc="04190003" w:tentative="1">
+      <w:start w:val="1"/>
+      <w:numFmt w:val="bullet"/>
+      <w:lvlText w:val="o"/>
+      <w:lvlJc w:val="left"/>
+      <w:pPr>
+        <w:ind w:left="3600" w:hanging="360"/>
+      </w:pPr>
+      <w:rPr>
+        <w:rFonts w:ascii="Courier New" w:hAnsi="Courier New" w:cs="Courier New" w:hint="default"/>
+      </w:rPr>
+    </w:lvl>
+    <w:lvl w:ilvl="5" w:tplc="04190005" w:tentative="1">
+      <w:start w:val="1"/>
+      <w:numFmt w:val="bullet"/>
+      <w:lvlText w:val=""/>
+      <w:lvlJc w:val="left"/>
+      <w:pPr>
+        <w:ind w:left="4320" w:hanging="360"/>
+      </w:pPr>
+      <w:rPr>
+        <w:rFonts w:ascii="Wingdings" w:hAnsi="Wingdings" w:hint="default"/>
+      </w:rPr>
+    </w:lvl>
+    <w:lvl w:ilvl="6" w:tplc="04190001" w:tentative="1">
+      <w:start w:val="1"/>
+      <w:numFmt w:val="bullet"/>
+      <w:lvlText w:val=""/>
+      <w:lvlJc w:val="left"/>
+      <w:pPr>
+        <w:ind w:left="5040" w:hanging="360"/>
+      </w:pPr>
+      <w:rPr>
+        <w:rFonts w:ascii="Symbol" w:hAnsi="Symbol" w:hint="default"/>
+      </w:rPr>
+    </w:lvl>
+    <w:lvl w:ilvl="7" w:tplc="04190003" w:tentative="1">
+      <w:start w:val="1"/>
+      <w:numFmt w:val="bullet"/>
+      <w:lvlText w:val="o"/>
+      <w:lvlJc w:val="left"/>
+      <w:pPr>
+        <w:ind w:left="5760" w:hanging="360"/>
+      </w:pPr>
+      <w:rPr>
+        <w:rFonts w:ascii="Courier New" w:hAnsi="Courier New" w:cs="Courier New" w:hint="default"/>
+      </w:rPr>
+    </w:lvl>
+    <w:lvl w:ilvl="8" w:tplc="04190005" w:tentative="1">
+      <w:start w:val="1"/>
+      <w:numFmt w:val="bullet"/>
+      <w:lvlText w:val=""/>
+      <w:lvlJc w:val="left"/>
+      <w:pPr>
+        <w:ind w:left="6480" w:hanging="360"/>
+      </w:pPr>
+      <w:rPr>
+        <w:rFonts w:ascii="Wingdings" w:hAnsi="Wingdings" w:hint="default"/>
+      </w:rPr>
+    </w:lvl>
+  </w:abstractNum>
+  <w:abstractNum w:abstractNumId="2" w15:restartNumberingAfterBreak="0">
     <w:nsid w:val="0FCE7853"/>
     <w:multiLevelType w:val="multilevel"/>
     <w:tmpl w:val="9446D918"/>
@@ -3808,7 +2883,7 @@
       </w:rPr>
     </w:lvl>
   </w:abstractNum>
-  <w:abstractNum w:abstractNumId="2" w15:restartNumberingAfterBreak="0">
+  <w:abstractNum w:abstractNumId="3" w15:restartNumberingAfterBreak="0">
     <w:nsid w:val="137E0247"/>
     <w:multiLevelType w:val="multilevel"/>
     <w:tmpl w:val="1E62DEB8"/>
@@ -3925,7 +3000,120 @@
       </w:pPr>
     </w:lvl>
   </w:abstractNum>
-  <w:abstractNum w:abstractNumId="3" w15:restartNumberingAfterBreak="0">
+  <w:abstractNum w:abstractNumId="4" w15:restartNumberingAfterBreak="0">
+    <w:nsid w:val="1CF51F7A"/>
+    <w:multiLevelType w:val="hybridMultilevel"/>
+    <w:tmpl w:val="7A64D86E"/>
+    <w:lvl w:ilvl="0" w:tplc="0419000B">
+      <w:start w:val="1"/>
+      <w:numFmt w:val="bullet"/>
+      <w:lvlText w:val=""/>
+      <w:lvlJc w:val="left"/>
+      <w:pPr>
+        <w:ind w:left="720" w:hanging="360"/>
+      </w:pPr>
+      <w:rPr>
+        <w:rFonts w:ascii="Wingdings" w:hAnsi="Wingdings" w:hint="default"/>
+      </w:rPr>
+    </w:lvl>
+    <w:lvl w:ilvl="1" w:tplc="04190003" w:tentative="1">
+      <w:start w:val="1"/>
+      <w:numFmt w:val="bullet"/>
+      <w:lvlText w:val="o"/>
+      <w:lvlJc w:val="left"/>
+      <w:pPr>
+        <w:ind w:left="1440" w:hanging="360"/>
+      </w:pPr>
+      <w:rPr>
+        <w:rFonts w:ascii="Courier New" w:hAnsi="Courier New" w:cs="Courier New" w:hint="default"/>
+      </w:rPr>
+    </w:lvl>
+    <w:lvl w:ilvl="2" w:tplc="04190005" w:tentative="1">
+      <w:start w:val="1"/>
+      <w:numFmt w:val="bullet"/>
+      <w:lvlText w:val=""/>
+      <w:lvlJc w:val="left"/>
+      <w:pPr>
+        <w:ind w:left="2160" w:hanging="360"/>
+      </w:pPr>
+      <w:rPr>
+        <w:rFonts w:ascii="Wingdings" w:hAnsi="Wingdings" w:hint="default"/>
+      </w:rPr>
+    </w:lvl>
+    <w:lvl w:ilvl="3" w:tplc="04190001" w:tentative="1">
+      <w:start w:val="1"/>
+      <w:numFmt w:val="bullet"/>
+      <w:lvlText w:val=""/>
+      <w:lvlJc w:val="left"/>
+      <w:pPr>
+        <w:ind w:left="2880" w:hanging="360"/>
+      </w:pPr>
+      <w:rPr>
+        <w:rFonts w:ascii="Symbol" w:hAnsi="Symbol" w:hint="default"/>
+      </w:rPr>
+    </w:lvl>
+    <w:lvl w:ilvl="4" w:tplc="04190003" w:tentative="1">
+      <w:start w:val="1"/>
+      <w:numFmt w:val="bullet"/>
+      <w:lvlText w:val="o"/>
+      <w:lvlJc w:val="left"/>
+      <w:pPr>
+        <w:ind w:left="3600" w:hanging="360"/>
+      </w:pPr>
+      <w:rPr>
+        <w:rFonts w:ascii="Courier New" w:hAnsi="Courier New" w:cs="Courier New" w:hint="default"/>
+      </w:rPr>
+    </w:lvl>
+    <w:lvl w:ilvl="5" w:tplc="04190005" w:tentative="1">
+      <w:start w:val="1"/>
+      <w:numFmt w:val="bullet"/>
+      <w:lvlText w:val=""/>
+      <w:lvlJc w:val="left"/>
+      <w:pPr>
+        <w:ind w:left="4320" w:hanging="360"/>
+      </w:pPr>
+      <w:rPr>
+        <w:rFonts w:ascii="Wingdings" w:hAnsi="Wingdings" w:hint="default"/>
+      </w:rPr>
+    </w:lvl>
+    <w:lvl w:ilvl="6" w:tplc="04190001" w:tentative="1">
+      <w:start w:val="1"/>
+      <w:numFmt w:val="bullet"/>
+      <w:lvlText w:val=""/>
+      <w:lvlJc w:val="left"/>
+      <w:pPr>
+        <w:ind w:left="5040" w:hanging="360"/>
+      </w:pPr>
+      <w:rPr>
+        <w:rFonts w:ascii="Symbol" w:hAnsi="Symbol" w:hint="default"/>
+      </w:rPr>
+    </w:lvl>
+    <w:lvl w:ilvl="7" w:tplc="04190003" w:tentative="1">
+      <w:start w:val="1"/>
+      <w:numFmt w:val="bullet"/>
+      <w:lvlText w:val="o"/>
+      <w:lvlJc w:val="left"/>
+      <w:pPr>
+        <w:ind w:left="5760" w:hanging="360"/>
+      </w:pPr>
+      <w:rPr>
+        <w:rFonts w:ascii="Courier New" w:hAnsi="Courier New" w:cs="Courier New" w:hint="default"/>
+      </w:rPr>
+    </w:lvl>
+    <w:lvl w:ilvl="8" w:tplc="04190005" w:tentative="1">
+      <w:start w:val="1"/>
+      <w:numFmt w:val="bullet"/>
+      <w:lvlText w:val=""/>
+      <w:lvlJc w:val="left"/>
+      <w:pPr>
+        <w:ind w:left="6480" w:hanging="360"/>
+      </w:pPr>
+      <w:rPr>
+        <w:rFonts w:ascii="Wingdings" w:hAnsi="Wingdings" w:hint="default"/>
+      </w:rPr>
+    </w:lvl>
+  </w:abstractNum>
+  <w:abstractNum w:abstractNumId="5" w15:restartNumberingAfterBreak="0">
     <w:nsid w:val="20371A9C"/>
     <w:multiLevelType w:val="multilevel"/>
     <w:tmpl w:val="EFAC260C"/>
@@ -4074,7 +3262,7 @@
       </w:rPr>
     </w:lvl>
   </w:abstractNum>
-  <w:abstractNum w:abstractNumId="4" w15:restartNumberingAfterBreak="0">
+  <w:abstractNum w:abstractNumId="6" w15:restartNumberingAfterBreak="0">
     <w:nsid w:val="20A63679"/>
     <w:multiLevelType w:val="hybridMultilevel"/>
     <w:tmpl w:val="2F589BFE"/>
@@ -4163,7 +3351,7 @@
       </w:pPr>
     </w:lvl>
   </w:abstractNum>
-  <w:abstractNum w:abstractNumId="5" w15:restartNumberingAfterBreak="0">
+  <w:abstractNum w:abstractNumId="7" w15:restartNumberingAfterBreak="0">
     <w:nsid w:val="28DC4470"/>
     <w:multiLevelType w:val="multilevel"/>
     <w:tmpl w:val="7AC43BFC"/>
@@ -4312,7 +3500,7 @@
       </w:rPr>
     </w:lvl>
   </w:abstractNum>
-  <w:abstractNum w:abstractNumId="6" w15:restartNumberingAfterBreak="0">
+  <w:abstractNum w:abstractNumId="8" w15:restartNumberingAfterBreak="0">
     <w:nsid w:val="2A8E55D6"/>
     <w:multiLevelType w:val="multilevel"/>
     <w:tmpl w:val="6B6C76A6"/>
@@ -4461,7 +3649,156 @@
       </w:rPr>
     </w:lvl>
   </w:abstractNum>
-  <w:abstractNum w:abstractNumId="7" w15:restartNumberingAfterBreak="0">
+  <w:abstractNum w:abstractNumId="9" w15:restartNumberingAfterBreak="0">
+    <w:nsid w:val="30736A46"/>
+    <w:multiLevelType w:val="multilevel"/>
+    <w:tmpl w:val="77B281E2"/>
+    <w:lvl w:ilvl="0">
+      <w:start w:val="1"/>
+      <w:numFmt w:val="bullet"/>
+      <w:lvlText w:val=""/>
+      <w:lvlJc w:val="left"/>
+      <w:pPr>
+        <w:tabs>
+          <w:tab w:val="num" w:pos="720"/>
+        </w:tabs>
+        <w:ind w:left="720" w:hanging="360"/>
+      </w:pPr>
+      <w:rPr>
+        <w:rFonts w:ascii="Symbol" w:hAnsi="Symbol" w:hint="default"/>
+        <w:sz w:val="20"/>
+      </w:rPr>
+    </w:lvl>
+    <w:lvl w:ilvl="1" w:tentative="1">
+      <w:start w:val="1"/>
+      <w:numFmt w:val="bullet"/>
+      <w:lvlText w:val="o"/>
+      <w:lvlJc w:val="left"/>
+      <w:pPr>
+        <w:tabs>
+          <w:tab w:val="num" w:pos="1440"/>
+        </w:tabs>
+        <w:ind w:left="1440" w:hanging="360"/>
+      </w:pPr>
+      <w:rPr>
+        <w:rFonts w:ascii="Courier New" w:hAnsi="Courier New" w:hint="default"/>
+        <w:sz w:val="20"/>
+      </w:rPr>
+    </w:lvl>
+    <w:lvl w:ilvl="2" w:tentative="1">
+      <w:start w:val="1"/>
+      <w:numFmt w:val="bullet"/>
+      <w:lvlText w:val=""/>
+      <w:lvlJc w:val="left"/>
+      <w:pPr>
+        <w:tabs>
+          <w:tab w:val="num" w:pos="2160"/>
+        </w:tabs>
+        <w:ind w:left="2160" w:hanging="360"/>
+      </w:pPr>
+      <w:rPr>
+        <w:rFonts w:ascii="Wingdings" w:hAnsi="Wingdings" w:hint="default"/>
+        <w:sz w:val="20"/>
+      </w:rPr>
+    </w:lvl>
+    <w:lvl w:ilvl="3" w:tentative="1">
+      <w:start w:val="1"/>
+      <w:numFmt w:val="bullet"/>
+      <w:lvlText w:val=""/>
+      <w:lvlJc w:val="left"/>
+      <w:pPr>
+        <w:tabs>
+          <w:tab w:val="num" w:pos="2880"/>
+        </w:tabs>
+        <w:ind w:left="2880" w:hanging="360"/>
+      </w:pPr>
+      <w:rPr>
+        <w:rFonts w:ascii="Wingdings" w:hAnsi="Wingdings" w:hint="default"/>
+        <w:sz w:val="20"/>
+      </w:rPr>
+    </w:lvl>
+    <w:lvl w:ilvl="4" w:tentative="1">
+      <w:start w:val="1"/>
+      <w:numFmt w:val="bullet"/>
+      <w:lvlText w:val=""/>
+      <w:lvlJc w:val="left"/>
+      <w:pPr>
+        <w:tabs>
+          <w:tab w:val="num" w:pos="3600"/>
+        </w:tabs>
+        <w:ind w:left="3600" w:hanging="360"/>
+      </w:pPr>
+      <w:rPr>
+        <w:rFonts w:ascii="Wingdings" w:hAnsi="Wingdings" w:hint="default"/>
+        <w:sz w:val="20"/>
+      </w:rPr>
+    </w:lvl>
+    <w:lvl w:ilvl="5" w:tentative="1">
+      <w:start w:val="1"/>
+      <w:numFmt w:val="bullet"/>
+      <w:lvlText w:val=""/>
+      <w:lvlJc w:val="left"/>
+      <w:pPr>
+        <w:tabs>
+          <w:tab w:val="num" w:pos="4320"/>
+        </w:tabs>
+        <w:ind w:left="4320" w:hanging="360"/>
+      </w:pPr>
+      <w:rPr>
+        <w:rFonts w:ascii="Wingdings" w:hAnsi="Wingdings" w:hint="default"/>
+        <w:sz w:val="20"/>
+      </w:rPr>
+    </w:lvl>
+    <w:lvl w:ilvl="6" w:tentative="1">
+      <w:start w:val="1"/>
+      <w:numFmt w:val="bullet"/>
+      <w:lvlText w:val=""/>
+      <w:lvlJc w:val="left"/>
+      <w:pPr>
+        <w:tabs>
+          <w:tab w:val="num" w:pos="5040"/>
+        </w:tabs>
+        <w:ind w:left="5040" w:hanging="360"/>
+      </w:pPr>
+      <w:rPr>
+        <w:rFonts w:ascii="Wingdings" w:hAnsi="Wingdings" w:hint="default"/>
+        <w:sz w:val="20"/>
+      </w:rPr>
+    </w:lvl>
+    <w:lvl w:ilvl="7" w:tentative="1">
+      <w:start w:val="1"/>
+      <w:numFmt w:val="bullet"/>
+      <w:lvlText w:val=""/>
+      <w:lvlJc w:val="left"/>
+      <w:pPr>
+        <w:tabs>
+          <w:tab w:val="num" w:pos="5760"/>
+        </w:tabs>
+        <w:ind w:left="5760" w:hanging="360"/>
+      </w:pPr>
+      <w:rPr>
+        <w:rFonts w:ascii="Wingdings" w:hAnsi="Wingdings" w:hint="default"/>
+        <w:sz w:val="20"/>
+      </w:rPr>
+    </w:lvl>
+    <w:lvl w:ilvl="8" w:tentative="1">
+      <w:start w:val="1"/>
+      <w:numFmt w:val="bullet"/>
+      <w:lvlText w:val=""/>
+      <w:lvlJc w:val="left"/>
+      <w:pPr>
+        <w:tabs>
+          <w:tab w:val="num" w:pos="6480"/>
+        </w:tabs>
+        <w:ind w:left="6480" w:hanging="360"/>
+      </w:pPr>
+      <w:rPr>
+        <w:rFonts w:ascii="Wingdings" w:hAnsi="Wingdings" w:hint="default"/>
+        <w:sz w:val="20"/>
+      </w:rPr>
+    </w:lvl>
+  </w:abstractNum>
+  <w:abstractNum w:abstractNumId="10" w15:restartNumberingAfterBreak="0">
     <w:nsid w:val="32081237"/>
     <w:multiLevelType w:val="multilevel"/>
     <w:tmpl w:val="E124A3FC"/>
@@ -4610,7 +3947,7 @@
       </w:rPr>
     </w:lvl>
   </w:abstractNum>
-  <w:abstractNum w:abstractNumId="8" w15:restartNumberingAfterBreak="0">
+  <w:abstractNum w:abstractNumId="11" w15:restartNumberingAfterBreak="0">
     <w:nsid w:val="34CC36C5"/>
     <w:multiLevelType w:val="multilevel"/>
     <w:tmpl w:val="C0C4A898"/>
@@ -4759,7 +4096,7 @@
       </w:rPr>
     </w:lvl>
   </w:abstractNum>
-  <w:abstractNum w:abstractNumId="9" w15:restartNumberingAfterBreak="0">
+  <w:abstractNum w:abstractNumId="12" w15:restartNumberingAfterBreak="0">
     <w:nsid w:val="3909603F"/>
     <w:multiLevelType w:val="multilevel"/>
     <w:tmpl w:val="2138C6D6"/>
@@ -4908,7 +4245,7 @@
       </w:rPr>
     </w:lvl>
   </w:abstractNum>
-  <w:abstractNum w:abstractNumId="10" w15:restartNumberingAfterBreak="0">
+  <w:abstractNum w:abstractNumId="13" w15:restartNumberingAfterBreak="0">
     <w:nsid w:val="3B5A27FE"/>
     <w:multiLevelType w:val="hybridMultilevel"/>
     <w:tmpl w:val="65444258"/>
@@ -4999,7 +4336,156 @@
       </w:pPr>
     </w:lvl>
   </w:abstractNum>
-  <w:abstractNum w:abstractNumId="11" w15:restartNumberingAfterBreak="0">
+  <w:abstractNum w:abstractNumId="14" w15:restartNumberingAfterBreak="0">
+    <w:nsid w:val="3C5F4977"/>
+    <w:multiLevelType w:val="multilevel"/>
+    <w:tmpl w:val="1D6AB5A8"/>
+    <w:lvl w:ilvl="0">
+      <w:start w:val="1"/>
+      <w:numFmt w:val="bullet"/>
+      <w:lvlText w:val=""/>
+      <w:lvlJc w:val="left"/>
+      <w:pPr>
+        <w:tabs>
+          <w:tab w:val="num" w:pos="720"/>
+        </w:tabs>
+        <w:ind w:left="720" w:hanging="360"/>
+      </w:pPr>
+      <w:rPr>
+        <w:rFonts w:ascii="Symbol" w:hAnsi="Symbol" w:hint="default"/>
+        <w:sz w:val="20"/>
+      </w:rPr>
+    </w:lvl>
+    <w:lvl w:ilvl="1" w:tentative="1">
+      <w:start w:val="1"/>
+      <w:numFmt w:val="bullet"/>
+      <w:lvlText w:val="o"/>
+      <w:lvlJc w:val="left"/>
+      <w:pPr>
+        <w:tabs>
+          <w:tab w:val="num" w:pos="1440"/>
+        </w:tabs>
+        <w:ind w:left="1440" w:hanging="360"/>
+      </w:pPr>
+      <w:rPr>
+        <w:rFonts w:ascii="Courier New" w:hAnsi="Courier New" w:hint="default"/>
+        <w:sz w:val="20"/>
+      </w:rPr>
+    </w:lvl>
+    <w:lvl w:ilvl="2" w:tentative="1">
+      <w:start w:val="1"/>
+      <w:numFmt w:val="bullet"/>
+      <w:lvlText w:val=""/>
+      <w:lvlJc w:val="left"/>
+      <w:pPr>
+        <w:tabs>
+          <w:tab w:val="num" w:pos="2160"/>
+        </w:tabs>
+        <w:ind w:left="2160" w:hanging="360"/>
+      </w:pPr>
+      <w:rPr>
+        <w:rFonts w:ascii="Wingdings" w:hAnsi="Wingdings" w:hint="default"/>
+        <w:sz w:val="20"/>
+      </w:rPr>
+    </w:lvl>
+    <w:lvl w:ilvl="3" w:tentative="1">
+      <w:start w:val="1"/>
+      <w:numFmt w:val="bullet"/>
+      <w:lvlText w:val=""/>
+      <w:lvlJc w:val="left"/>
+      <w:pPr>
+        <w:tabs>
+          <w:tab w:val="num" w:pos="2880"/>
+        </w:tabs>
+        <w:ind w:left="2880" w:hanging="360"/>
+      </w:pPr>
+      <w:rPr>
+        <w:rFonts w:ascii="Wingdings" w:hAnsi="Wingdings" w:hint="default"/>
+        <w:sz w:val="20"/>
+      </w:rPr>
+    </w:lvl>
+    <w:lvl w:ilvl="4" w:tentative="1">
+      <w:start w:val="1"/>
+      <w:numFmt w:val="bullet"/>
+      <w:lvlText w:val=""/>
+      <w:lvlJc w:val="left"/>
+      <w:pPr>
+        <w:tabs>
+          <w:tab w:val="num" w:pos="3600"/>
+        </w:tabs>
+        <w:ind w:left="3600" w:hanging="360"/>
+      </w:pPr>
+      <w:rPr>
+        <w:rFonts w:ascii="Wingdings" w:hAnsi="Wingdings" w:hint="default"/>
+        <w:sz w:val="20"/>
+      </w:rPr>
+    </w:lvl>
+    <w:lvl w:ilvl="5" w:tentative="1">
+      <w:start w:val="1"/>
+      <w:numFmt w:val="bullet"/>
+      <w:lvlText w:val=""/>
+      <w:lvlJc w:val="left"/>
+      <w:pPr>
+        <w:tabs>
+          <w:tab w:val="num" w:pos="4320"/>
+        </w:tabs>
+        <w:ind w:left="4320" w:hanging="360"/>
+      </w:pPr>
+      <w:rPr>
+        <w:rFonts w:ascii="Wingdings" w:hAnsi="Wingdings" w:hint="default"/>
+        <w:sz w:val="20"/>
+      </w:rPr>
+    </w:lvl>
+    <w:lvl w:ilvl="6" w:tentative="1">
+      <w:start w:val="1"/>
+      <w:numFmt w:val="bullet"/>
+      <w:lvlText w:val=""/>
+      <w:lvlJc w:val="left"/>
+      <w:pPr>
+        <w:tabs>
+          <w:tab w:val="num" w:pos="5040"/>
+        </w:tabs>
+        <w:ind w:left="5040" w:hanging="360"/>
+      </w:pPr>
+      <w:rPr>
+        <w:rFonts w:ascii="Wingdings" w:hAnsi="Wingdings" w:hint="default"/>
+        <w:sz w:val="20"/>
+      </w:rPr>
+    </w:lvl>
+    <w:lvl w:ilvl="7" w:tentative="1">
+      <w:start w:val="1"/>
+      <w:numFmt w:val="bullet"/>
+      <w:lvlText w:val=""/>
+      <w:lvlJc w:val="left"/>
+      <w:pPr>
+        <w:tabs>
+          <w:tab w:val="num" w:pos="5760"/>
+        </w:tabs>
+        <w:ind w:left="5760" w:hanging="360"/>
+      </w:pPr>
+      <w:rPr>
+        <w:rFonts w:ascii="Wingdings" w:hAnsi="Wingdings" w:hint="default"/>
+        <w:sz w:val="20"/>
+      </w:rPr>
+    </w:lvl>
+    <w:lvl w:ilvl="8" w:tentative="1">
+      <w:start w:val="1"/>
+      <w:numFmt w:val="bullet"/>
+      <w:lvlText w:val=""/>
+      <w:lvlJc w:val="left"/>
+      <w:pPr>
+        <w:tabs>
+          <w:tab w:val="num" w:pos="6480"/>
+        </w:tabs>
+        <w:ind w:left="6480" w:hanging="360"/>
+      </w:pPr>
+      <w:rPr>
+        <w:rFonts w:ascii="Wingdings" w:hAnsi="Wingdings" w:hint="default"/>
+        <w:sz w:val="20"/>
+      </w:rPr>
+    </w:lvl>
+  </w:abstractNum>
+  <w:abstractNum w:abstractNumId="15" w15:restartNumberingAfterBreak="0">
     <w:nsid w:val="3EC84D7D"/>
     <w:multiLevelType w:val="multilevel"/>
     <w:tmpl w:val="F73EBE94"/>
@@ -5148,7 +4634,120 @@
       </w:rPr>
     </w:lvl>
   </w:abstractNum>
-  <w:abstractNum w:abstractNumId="12" w15:restartNumberingAfterBreak="0">
+  <w:abstractNum w:abstractNumId="16" w15:restartNumberingAfterBreak="0">
+    <w:nsid w:val="42807712"/>
+    <w:multiLevelType w:val="hybridMultilevel"/>
+    <w:tmpl w:val="618A667E"/>
+    <w:lvl w:ilvl="0" w:tplc="0419000B">
+      <w:start w:val="1"/>
+      <w:numFmt w:val="bullet"/>
+      <w:lvlText w:val=""/>
+      <w:lvlJc w:val="left"/>
+      <w:pPr>
+        <w:ind w:left="720" w:hanging="360"/>
+      </w:pPr>
+      <w:rPr>
+        <w:rFonts w:ascii="Wingdings" w:hAnsi="Wingdings" w:hint="default"/>
+      </w:rPr>
+    </w:lvl>
+    <w:lvl w:ilvl="1" w:tplc="04190003" w:tentative="1">
+      <w:start w:val="1"/>
+      <w:numFmt w:val="bullet"/>
+      <w:lvlText w:val="o"/>
+      <w:lvlJc w:val="left"/>
+      <w:pPr>
+        <w:ind w:left="1440" w:hanging="360"/>
+      </w:pPr>
+      <w:rPr>
+        <w:rFonts w:ascii="Courier New" w:hAnsi="Courier New" w:cs="Courier New" w:hint="default"/>
+      </w:rPr>
+    </w:lvl>
+    <w:lvl w:ilvl="2" w:tplc="04190005" w:tentative="1">
+      <w:start w:val="1"/>
+      <w:numFmt w:val="bullet"/>
+      <w:lvlText w:val=""/>
+      <w:lvlJc w:val="left"/>
+      <w:pPr>
+        <w:ind w:left="2160" w:hanging="360"/>
+      </w:pPr>
+      <w:rPr>
+        <w:rFonts w:ascii="Wingdings" w:hAnsi="Wingdings" w:hint="default"/>
+      </w:rPr>
+    </w:lvl>
+    <w:lvl w:ilvl="3" w:tplc="04190001" w:tentative="1">
+      <w:start w:val="1"/>
+      <w:numFmt w:val="bullet"/>
+      <w:lvlText w:val=""/>
+      <w:lvlJc w:val="left"/>
+      <w:pPr>
+        <w:ind w:left="2880" w:hanging="360"/>
+      </w:pPr>
+      <w:rPr>
+        <w:rFonts w:ascii="Symbol" w:hAnsi="Symbol" w:hint="default"/>
+      </w:rPr>
+    </w:lvl>
+    <w:lvl w:ilvl="4" w:tplc="04190003" w:tentative="1">
+      <w:start w:val="1"/>
+      <w:numFmt w:val="bullet"/>
+      <w:lvlText w:val="o"/>
+      <w:lvlJc w:val="left"/>
+      <w:pPr>
+        <w:ind w:left="3600" w:hanging="360"/>
+      </w:pPr>
+      <w:rPr>
+        <w:rFonts w:ascii="Courier New" w:hAnsi="Courier New" w:cs="Courier New" w:hint="default"/>
+      </w:rPr>
+    </w:lvl>
+    <w:lvl w:ilvl="5" w:tplc="04190005" w:tentative="1">
+      <w:start w:val="1"/>
+      <w:numFmt w:val="bullet"/>
+      <w:lvlText w:val=""/>
+      <w:lvlJc w:val="left"/>
+      <w:pPr>
+        <w:ind w:left="4320" w:hanging="360"/>
+      </w:pPr>
+      <w:rPr>
+        <w:rFonts w:ascii="Wingdings" w:hAnsi="Wingdings" w:hint="default"/>
+      </w:rPr>
+    </w:lvl>
+    <w:lvl w:ilvl="6" w:tplc="04190001" w:tentative="1">
+      <w:start w:val="1"/>
+      <w:numFmt w:val="bullet"/>
+      <w:lvlText w:val=""/>
+      <w:lvlJc w:val="left"/>
+      <w:pPr>
+        <w:ind w:left="5040" w:hanging="360"/>
+      </w:pPr>
+      <w:rPr>
+        <w:rFonts w:ascii="Symbol" w:hAnsi="Symbol" w:hint="default"/>
+      </w:rPr>
+    </w:lvl>
+    <w:lvl w:ilvl="7" w:tplc="04190003" w:tentative="1">
+      <w:start w:val="1"/>
+      <w:numFmt w:val="bullet"/>
+      <w:lvlText w:val="o"/>
+      <w:lvlJc w:val="left"/>
+      <w:pPr>
+        <w:ind w:left="5760" w:hanging="360"/>
+      </w:pPr>
+      <w:rPr>
+        <w:rFonts w:ascii="Courier New" w:hAnsi="Courier New" w:cs="Courier New" w:hint="default"/>
+      </w:rPr>
+    </w:lvl>
+    <w:lvl w:ilvl="8" w:tplc="04190005" w:tentative="1">
+      <w:start w:val="1"/>
+      <w:numFmt w:val="bullet"/>
+      <w:lvlText w:val=""/>
+      <w:lvlJc w:val="left"/>
+      <w:pPr>
+        <w:ind w:left="6480" w:hanging="360"/>
+      </w:pPr>
+      <w:rPr>
+        <w:rFonts w:ascii="Wingdings" w:hAnsi="Wingdings" w:hint="default"/>
+      </w:rPr>
+    </w:lvl>
+  </w:abstractNum>
+  <w:abstractNum w:abstractNumId="17" w15:restartNumberingAfterBreak="0">
     <w:nsid w:val="4CC97115"/>
     <w:multiLevelType w:val="hybridMultilevel"/>
     <w:tmpl w:val="88D494FA"/>
@@ -5237,7 +4836,7 @@
       </w:pPr>
     </w:lvl>
   </w:abstractNum>
-  <w:abstractNum w:abstractNumId="13" w15:restartNumberingAfterBreak="0">
+  <w:abstractNum w:abstractNumId="18" w15:restartNumberingAfterBreak="0">
     <w:nsid w:val="4E1D69EE"/>
     <w:multiLevelType w:val="multilevel"/>
     <w:tmpl w:val="380C9F0A"/>
@@ -5382,7 +4981,7 @@
       </w:rPr>
     </w:lvl>
   </w:abstractNum>
-  <w:abstractNum w:abstractNumId="14" w15:restartNumberingAfterBreak="0">
+  <w:abstractNum w:abstractNumId="19" w15:restartNumberingAfterBreak="0">
     <w:nsid w:val="4FBB77DF"/>
     <w:multiLevelType w:val="multilevel"/>
     <w:tmpl w:val="C0726226"/>
@@ -5531,7 +5130,7 @@
       </w:rPr>
     </w:lvl>
   </w:abstractNum>
-  <w:abstractNum w:abstractNumId="15" w15:restartNumberingAfterBreak="0">
+  <w:abstractNum w:abstractNumId="20" w15:restartNumberingAfterBreak="0">
     <w:nsid w:val="5848052A"/>
     <w:multiLevelType w:val="multilevel"/>
     <w:tmpl w:val="A5D21586"/>
@@ -5676,7 +5275,7 @@
       </w:rPr>
     </w:lvl>
   </w:abstractNum>
-  <w:abstractNum w:abstractNumId="16" w15:restartNumberingAfterBreak="0">
+  <w:abstractNum w:abstractNumId="21" w15:restartNumberingAfterBreak="0">
     <w:nsid w:val="5A5255AA"/>
     <w:multiLevelType w:val="multilevel"/>
     <w:tmpl w:val="6532CA8A"/>
@@ -5821,7 +5420,305 @@
       </w:rPr>
     </w:lvl>
   </w:abstractNum>
-  <w:abstractNum w:abstractNumId="17" w15:restartNumberingAfterBreak="0">
+  <w:abstractNum w:abstractNumId="22" w15:restartNumberingAfterBreak="0">
+    <w:nsid w:val="5B94149F"/>
+    <w:multiLevelType w:val="multilevel"/>
+    <w:tmpl w:val="9926C884"/>
+    <w:lvl w:ilvl="0">
+      <w:start w:val="1"/>
+      <w:numFmt w:val="bullet"/>
+      <w:lvlText w:val=""/>
+      <w:lvlJc w:val="left"/>
+      <w:pPr>
+        <w:tabs>
+          <w:tab w:val="num" w:pos="720"/>
+        </w:tabs>
+        <w:ind w:left="720" w:hanging="360"/>
+      </w:pPr>
+      <w:rPr>
+        <w:rFonts w:ascii="Symbol" w:hAnsi="Symbol" w:hint="default"/>
+        <w:sz w:val="20"/>
+      </w:rPr>
+    </w:lvl>
+    <w:lvl w:ilvl="1" w:tentative="1">
+      <w:start w:val="1"/>
+      <w:numFmt w:val="bullet"/>
+      <w:lvlText w:val="o"/>
+      <w:lvlJc w:val="left"/>
+      <w:pPr>
+        <w:tabs>
+          <w:tab w:val="num" w:pos="1440"/>
+        </w:tabs>
+        <w:ind w:left="1440" w:hanging="360"/>
+      </w:pPr>
+      <w:rPr>
+        <w:rFonts w:ascii="Courier New" w:hAnsi="Courier New" w:hint="default"/>
+        <w:sz w:val="20"/>
+      </w:rPr>
+    </w:lvl>
+    <w:lvl w:ilvl="2" w:tentative="1">
+      <w:start w:val="1"/>
+      <w:numFmt w:val="bullet"/>
+      <w:lvlText w:val=""/>
+      <w:lvlJc w:val="left"/>
+      <w:pPr>
+        <w:tabs>
+          <w:tab w:val="num" w:pos="2160"/>
+        </w:tabs>
+        <w:ind w:left="2160" w:hanging="360"/>
+      </w:pPr>
+      <w:rPr>
+        <w:rFonts w:ascii="Wingdings" w:hAnsi="Wingdings" w:hint="default"/>
+        <w:sz w:val="20"/>
+      </w:rPr>
+    </w:lvl>
+    <w:lvl w:ilvl="3" w:tentative="1">
+      <w:start w:val="1"/>
+      <w:numFmt w:val="bullet"/>
+      <w:lvlText w:val=""/>
+      <w:lvlJc w:val="left"/>
+      <w:pPr>
+        <w:tabs>
+          <w:tab w:val="num" w:pos="2880"/>
+        </w:tabs>
+        <w:ind w:left="2880" w:hanging="360"/>
+      </w:pPr>
+      <w:rPr>
+        <w:rFonts w:ascii="Wingdings" w:hAnsi="Wingdings" w:hint="default"/>
+        <w:sz w:val="20"/>
+      </w:rPr>
+    </w:lvl>
+    <w:lvl w:ilvl="4" w:tentative="1">
+      <w:start w:val="1"/>
+      <w:numFmt w:val="bullet"/>
+      <w:lvlText w:val=""/>
+      <w:lvlJc w:val="left"/>
+      <w:pPr>
+        <w:tabs>
+          <w:tab w:val="num" w:pos="3600"/>
+        </w:tabs>
+        <w:ind w:left="3600" w:hanging="360"/>
+      </w:pPr>
+      <w:rPr>
+        <w:rFonts w:ascii="Wingdings" w:hAnsi="Wingdings" w:hint="default"/>
+        <w:sz w:val="20"/>
+      </w:rPr>
+    </w:lvl>
+    <w:lvl w:ilvl="5" w:tentative="1">
+      <w:start w:val="1"/>
+      <w:numFmt w:val="bullet"/>
+      <w:lvlText w:val=""/>
+      <w:lvlJc w:val="left"/>
+      <w:pPr>
+        <w:tabs>
+          <w:tab w:val="num" w:pos="4320"/>
+        </w:tabs>
+        <w:ind w:left="4320" w:hanging="360"/>
+      </w:pPr>
+      <w:rPr>
+        <w:rFonts w:ascii="Wingdings" w:hAnsi="Wingdings" w:hint="default"/>
+        <w:sz w:val="20"/>
+      </w:rPr>
+    </w:lvl>
+    <w:lvl w:ilvl="6" w:tentative="1">
+      <w:start w:val="1"/>
+      <w:numFmt w:val="bullet"/>
+      <w:lvlText w:val=""/>
+      <w:lvlJc w:val="left"/>
+      <w:pPr>
+        <w:tabs>
+          <w:tab w:val="num" w:pos="5040"/>
+        </w:tabs>
+        <w:ind w:left="5040" w:hanging="360"/>
+      </w:pPr>
+      <w:rPr>
+        <w:rFonts w:ascii="Wingdings" w:hAnsi="Wingdings" w:hint="default"/>
+        <w:sz w:val="20"/>
+      </w:rPr>
+    </w:lvl>
+    <w:lvl w:ilvl="7" w:tentative="1">
+      <w:start w:val="1"/>
+      <w:numFmt w:val="bullet"/>
+      <w:lvlText w:val=""/>
+      <w:lvlJc w:val="left"/>
+      <w:pPr>
+        <w:tabs>
+          <w:tab w:val="num" w:pos="5760"/>
+        </w:tabs>
+        <w:ind w:left="5760" w:hanging="360"/>
+      </w:pPr>
+      <w:rPr>
+        <w:rFonts w:ascii="Wingdings" w:hAnsi="Wingdings" w:hint="default"/>
+        <w:sz w:val="20"/>
+      </w:rPr>
+    </w:lvl>
+    <w:lvl w:ilvl="8" w:tentative="1">
+      <w:start w:val="1"/>
+      <w:numFmt w:val="bullet"/>
+      <w:lvlText w:val=""/>
+      <w:lvlJc w:val="left"/>
+      <w:pPr>
+        <w:tabs>
+          <w:tab w:val="num" w:pos="6480"/>
+        </w:tabs>
+        <w:ind w:left="6480" w:hanging="360"/>
+      </w:pPr>
+      <w:rPr>
+        <w:rFonts w:ascii="Wingdings" w:hAnsi="Wingdings" w:hint="default"/>
+        <w:sz w:val="20"/>
+      </w:rPr>
+    </w:lvl>
+  </w:abstractNum>
+  <w:abstractNum w:abstractNumId="23" w15:restartNumberingAfterBreak="0">
+    <w:nsid w:val="5CCB1C49"/>
+    <w:multiLevelType w:val="multilevel"/>
+    <w:tmpl w:val="B01CA374"/>
+    <w:lvl w:ilvl="0">
+      <w:start w:val="1"/>
+      <w:numFmt w:val="bullet"/>
+      <w:lvlText w:val=""/>
+      <w:lvlJc w:val="left"/>
+      <w:pPr>
+        <w:tabs>
+          <w:tab w:val="num" w:pos="720"/>
+        </w:tabs>
+        <w:ind w:left="720" w:hanging="360"/>
+      </w:pPr>
+      <w:rPr>
+        <w:rFonts w:ascii="Symbol" w:hAnsi="Symbol" w:hint="default"/>
+        <w:sz w:val="20"/>
+      </w:rPr>
+    </w:lvl>
+    <w:lvl w:ilvl="1" w:tentative="1">
+      <w:start w:val="1"/>
+      <w:numFmt w:val="bullet"/>
+      <w:lvlText w:val="o"/>
+      <w:lvlJc w:val="left"/>
+      <w:pPr>
+        <w:tabs>
+          <w:tab w:val="num" w:pos="1440"/>
+        </w:tabs>
+        <w:ind w:left="1440" w:hanging="360"/>
+      </w:pPr>
+      <w:rPr>
+        <w:rFonts w:ascii="Courier New" w:hAnsi="Courier New" w:hint="default"/>
+        <w:sz w:val="20"/>
+      </w:rPr>
+    </w:lvl>
+    <w:lvl w:ilvl="2" w:tentative="1">
+      <w:start w:val="1"/>
+      <w:numFmt w:val="bullet"/>
+      <w:lvlText w:val=""/>
+      <w:lvlJc w:val="left"/>
+      <w:pPr>
+        <w:tabs>
+          <w:tab w:val="num" w:pos="2160"/>
+        </w:tabs>
+        <w:ind w:left="2160" w:hanging="360"/>
+      </w:pPr>
+      <w:rPr>
+        <w:rFonts w:ascii="Wingdings" w:hAnsi="Wingdings" w:hint="default"/>
+        <w:sz w:val="20"/>
+      </w:rPr>
+    </w:lvl>
+    <w:lvl w:ilvl="3" w:tentative="1">
+      <w:start w:val="1"/>
+      <w:numFmt w:val="bullet"/>
+      <w:lvlText w:val=""/>
+      <w:lvlJc w:val="left"/>
+      <w:pPr>
+        <w:tabs>
+          <w:tab w:val="num" w:pos="2880"/>
+        </w:tabs>
+        <w:ind w:left="2880" w:hanging="360"/>
+      </w:pPr>
+      <w:rPr>
+        <w:rFonts w:ascii="Wingdings" w:hAnsi="Wingdings" w:hint="default"/>
+        <w:sz w:val="20"/>
+      </w:rPr>
+    </w:lvl>
+    <w:lvl w:ilvl="4" w:tentative="1">
+      <w:start w:val="1"/>
+      <w:numFmt w:val="bullet"/>
+      <w:lvlText w:val=""/>
+      <w:lvlJc w:val="left"/>
+      <w:pPr>
+        <w:tabs>
+          <w:tab w:val="num" w:pos="3600"/>
+        </w:tabs>
+        <w:ind w:left="3600" w:hanging="360"/>
+      </w:pPr>
+      <w:rPr>
+        <w:rFonts w:ascii="Wingdings" w:hAnsi="Wingdings" w:hint="default"/>
+        <w:sz w:val="20"/>
+      </w:rPr>
+    </w:lvl>
+    <w:lvl w:ilvl="5" w:tentative="1">
+      <w:start w:val="1"/>
+      <w:numFmt w:val="bullet"/>
+      <w:lvlText w:val=""/>
+      <w:lvlJc w:val="left"/>
+      <w:pPr>
+        <w:tabs>
+          <w:tab w:val="num" w:pos="4320"/>
+        </w:tabs>
+        <w:ind w:left="4320" w:hanging="360"/>
+      </w:pPr>
+      <w:rPr>
+        <w:rFonts w:ascii="Wingdings" w:hAnsi="Wingdings" w:hint="default"/>
+        <w:sz w:val="20"/>
+      </w:rPr>
+    </w:lvl>
+    <w:lvl w:ilvl="6" w:tentative="1">
+      <w:start w:val="1"/>
+      <w:numFmt w:val="bullet"/>
+      <w:lvlText w:val=""/>
+      <w:lvlJc w:val="left"/>
+      <w:pPr>
+        <w:tabs>
+          <w:tab w:val="num" w:pos="5040"/>
+        </w:tabs>
+        <w:ind w:left="5040" w:hanging="360"/>
+      </w:pPr>
+      <w:rPr>
+        <w:rFonts w:ascii="Wingdings" w:hAnsi="Wingdings" w:hint="default"/>
+        <w:sz w:val="20"/>
+      </w:rPr>
+    </w:lvl>
+    <w:lvl w:ilvl="7" w:tentative="1">
+      <w:start w:val="1"/>
+      <w:numFmt w:val="bullet"/>
+      <w:lvlText w:val=""/>
+      <w:lvlJc w:val="left"/>
+      <w:pPr>
+        <w:tabs>
+          <w:tab w:val="num" w:pos="5760"/>
+        </w:tabs>
+        <w:ind w:left="5760" w:hanging="360"/>
+      </w:pPr>
+      <w:rPr>
+        <w:rFonts w:ascii="Wingdings" w:hAnsi="Wingdings" w:hint="default"/>
+        <w:sz w:val="20"/>
+      </w:rPr>
+    </w:lvl>
+    <w:lvl w:ilvl="8" w:tentative="1">
+      <w:start w:val="1"/>
+      <w:numFmt w:val="bullet"/>
+      <w:lvlText w:val=""/>
+      <w:lvlJc w:val="left"/>
+      <w:pPr>
+        <w:tabs>
+          <w:tab w:val="num" w:pos="6480"/>
+        </w:tabs>
+        <w:ind w:left="6480" w:hanging="360"/>
+      </w:pPr>
+      <w:rPr>
+        <w:rFonts w:ascii="Wingdings" w:hAnsi="Wingdings" w:hint="default"/>
+        <w:sz w:val="20"/>
+      </w:rPr>
+    </w:lvl>
+  </w:abstractNum>
+  <w:abstractNum w:abstractNumId="24" w15:restartNumberingAfterBreak="0">
     <w:nsid w:val="611A6C0A"/>
     <w:multiLevelType w:val="multilevel"/>
     <w:tmpl w:val="10F297C4"/>
@@ -5966,7 +5863,269 @@
       </w:rPr>
     </w:lvl>
   </w:abstractNum>
-  <w:abstractNum w:abstractNumId="18" w15:restartNumberingAfterBreak="0">
+  <w:abstractNum w:abstractNumId="25" w15:restartNumberingAfterBreak="0">
+    <w:nsid w:val="620067F3"/>
+    <w:multiLevelType w:val="hybridMultilevel"/>
+    <w:tmpl w:val="27EE5B62"/>
+    <w:lvl w:ilvl="0" w:tplc="0419000B">
+      <w:start w:val="1"/>
+      <w:numFmt w:val="bullet"/>
+      <w:lvlText w:val=""/>
+      <w:lvlJc w:val="left"/>
+      <w:pPr>
+        <w:ind w:left="720" w:hanging="360"/>
+      </w:pPr>
+      <w:rPr>
+        <w:rFonts w:ascii="Wingdings" w:hAnsi="Wingdings" w:hint="default"/>
+      </w:rPr>
+    </w:lvl>
+    <w:lvl w:ilvl="1" w:tplc="04190003" w:tentative="1">
+      <w:start w:val="1"/>
+      <w:numFmt w:val="bullet"/>
+      <w:lvlText w:val="o"/>
+      <w:lvlJc w:val="left"/>
+      <w:pPr>
+        <w:ind w:left="1440" w:hanging="360"/>
+      </w:pPr>
+      <w:rPr>
+        <w:rFonts w:ascii="Courier New" w:hAnsi="Courier New" w:cs="Courier New" w:hint="default"/>
+      </w:rPr>
+    </w:lvl>
+    <w:lvl w:ilvl="2" w:tplc="04190005" w:tentative="1">
+      <w:start w:val="1"/>
+      <w:numFmt w:val="bullet"/>
+      <w:lvlText w:val=""/>
+      <w:lvlJc w:val="left"/>
+      <w:pPr>
+        <w:ind w:left="2160" w:hanging="360"/>
+      </w:pPr>
+      <w:rPr>
+        <w:rFonts w:ascii="Wingdings" w:hAnsi="Wingdings" w:hint="default"/>
+      </w:rPr>
+    </w:lvl>
+    <w:lvl w:ilvl="3" w:tplc="04190001" w:tentative="1">
+      <w:start w:val="1"/>
+      <w:numFmt w:val="bullet"/>
+      <w:lvlText w:val=""/>
+      <w:lvlJc w:val="left"/>
+      <w:pPr>
+        <w:ind w:left="2880" w:hanging="360"/>
+      </w:pPr>
+      <w:rPr>
+        <w:rFonts w:ascii="Symbol" w:hAnsi="Symbol" w:hint="default"/>
+      </w:rPr>
+    </w:lvl>
+    <w:lvl w:ilvl="4" w:tplc="04190003" w:tentative="1">
+      <w:start w:val="1"/>
+      <w:numFmt w:val="bullet"/>
+      <w:lvlText w:val="o"/>
+      <w:lvlJc w:val="left"/>
+      <w:pPr>
+        <w:ind w:left="3600" w:hanging="360"/>
+      </w:pPr>
+      <w:rPr>
+        <w:rFonts w:ascii="Courier New" w:hAnsi="Courier New" w:cs="Courier New" w:hint="default"/>
+      </w:rPr>
+    </w:lvl>
+    <w:lvl w:ilvl="5" w:tplc="04190005" w:tentative="1">
+      <w:start w:val="1"/>
+      <w:numFmt w:val="bullet"/>
+      <w:lvlText w:val=""/>
+      <w:lvlJc w:val="left"/>
+      <w:pPr>
+        <w:ind w:left="4320" w:hanging="360"/>
+      </w:pPr>
+      <w:rPr>
+        <w:rFonts w:ascii="Wingdings" w:hAnsi="Wingdings" w:hint="default"/>
+      </w:rPr>
+    </w:lvl>
+    <w:lvl w:ilvl="6" w:tplc="04190001" w:tentative="1">
+      <w:start w:val="1"/>
+      <w:numFmt w:val="bullet"/>
+      <w:lvlText w:val=""/>
+      <w:lvlJc w:val="left"/>
+      <w:pPr>
+        <w:ind w:left="5040" w:hanging="360"/>
+      </w:pPr>
+      <w:rPr>
+        <w:rFonts w:ascii="Symbol" w:hAnsi="Symbol" w:hint="default"/>
+      </w:rPr>
+    </w:lvl>
+    <w:lvl w:ilvl="7" w:tplc="04190003" w:tentative="1">
+      <w:start w:val="1"/>
+      <w:numFmt w:val="bullet"/>
+      <w:lvlText w:val="o"/>
+      <w:lvlJc w:val="left"/>
+      <w:pPr>
+        <w:ind w:left="5760" w:hanging="360"/>
+      </w:pPr>
+      <w:rPr>
+        <w:rFonts w:ascii="Courier New" w:hAnsi="Courier New" w:cs="Courier New" w:hint="default"/>
+      </w:rPr>
+    </w:lvl>
+    <w:lvl w:ilvl="8" w:tplc="04190005" w:tentative="1">
+      <w:start w:val="1"/>
+      <w:numFmt w:val="bullet"/>
+      <w:lvlText w:val=""/>
+      <w:lvlJc w:val="left"/>
+      <w:pPr>
+        <w:ind w:left="6480" w:hanging="360"/>
+      </w:pPr>
+      <w:rPr>
+        <w:rFonts w:ascii="Wingdings" w:hAnsi="Wingdings" w:hint="default"/>
+      </w:rPr>
+    </w:lvl>
+  </w:abstractNum>
+  <w:abstractNum w:abstractNumId="26" w15:restartNumberingAfterBreak="0">
+    <w:nsid w:val="63186870"/>
+    <w:multiLevelType w:val="multilevel"/>
+    <w:tmpl w:val="C4DA9122"/>
+    <w:lvl w:ilvl="0">
+      <w:start w:val="1"/>
+      <w:numFmt w:val="bullet"/>
+      <w:lvlText w:val=""/>
+      <w:lvlJc w:val="left"/>
+      <w:pPr>
+        <w:tabs>
+          <w:tab w:val="num" w:pos="720"/>
+        </w:tabs>
+        <w:ind w:left="720" w:hanging="360"/>
+      </w:pPr>
+      <w:rPr>
+        <w:rFonts w:ascii="Symbol" w:hAnsi="Symbol" w:hint="default"/>
+        <w:sz w:val="20"/>
+      </w:rPr>
+    </w:lvl>
+    <w:lvl w:ilvl="1" w:tentative="1">
+      <w:start w:val="1"/>
+      <w:numFmt w:val="bullet"/>
+      <w:lvlText w:val="o"/>
+      <w:lvlJc w:val="left"/>
+      <w:pPr>
+        <w:tabs>
+          <w:tab w:val="num" w:pos="1440"/>
+        </w:tabs>
+        <w:ind w:left="1440" w:hanging="360"/>
+      </w:pPr>
+      <w:rPr>
+        <w:rFonts w:ascii="Courier New" w:hAnsi="Courier New" w:hint="default"/>
+        <w:sz w:val="20"/>
+      </w:rPr>
+    </w:lvl>
+    <w:lvl w:ilvl="2" w:tentative="1">
+      <w:start w:val="1"/>
+      <w:numFmt w:val="bullet"/>
+      <w:lvlText w:val=""/>
+      <w:lvlJc w:val="left"/>
+      <w:pPr>
+        <w:tabs>
+          <w:tab w:val="num" w:pos="2160"/>
+        </w:tabs>
+        <w:ind w:left="2160" w:hanging="360"/>
+      </w:pPr>
+      <w:rPr>
+        <w:rFonts w:ascii="Wingdings" w:hAnsi="Wingdings" w:hint="default"/>
+        <w:sz w:val="20"/>
+      </w:rPr>
+    </w:lvl>
+    <w:lvl w:ilvl="3" w:tentative="1">
+      <w:start w:val="1"/>
+      <w:numFmt w:val="bullet"/>
+      <w:lvlText w:val=""/>
+      <w:lvlJc w:val="left"/>
+      <w:pPr>
+        <w:tabs>
+          <w:tab w:val="num" w:pos="2880"/>
+        </w:tabs>
+        <w:ind w:left="2880" w:hanging="360"/>
+      </w:pPr>
+      <w:rPr>
+        <w:rFonts w:ascii="Wingdings" w:hAnsi="Wingdings" w:hint="default"/>
+        <w:sz w:val="20"/>
+      </w:rPr>
+    </w:lvl>
+    <w:lvl w:ilvl="4" w:tentative="1">
+      <w:start w:val="1"/>
+      <w:numFmt w:val="bullet"/>
+      <w:lvlText w:val=""/>
+      <w:lvlJc w:val="left"/>
+      <w:pPr>
+        <w:tabs>
+          <w:tab w:val="num" w:pos="3600"/>
+        </w:tabs>
+        <w:ind w:left="3600" w:hanging="360"/>
+      </w:pPr>
+      <w:rPr>
+        <w:rFonts w:ascii="Wingdings" w:hAnsi="Wingdings" w:hint="default"/>
+        <w:sz w:val="20"/>
+      </w:rPr>
+    </w:lvl>
+    <w:lvl w:ilvl="5" w:tentative="1">
+      <w:start w:val="1"/>
+      <w:numFmt w:val="bullet"/>
+      <w:lvlText w:val=""/>
+      <w:lvlJc w:val="left"/>
+      <w:pPr>
+        <w:tabs>
+          <w:tab w:val="num" w:pos="4320"/>
+        </w:tabs>
+        <w:ind w:left="4320" w:hanging="360"/>
+      </w:pPr>
+      <w:rPr>
+        <w:rFonts w:ascii="Wingdings" w:hAnsi="Wingdings" w:hint="default"/>
+        <w:sz w:val="20"/>
+      </w:rPr>
+    </w:lvl>
+    <w:lvl w:ilvl="6" w:tentative="1">
+      <w:start w:val="1"/>
+      <w:numFmt w:val="bullet"/>
+      <w:lvlText w:val=""/>
+      <w:lvlJc w:val="left"/>
+      <w:pPr>
+        <w:tabs>
+          <w:tab w:val="num" w:pos="5040"/>
+        </w:tabs>
+        <w:ind w:left="5040" w:hanging="360"/>
+      </w:pPr>
+      <w:rPr>
+        <w:rFonts w:ascii="Wingdings" w:hAnsi="Wingdings" w:hint="default"/>
+        <w:sz w:val="20"/>
+      </w:rPr>
+    </w:lvl>
+    <w:lvl w:ilvl="7" w:tentative="1">
+      <w:start w:val="1"/>
+      <w:numFmt w:val="bullet"/>
+      <w:lvlText w:val=""/>
+      <w:lvlJc w:val="left"/>
+      <w:pPr>
+        <w:tabs>
+          <w:tab w:val="num" w:pos="5760"/>
+        </w:tabs>
+        <w:ind w:left="5760" w:hanging="360"/>
+      </w:pPr>
+      <w:rPr>
+        <w:rFonts w:ascii="Wingdings" w:hAnsi="Wingdings" w:hint="default"/>
+        <w:sz w:val="20"/>
+      </w:rPr>
+    </w:lvl>
+    <w:lvl w:ilvl="8" w:tentative="1">
+      <w:start w:val="1"/>
+      <w:numFmt w:val="bullet"/>
+      <w:lvlText w:val=""/>
+      <w:lvlJc w:val="left"/>
+      <w:pPr>
+        <w:tabs>
+          <w:tab w:val="num" w:pos="6480"/>
+        </w:tabs>
+        <w:ind w:left="6480" w:hanging="360"/>
+      </w:pPr>
+      <w:rPr>
+        <w:rFonts w:ascii="Wingdings" w:hAnsi="Wingdings" w:hint="default"/>
+        <w:sz w:val="20"/>
+      </w:rPr>
+    </w:lvl>
+  </w:abstractNum>
+  <w:abstractNum w:abstractNumId="27" w15:restartNumberingAfterBreak="0">
     <w:nsid w:val="64DD3BC1"/>
     <w:multiLevelType w:val="multilevel"/>
     <w:tmpl w:val="402C3C10"/>
@@ -6083,7 +6242,156 @@
       </w:pPr>
     </w:lvl>
   </w:abstractNum>
-  <w:abstractNum w:abstractNumId="19" w15:restartNumberingAfterBreak="0">
+  <w:abstractNum w:abstractNumId="28" w15:restartNumberingAfterBreak="0">
+    <w:nsid w:val="64E028B2"/>
+    <w:multiLevelType w:val="multilevel"/>
+    <w:tmpl w:val="D1EABF74"/>
+    <w:lvl w:ilvl="0">
+      <w:start w:val="1"/>
+      <w:numFmt w:val="bullet"/>
+      <w:lvlText w:val=""/>
+      <w:lvlJc w:val="left"/>
+      <w:pPr>
+        <w:tabs>
+          <w:tab w:val="num" w:pos="720"/>
+        </w:tabs>
+        <w:ind w:left="720" w:hanging="360"/>
+      </w:pPr>
+      <w:rPr>
+        <w:rFonts w:ascii="Symbol" w:hAnsi="Symbol" w:hint="default"/>
+        <w:sz w:val="20"/>
+      </w:rPr>
+    </w:lvl>
+    <w:lvl w:ilvl="1" w:tentative="1">
+      <w:start w:val="1"/>
+      <w:numFmt w:val="bullet"/>
+      <w:lvlText w:val="o"/>
+      <w:lvlJc w:val="left"/>
+      <w:pPr>
+        <w:tabs>
+          <w:tab w:val="num" w:pos="1440"/>
+        </w:tabs>
+        <w:ind w:left="1440" w:hanging="360"/>
+      </w:pPr>
+      <w:rPr>
+        <w:rFonts w:ascii="Courier New" w:hAnsi="Courier New" w:hint="default"/>
+        <w:sz w:val="20"/>
+      </w:rPr>
+    </w:lvl>
+    <w:lvl w:ilvl="2" w:tentative="1">
+      <w:start w:val="1"/>
+      <w:numFmt w:val="bullet"/>
+      <w:lvlText w:val=""/>
+      <w:lvlJc w:val="left"/>
+      <w:pPr>
+        <w:tabs>
+          <w:tab w:val="num" w:pos="2160"/>
+        </w:tabs>
+        <w:ind w:left="2160" w:hanging="360"/>
+      </w:pPr>
+      <w:rPr>
+        <w:rFonts w:ascii="Wingdings" w:hAnsi="Wingdings" w:hint="default"/>
+        <w:sz w:val="20"/>
+      </w:rPr>
+    </w:lvl>
+    <w:lvl w:ilvl="3" w:tentative="1">
+      <w:start w:val="1"/>
+      <w:numFmt w:val="bullet"/>
+      <w:lvlText w:val=""/>
+      <w:lvlJc w:val="left"/>
+      <w:pPr>
+        <w:tabs>
+          <w:tab w:val="num" w:pos="2880"/>
+        </w:tabs>
+        <w:ind w:left="2880" w:hanging="360"/>
+      </w:pPr>
+      <w:rPr>
+        <w:rFonts w:ascii="Wingdings" w:hAnsi="Wingdings" w:hint="default"/>
+        <w:sz w:val="20"/>
+      </w:rPr>
+    </w:lvl>
+    <w:lvl w:ilvl="4" w:tentative="1">
+      <w:start w:val="1"/>
+      <w:numFmt w:val="bullet"/>
+      <w:lvlText w:val=""/>
+      <w:lvlJc w:val="left"/>
+      <w:pPr>
+        <w:tabs>
+          <w:tab w:val="num" w:pos="3600"/>
+        </w:tabs>
+        <w:ind w:left="3600" w:hanging="360"/>
+      </w:pPr>
+      <w:rPr>
+        <w:rFonts w:ascii="Wingdings" w:hAnsi="Wingdings" w:hint="default"/>
+        <w:sz w:val="20"/>
+      </w:rPr>
+    </w:lvl>
+    <w:lvl w:ilvl="5" w:tentative="1">
+      <w:start w:val="1"/>
+      <w:numFmt w:val="bullet"/>
+      <w:lvlText w:val=""/>
+      <w:lvlJc w:val="left"/>
+      <w:pPr>
+        <w:tabs>
+          <w:tab w:val="num" w:pos="4320"/>
+        </w:tabs>
+        <w:ind w:left="4320" w:hanging="360"/>
+      </w:pPr>
+      <w:rPr>
+        <w:rFonts w:ascii="Wingdings" w:hAnsi="Wingdings" w:hint="default"/>
+        <w:sz w:val="20"/>
+      </w:rPr>
+    </w:lvl>
+    <w:lvl w:ilvl="6" w:tentative="1">
+      <w:start w:val="1"/>
+      <w:numFmt w:val="bullet"/>
+      <w:lvlText w:val=""/>
+      <w:lvlJc w:val="left"/>
+      <w:pPr>
+        <w:tabs>
+          <w:tab w:val="num" w:pos="5040"/>
+        </w:tabs>
+        <w:ind w:left="5040" w:hanging="360"/>
+      </w:pPr>
+      <w:rPr>
+        <w:rFonts w:ascii="Wingdings" w:hAnsi="Wingdings" w:hint="default"/>
+        <w:sz w:val="20"/>
+      </w:rPr>
+    </w:lvl>
+    <w:lvl w:ilvl="7" w:tentative="1">
+      <w:start w:val="1"/>
+      <w:numFmt w:val="bullet"/>
+      <w:lvlText w:val=""/>
+      <w:lvlJc w:val="left"/>
+      <w:pPr>
+        <w:tabs>
+          <w:tab w:val="num" w:pos="5760"/>
+        </w:tabs>
+        <w:ind w:left="5760" w:hanging="360"/>
+      </w:pPr>
+      <w:rPr>
+        <w:rFonts w:ascii="Wingdings" w:hAnsi="Wingdings" w:hint="default"/>
+        <w:sz w:val="20"/>
+      </w:rPr>
+    </w:lvl>
+    <w:lvl w:ilvl="8" w:tentative="1">
+      <w:start w:val="1"/>
+      <w:numFmt w:val="bullet"/>
+      <w:lvlText w:val=""/>
+      <w:lvlJc w:val="left"/>
+      <w:pPr>
+        <w:tabs>
+          <w:tab w:val="num" w:pos="6480"/>
+        </w:tabs>
+        <w:ind w:left="6480" w:hanging="360"/>
+      </w:pPr>
+      <w:rPr>
+        <w:rFonts w:ascii="Wingdings" w:hAnsi="Wingdings" w:hint="default"/>
+        <w:sz w:val="20"/>
+      </w:rPr>
+    </w:lvl>
+  </w:abstractNum>
+  <w:abstractNum w:abstractNumId="29" w15:restartNumberingAfterBreak="0">
     <w:nsid w:val="66D70AF4"/>
     <w:multiLevelType w:val="multilevel"/>
     <w:tmpl w:val="B4469656"/>
@@ -6232,7 +6540,156 @@
       </w:rPr>
     </w:lvl>
   </w:abstractNum>
-  <w:abstractNum w:abstractNumId="20" w15:restartNumberingAfterBreak="0">
+  <w:abstractNum w:abstractNumId="30" w15:restartNumberingAfterBreak="0">
+    <w:nsid w:val="66EA5E07"/>
+    <w:multiLevelType w:val="multilevel"/>
+    <w:tmpl w:val="01E407C6"/>
+    <w:lvl w:ilvl="0">
+      <w:start w:val="1"/>
+      <w:numFmt w:val="bullet"/>
+      <w:lvlText w:val=""/>
+      <w:lvlJc w:val="left"/>
+      <w:pPr>
+        <w:tabs>
+          <w:tab w:val="num" w:pos="720"/>
+        </w:tabs>
+        <w:ind w:left="720" w:hanging="360"/>
+      </w:pPr>
+      <w:rPr>
+        <w:rFonts w:ascii="Symbol" w:hAnsi="Symbol" w:hint="default"/>
+        <w:sz w:val="20"/>
+      </w:rPr>
+    </w:lvl>
+    <w:lvl w:ilvl="1" w:tentative="1">
+      <w:start w:val="1"/>
+      <w:numFmt w:val="bullet"/>
+      <w:lvlText w:val="o"/>
+      <w:lvlJc w:val="left"/>
+      <w:pPr>
+        <w:tabs>
+          <w:tab w:val="num" w:pos="1440"/>
+        </w:tabs>
+        <w:ind w:left="1440" w:hanging="360"/>
+      </w:pPr>
+      <w:rPr>
+        <w:rFonts w:ascii="Courier New" w:hAnsi="Courier New" w:hint="default"/>
+        <w:sz w:val="20"/>
+      </w:rPr>
+    </w:lvl>
+    <w:lvl w:ilvl="2" w:tentative="1">
+      <w:start w:val="1"/>
+      <w:numFmt w:val="bullet"/>
+      <w:lvlText w:val=""/>
+      <w:lvlJc w:val="left"/>
+      <w:pPr>
+        <w:tabs>
+          <w:tab w:val="num" w:pos="2160"/>
+        </w:tabs>
+        <w:ind w:left="2160" w:hanging="360"/>
+      </w:pPr>
+      <w:rPr>
+        <w:rFonts w:ascii="Wingdings" w:hAnsi="Wingdings" w:hint="default"/>
+        <w:sz w:val="20"/>
+      </w:rPr>
+    </w:lvl>
+    <w:lvl w:ilvl="3" w:tentative="1">
+      <w:start w:val="1"/>
+      <w:numFmt w:val="bullet"/>
+      <w:lvlText w:val=""/>
+      <w:lvlJc w:val="left"/>
+      <w:pPr>
+        <w:tabs>
+          <w:tab w:val="num" w:pos="2880"/>
+        </w:tabs>
+        <w:ind w:left="2880" w:hanging="360"/>
+      </w:pPr>
+      <w:rPr>
+        <w:rFonts w:ascii="Wingdings" w:hAnsi="Wingdings" w:hint="default"/>
+        <w:sz w:val="20"/>
+      </w:rPr>
+    </w:lvl>
+    <w:lvl w:ilvl="4" w:tentative="1">
+      <w:start w:val="1"/>
+      <w:numFmt w:val="bullet"/>
+      <w:lvlText w:val=""/>
+      <w:lvlJc w:val="left"/>
+      <w:pPr>
+        <w:tabs>
+          <w:tab w:val="num" w:pos="3600"/>
+        </w:tabs>
+        <w:ind w:left="3600" w:hanging="360"/>
+      </w:pPr>
+      <w:rPr>
+        <w:rFonts w:ascii="Wingdings" w:hAnsi="Wingdings" w:hint="default"/>
+        <w:sz w:val="20"/>
+      </w:rPr>
+    </w:lvl>
+    <w:lvl w:ilvl="5" w:tentative="1">
+      <w:start w:val="1"/>
+      <w:numFmt w:val="bullet"/>
+      <w:lvlText w:val=""/>
+      <w:lvlJc w:val="left"/>
+      <w:pPr>
+        <w:tabs>
+          <w:tab w:val="num" w:pos="4320"/>
+        </w:tabs>
+        <w:ind w:left="4320" w:hanging="360"/>
+      </w:pPr>
+      <w:rPr>
+        <w:rFonts w:ascii="Wingdings" w:hAnsi="Wingdings" w:hint="default"/>
+        <w:sz w:val="20"/>
+      </w:rPr>
+    </w:lvl>
+    <w:lvl w:ilvl="6" w:tentative="1">
+      <w:start w:val="1"/>
+      <w:numFmt w:val="bullet"/>
+      <w:lvlText w:val=""/>
+      <w:lvlJc w:val="left"/>
+      <w:pPr>
+        <w:tabs>
+          <w:tab w:val="num" w:pos="5040"/>
+        </w:tabs>
+        <w:ind w:left="5040" w:hanging="360"/>
+      </w:pPr>
+      <w:rPr>
+        <w:rFonts w:ascii="Wingdings" w:hAnsi="Wingdings" w:hint="default"/>
+        <w:sz w:val="20"/>
+      </w:rPr>
+    </w:lvl>
+    <w:lvl w:ilvl="7" w:tentative="1">
+      <w:start w:val="1"/>
+      <w:numFmt w:val="bullet"/>
+      <w:lvlText w:val=""/>
+      <w:lvlJc w:val="left"/>
+      <w:pPr>
+        <w:tabs>
+          <w:tab w:val="num" w:pos="5760"/>
+        </w:tabs>
+        <w:ind w:left="5760" w:hanging="360"/>
+      </w:pPr>
+      <w:rPr>
+        <w:rFonts w:ascii="Wingdings" w:hAnsi="Wingdings" w:hint="default"/>
+        <w:sz w:val="20"/>
+      </w:rPr>
+    </w:lvl>
+    <w:lvl w:ilvl="8" w:tentative="1">
+      <w:start w:val="1"/>
+      <w:numFmt w:val="bullet"/>
+      <w:lvlText w:val=""/>
+      <w:lvlJc w:val="left"/>
+      <w:pPr>
+        <w:tabs>
+          <w:tab w:val="num" w:pos="6480"/>
+        </w:tabs>
+        <w:ind w:left="6480" w:hanging="360"/>
+      </w:pPr>
+      <w:rPr>
+        <w:rFonts w:ascii="Wingdings" w:hAnsi="Wingdings" w:hint="default"/>
+        <w:sz w:val="20"/>
+      </w:rPr>
+    </w:lvl>
+  </w:abstractNum>
+  <w:abstractNum w:abstractNumId="31" w15:restartNumberingAfterBreak="0">
     <w:nsid w:val="67A61A7A"/>
     <w:multiLevelType w:val="multilevel"/>
     <w:tmpl w:val="C70828B0"/>
@@ -6381,7 +6838,7 @@
       </w:rPr>
     </w:lvl>
   </w:abstractNum>
-  <w:abstractNum w:abstractNumId="21" w15:restartNumberingAfterBreak="0">
+  <w:abstractNum w:abstractNumId="32" w15:restartNumberingAfterBreak="0">
     <w:nsid w:val="68817B0E"/>
     <w:multiLevelType w:val="multilevel"/>
     <w:tmpl w:val="4D80A3AA"/>
@@ -6530,7 +6987,7 @@
       </w:rPr>
     </w:lvl>
   </w:abstractNum>
-  <w:abstractNum w:abstractNumId="22" w15:restartNumberingAfterBreak="0">
+  <w:abstractNum w:abstractNumId="33" w15:restartNumberingAfterBreak="0">
     <w:nsid w:val="68B70F14"/>
     <w:multiLevelType w:val="hybridMultilevel"/>
     <w:tmpl w:val="3EF2341E"/>
@@ -6675,7 +7132,120 @@
       </w:rPr>
     </w:lvl>
   </w:abstractNum>
-  <w:abstractNum w:abstractNumId="23" w15:restartNumberingAfterBreak="0">
+  <w:abstractNum w:abstractNumId="34" w15:restartNumberingAfterBreak="0">
+    <w:nsid w:val="6A047132"/>
+    <w:multiLevelType w:val="hybridMultilevel"/>
+    <w:tmpl w:val="B600B68C"/>
+    <w:lvl w:ilvl="0" w:tplc="0419000B">
+      <w:start w:val="1"/>
+      <w:numFmt w:val="bullet"/>
+      <w:lvlText w:val=""/>
+      <w:lvlJc w:val="left"/>
+      <w:pPr>
+        <w:ind w:left="720" w:hanging="360"/>
+      </w:pPr>
+      <w:rPr>
+        <w:rFonts w:ascii="Wingdings" w:hAnsi="Wingdings" w:hint="default"/>
+      </w:rPr>
+    </w:lvl>
+    <w:lvl w:ilvl="1" w:tplc="04190003" w:tentative="1">
+      <w:start w:val="1"/>
+      <w:numFmt w:val="bullet"/>
+      <w:lvlText w:val="o"/>
+      <w:lvlJc w:val="left"/>
+      <w:pPr>
+        <w:ind w:left="1440" w:hanging="360"/>
+      </w:pPr>
+      <w:rPr>
+        <w:rFonts w:ascii="Courier New" w:hAnsi="Courier New" w:cs="Courier New" w:hint="default"/>
+      </w:rPr>
+    </w:lvl>
+    <w:lvl w:ilvl="2" w:tplc="04190005" w:tentative="1">
+      <w:start w:val="1"/>
+      <w:numFmt w:val="bullet"/>
+      <w:lvlText w:val=""/>
+      <w:lvlJc w:val="left"/>
+      <w:pPr>
+        <w:ind w:left="2160" w:hanging="360"/>
+      </w:pPr>
+      <w:rPr>
+        <w:rFonts w:ascii="Wingdings" w:hAnsi="Wingdings" w:hint="default"/>
+      </w:rPr>
+    </w:lvl>
+    <w:lvl w:ilvl="3" w:tplc="04190001" w:tentative="1">
+      <w:start w:val="1"/>
+      <w:numFmt w:val="bullet"/>
+      <w:lvlText w:val=""/>
+      <w:lvlJc w:val="left"/>
+      <w:pPr>
+        <w:ind w:left="2880" w:hanging="360"/>
+      </w:pPr>
+      <w:rPr>
+        <w:rFonts w:ascii="Symbol" w:hAnsi="Symbol" w:hint="default"/>
+      </w:rPr>
+    </w:lvl>
+    <w:lvl w:ilvl="4" w:tplc="04190003" w:tentative="1">
+      <w:start w:val="1"/>
+      <w:numFmt w:val="bullet"/>
+      <w:lvlText w:val="o"/>
+      <w:lvlJc w:val="left"/>
+      <w:pPr>
+        <w:ind w:left="3600" w:hanging="360"/>
+      </w:pPr>
+      <w:rPr>
+        <w:rFonts w:ascii="Courier New" w:hAnsi="Courier New" w:cs="Courier New" w:hint="default"/>
+      </w:rPr>
+    </w:lvl>
+    <w:lvl w:ilvl="5" w:tplc="04190005" w:tentative="1">
+      <w:start w:val="1"/>
+      <w:numFmt w:val="bullet"/>
+      <w:lvlText w:val=""/>
+      <w:lvlJc w:val="left"/>
+      <w:pPr>
+        <w:ind w:left="4320" w:hanging="360"/>
+      </w:pPr>
+      <w:rPr>
+        <w:rFonts w:ascii="Wingdings" w:hAnsi="Wingdings" w:hint="default"/>
+      </w:rPr>
+    </w:lvl>
+    <w:lvl w:ilvl="6" w:tplc="04190001" w:tentative="1">
+      <w:start w:val="1"/>
+      <w:numFmt w:val="bullet"/>
+      <w:lvlText w:val=""/>
+      <w:lvlJc w:val="left"/>
+      <w:pPr>
+        <w:ind w:left="5040" w:hanging="360"/>
+      </w:pPr>
+      <w:rPr>
+        <w:rFonts w:ascii="Symbol" w:hAnsi="Symbol" w:hint="default"/>
+      </w:rPr>
+    </w:lvl>
+    <w:lvl w:ilvl="7" w:tplc="04190003" w:tentative="1">
+      <w:start w:val="1"/>
+      <w:numFmt w:val="bullet"/>
+      <w:lvlText w:val="o"/>
+      <w:lvlJc w:val="left"/>
+      <w:pPr>
+        <w:ind w:left="5760" w:hanging="360"/>
+      </w:pPr>
+      <w:rPr>
+        <w:rFonts w:ascii="Courier New" w:hAnsi="Courier New" w:cs="Courier New" w:hint="default"/>
+      </w:rPr>
+    </w:lvl>
+    <w:lvl w:ilvl="8" w:tplc="04190005" w:tentative="1">
+      <w:start w:val="1"/>
+      <w:numFmt w:val="bullet"/>
+      <w:lvlText w:val=""/>
+      <w:lvlJc w:val="left"/>
+      <w:pPr>
+        <w:ind w:left="6480" w:hanging="360"/>
+      </w:pPr>
+      <w:rPr>
+        <w:rFonts w:ascii="Wingdings" w:hAnsi="Wingdings" w:hint="default"/>
+      </w:rPr>
+    </w:lvl>
+  </w:abstractNum>
+  <w:abstractNum w:abstractNumId="35" w15:restartNumberingAfterBreak="0">
     <w:nsid w:val="6AA80493"/>
     <w:multiLevelType w:val="multilevel"/>
     <w:tmpl w:val="320671EA"/>
@@ -6788,7 +7358,7 @@
       </w:pPr>
     </w:lvl>
   </w:abstractNum>
-  <w:abstractNum w:abstractNumId="24" w15:restartNumberingAfterBreak="0">
+  <w:abstractNum w:abstractNumId="36" w15:restartNumberingAfterBreak="0">
     <w:nsid w:val="6C136FF8"/>
     <w:multiLevelType w:val="multilevel"/>
     <w:tmpl w:val="7D349B92"/>
@@ -6937,7 +7507,418 @@
       </w:rPr>
     </w:lvl>
   </w:abstractNum>
-  <w:abstractNum w:abstractNumId="25" w15:restartNumberingAfterBreak="0">
+  <w:abstractNum w:abstractNumId="37" w15:restartNumberingAfterBreak="0">
+    <w:nsid w:val="6EDF3733"/>
+    <w:multiLevelType w:val="multilevel"/>
+    <w:tmpl w:val="9CC84E20"/>
+    <w:lvl w:ilvl="0">
+      <w:start w:val="1"/>
+      <w:numFmt w:val="bullet"/>
+      <w:lvlText w:val=""/>
+      <w:lvlJc w:val="left"/>
+      <w:pPr>
+        <w:tabs>
+          <w:tab w:val="num" w:pos="720"/>
+        </w:tabs>
+        <w:ind w:left="720" w:hanging="360"/>
+      </w:pPr>
+      <w:rPr>
+        <w:rFonts w:ascii="Symbol" w:hAnsi="Symbol" w:hint="default"/>
+        <w:sz w:val="20"/>
+      </w:rPr>
+    </w:lvl>
+    <w:lvl w:ilvl="1" w:tentative="1">
+      <w:start w:val="1"/>
+      <w:numFmt w:val="bullet"/>
+      <w:lvlText w:val="o"/>
+      <w:lvlJc w:val="left"/>
+      <w:pPr>
+        <w:tabs>
+          <w:tab w:val="num" w:pos="1440"/>
+        </w:tabs>
+        <w:ind w:left="1440" w:hanging="360"/>
+      </w:pPr>
+      <w:rPr>
+        <w:rFonts w:ascii="Courier New" w:hAnsi="Courier New" w:hint="default"/>
+        <w:sz w:val="20"/>
+      </w:rPr>
+    </w:lvl>
+    <w:lvl w:ilvl="2" w:tentative="1">
+      <w:start w:val="1"/>
+      <w:numFmt w:val="bullet"/>
+      <w:lvlText w:val=""/>
+      <w:lvlJc w:val="left"/>
+      <w:pPr>
+        <w:tabs>
+          <w:tab w:val="num" w:pos="2160"/>
+        </w:tabs>
+        <w:ind w:left="2160" w:hanging="360"/>
+      </w:pPr>
+      <w:rPr>
+        <w:rFonts w:ascii="Wingdings" w:hAnsi="Wingdings" w:hint="default"/>
+        <w:sz w:val="20"/>
+      </w:rPr>
+    </w:lvl>
+    <w:lvl w:ilvl="3" w:tentative="1">
+      <w:start w:val="1"/>
+      <w:numFmt w:val="bullet"/>
+      <w:lvlText w:val=""/>
+      <w:lvlJc w:val="left"/>
+      <w:pPr>
+        <w:tabs>
+          <w:tab w:val="num" w:pos="2880"/>
+        </w:tabs>
+        <w:ind w:left="2880" w:hanging="360"/>
+      </w:pPr>
+      <w:rPr>
+        <w:rFonts w:ascii="Wingdings" w:hAnsi="Wingdings" w:hint="default"/>
+        <w:sz w:val="20"/>
+      </w:rPr>
+    </w:lvl>
+    <w:lvl w:ilvl="4" w:tentative="1">
+      <w:start w:val="1"/>
+      <w:numFmt w:val="bullet"/>
+      <w:lvlText w:val=""/>
+      <w:lvlJc w:val="left"/>
+      <w:pPr>
+        <w:tabs>
+          <w:tab w:val="num" w:pos="3600"/>
+        </w:tabs>
+        <w:ind w:left="3600" w:hanging="360"/>
+      </w:pPr>
+      <w:rPr>
+        <w:rFonts w:ascii="Wingdings" w:hAnsi="Wingdings" w:hint="default"/>
+        <w:sz w:val="20"/>
+      </w:rPr>
+    </w:lvl>
+    <w:lvl w:ilvl="5" w:tentative="1">
+      <w:start w:val="1"/>
+      <w:numFmt w:val="bullet"/>
+      <w:lvlText w:val=""/>
+      <w:lvlJc w:val="left"/>
+      <w:pPr>
+        <w:tabs>
+          <w:tab w:val="num" w:pos="4320"/>
+        </w:tabs>
+        <w:ind w:left="4320" w:hanging="360"/>
+      </w:pPr>
+      <w:rPr>
+        <w:rFonts w:ascii="Wingdings" w:hAnsi="Wingdings" w:hint="default"/>
+        <w:sz w:val="20"/>
+      </w:rPr>
+    </w:lvl>
+    <w:lvl w:ilvl="6" w:tentative="1">
+      <w:start w:val="1"/>
+      <w:numFmt w:val="bullet"/>
+      <w:lvlText w:val=""/>
+      <w:lvlJc w:val="left"/>
+      <w:pPr>
+        <w:tabs>
+          <w:tab w:val="num" w:pos="5040"/>
+        </w:tabs>
+        <w:ind w:left="5040" w:hanging="360"/>
+      </w:pPr>
+      <w:rPr>
+        <w:rFonts w:ascii="Wingdings" w:hAnsi="Wingdings" w:hint="default"/>
+        <w:sz w:val="20"/>
+      </w:rPr>
+    </w:lvl>
+    <w:lvl w:ilvl="7" w:tentative="1">
+      <w:start w:val="1"/>
+      <w:numFmt w:val="bullet"/>
+      <w:lvlText w:val=""/>
+      <w:lvlJc w:val="left"/>
+      <w:pPr>
+        <w:tabs>
+          <w:tab w:val="num" w:pos="5760"/>
+        </w:tabs>
+        <w:ind w:left="5760" w:hanging="360"/>
+      </w:pPr>
+      <w:rPr>
+        <w:rFonts w:ascii="Wingdings" w:hAnsi="Wingdings" w:hint="default"/>
+        <w:sz w:val="20"/>
+      </w:rPr>
+    </w:lvl>
+    <w:lvl w:ilvl="8" w:tentative="1">
+      <w:start w:val="1"/>
+      <w:numFmt w:val="bullet"/>
+      <w:lvlText w:val=""/>
+      <w:lvlJc w:val="left"/>
+      <w:pPr>
+        <w:tabs>
+          <w:tab w:val="num" w:pos="6480"/>
+        </w:tabs>
+        <w:ind w:left="6480" w:hanging="360"/>
+      </w:pPr>
+      <w:rPr>
+        <w:rFonts w:ascii="Wingdings" w:hAnsi="Wingdings" w:hint="default"/>
+        <w:sz w:val="20"/>
+      </w:rPr>
+    </w:lvl>
+  </w:abstractNum>
+  <w:abstractNum w:abstractNumId="38" w15:restartNumberingAfterBreak="0">
+    <w:nsid w:val="70F0799E"/>
+    <w:multiLevelType w:val="hybridMultilevel"/>
+    <w:tmpl w:val="EC1A67D8"/>
+    <w:lvl w:ilvl="0" w:tplc="0419000B">
+      <w:start w:val="1"/>
+      <w:numFmt w:val="bullet"/>
+      <w:lvlText w:val=""/>
+      <w:lvlJc w:val="left"/>
+      <w:pPr>
+        <w:ind w:left="720" w:hanging="360"/>
+      </w:pPr>
+      <w:rPr>
+        <w:rFonts w:ascii="Wingdings" w:hAnsi="Wingdings" w:hint="default"/>
+      </w:rPr>
+    </w:lvl>
+    <w:lvl w:ilvl="1" w:tplc="04190003" w:tentative="1">
+      <w:start w:val="1"/>
+      <w:numFmt w:val="bullet"/>
+      <w:lvlText w:val="o"/>
+      <w:lvlJc w:val="left"/>
+      <w:pPr>
+        <w:ind w:left="1440" w:hanging="360"/>
+      </w:pPr>
+      <w:rPr>
+        <w:rFonts w:ascii="Courier New" w:hAnsi="Courier New" w:cs="Courier New" w:hint="default"/>
+      </w:rPr>
+    </w:lvl>
+    <w:lvl w:ilvl="2" w:tplc="04190005" w:tentative="1">
+      <w:start w:val="1"/>
+      <w:numFmt w:val="bullet"/>
+      <w:lvlText w:val=""/>
+      <w:lvlJc w:val="left"/>
+      <w:pPr>
+        <w:ind w:left="2160" w:hanging="360"/>
+      </w:pPr>
+      <w:rPr>
+        <w:rFonts w:ascii="Wingdings" w:hAnsi="Wingdings" w:hint="default"/>
+      </w:rPr>
+    </w:lvl>
+    <w:lvl w:ilvl="3" w:tplc="04190001" w:tentative="1">
+      <w:start w:val="1"/>
+      <w:numFmt w:val="bullet"/>
+      <w:lvlText w:val=""/>
+      <w:lvlJc w:val="left"/>
+      <w:pPr>
+        <w:ind w:left="2880" w:hanging="360"/>
+      </w:pPr>
+      <w:rPr>
+        <w:rFonts w:ascii="Symbol" w:hAnsi="Symbol" w:hint="default"/>
+      </w:rPr>
+    </w:lvl>
+    <w:lvl w:ilvl="4" w:tplc="04190003" w:tentative="1">
+      <w:start w:val="1"/>
+      <w:numFmt w:val="bullet"/>
+      <w:lvlText w:val="o"/>
+      <w:lvlJc w:val="left"/>
+      <w:pPr>
+        <w:ind w:left="3600" w:hanging="360"/>
+      </w:pPr>
+      <w:rPr>
+        <w:rFonts w:ascii="Courier New" w:hAnsi="Courier New" w:cs="Courier New" w:hint="default"/>
+      </w:rPr>
+    </w:lvl>
+    <w:lvl w:ilvl="5" w:tplc="04190005" w:tentative="1">
+      <w:start w:val="1"/>
+      <w:numFmt w:val="bullet"/>
+      <w:lvlText w:val=""/>
+      <w:lvlJc w:val="left"/>
+      <w:pPr>
+        <w:ind w:left="4320" w:hanging="360"/>
+      </w:pPr>
+      <w:rPr>
+        <w:rFonts w:ascii="Wingdings" w:hAnsi="Wingdings" w:hint="default"/>
+      </w:rPr>
+    </w:lvl>
+    <w:lvl w:ilvl="6" w:tplc="04190001" w:tentative="1">
+      <w:start w:val="1"/>
+      <w:numFmt w:val="bullet"/>
+      <w:lvlText w:val=""/>
+      <w:lvlJc w:val="left"/>
+      <w:pPr>
+        <w:ind w:left="5040" w:hanging="360"/>
+      </w:pPr>
+      <w:rPr>
+        <w:rFonts w:ascii="Symbol" w:hAnsi="Symbol" w:hint="default"/>
+      </w:rPr>
+    </w:lvl>
+    <w:lvl w:ilvl="7" w:tplc="04190003" w:tentative="1">
+      <w:start w:val="1"/>
+      <w:numFmt w:val="bullet"/>
+      <w:lvlText w:val="o"/>
+      <w:lvlJc w:val="left"/>
+      <w:pPr>
+        <w:ind w:left="5760" w:hanging="360"/>
+      </w:pPr>
+      <w:rPr>
+        <w:rFonts w:ascii="Courier New" w:hAnsi="Courier New" w:cs="Courier New" w:hint="default"/>
+      </w:rPr>
+    </w:lvl>
+    <w:lvl w:ilvl="8" w:tplc="04190005" w:tentative="1">
+      <w:start w:val="1"/>
+      <w:numFmt w:val="bullet"/>
+      <w:lvlText w:val=""/>
+      <w:lvlJc w:val="left"/>
+      <w:pPr>
+        <w:ind w:left="6480" w:hanging="360"/>
+      </w:pPr>
+      <w:rPr>
+        <w:rFonts w:ascii="Wingdings" w:hAnsi="Wingdings" w:hint="default"/>
+      </w:rPr>
+    </w:lvl>
+  </w:abstractNum>
+  <w:abstractNum w:abstractNumId="39" w15:restartNumberingAfterBreak="0">
+    <w:nsid w:val="71A63125"/>
+    <w:multiLevelType w:val="multilevel"/>
+    <w:tmpl w:val="373C78E8"/>
+    <w:lvl w:ilvl="0">
+      <w:start w:val="1"/>
+      <w:numFmt w:val="bullet"/>
+      <w:lvlText w:val=""/>
+      <w:lvlJc w:val="left"/>
+      <w:pPr>
+        <w:tabs>
+          <w:tab w:val="num" w:pos="720"/>
+        </w:tabs>
+        <w:ind w:left="720" w:hanging="360"/>
+      </w:pPr>
+      <w:rPr>
+        <w:rFonts w:ascii="Symbol" w:hAnsi="Symbol" w:hint="default"/>
+        <w:sz w:val="20"/>
+      </w:rPr>
+    </w:lvl>
+    <w:lvl w:ilvl="1" w:tentative="1">
+      <w:start w:val="1"/>
+      <w:numFmt w:val="bullet"/>
+      <w:lvlText w:val="o"/>
+      <w:lvlJc w:val="left"/>
+      <w:pPr>
+        <w:tabs>
+          <w:tab w:val="num" w:pos="1440"/>
+        </w:tabs>
+        <w:ind w:left="1440" w:hanging="360"/>
+      </w:pPr>
+      <w:rPr>
+        <w:rFonts w:ascii="Courier New" w:hAnsi="Courier New" w:hint="default"/>
+        <w:sz w:val="20"/>
+      </w:rPr>
+    </w:lvl>
+    <w:lvl w:ilvl="2" w:tentative="1">
+      <w:start w:val="1"/>
+      <w:numFmt w:val="bullet"/>
+      <w:lvlText w:val=""/>
+      <w:lvlJc w:val="left"/>
+      <w:pPr>
+        <w:tabs>
+          <w:tab w:val="num" w:pos="2160"/>
+        </w:tabs>
+        <w:ind w:left="2160" w:hanging="360"/>
+      </w:pPr>
+      <w:rPr>
+        <w:rFonts w:ascii="Wingdings" w:hAnsi="Wingdings" w:hint="default"/>
+        <w:sz w:val="20"/>
+      </w:rPr>
+    </w:lvl>
+    <w:lvl w:ilvl="3" w:tentative="1">
+      <w:start w:val="1"/>
+      <w:numFmt w:val="bullet"/>
+      <w:lvlText w:val=""/>
+      <w:lvlJc w:val="left"/>
+      <w:pPr>
+        <w:tabs>
+          <w:tab w:val="num" w:pos="2880"/>
+        </w:tabs>
+        <w:ind w:left="2880" w:hanging="360"/>
+      </w:pPr>
+      <w:rPr>
+        <w:rFonts w:ascii="Wingdings" w:hAnsi="Wingdings" w:hint="default"/>
+        <w:sz w:val="20"/>
+      </w:rPr>
+    </w:lvl>
+    <w:lvl w:ilvl="4" w:tentative="1">
+      <w:start w:val="1"/>
+      <w:numFmt w:val="bullet"/>
+      <w:lvlText w:val=""/>
+      <w:lvlJc w:val="left"/>
+      <w:pPr>
+        <w:tabs>
+          <w:tab w:val="num" w:pos="3600"/>
+        </w:tabs>
+        <w:ind w:left="3600" w:hanging="360"/>
+      </w:pPr>
+      <w:rPr>
+        <w:rFonts w:ascii="Wingdings" w:hAnsi="Wingdings" w:hint="default"/>
+        <w:sz w:val="20"/>
+      </w:rPr>
+    </w:lvl>
+    <w:lvl w:ilvl="5" w:tentative="1">
+      <w:start w:val="1"/>
+      <w:numFmt w:val="bullet"/>
+      <w:lvlText w:val=""/>
+      <w:lvlJc w:val="left"/>
+      <w:pPr>
+        <w:tabs>
+          <w:tab w:val="num" w:pos="4320"/>
+        </w:tabs>
+        <w:ind w:left="4320" w:hanging="360"/>
+      </w:pPr>
+      <w:rPr>
+        <w:rFonts w:ascii="Wingdings" w:hAnsi="Wingdings" w:hint="default"/>
+        <w:sz w:val="20"/>
+      </w:rPr>
+    </w:lvl>
+    <w:lvl w:ilvl="6" w:tentative="1">
+      <w:start w:val="1"/>
+      <w:numFmt w:val="bullet"/>
+      <w:lvlText w:val=""/>
+      <w:lvlJc w:val="left"/>
+      <w:pPr>
+        <w:tabs>
+          <w:tab w:val="num" w:pos="5040"/>
+        </w:tabs>
+        <w:ind w:left="5040" w:hanging="360"/>
+      </w:pPr>
+      <w:rPr>
+        <w:rFonts w:ascii="Wingdings" w:hAnsi="Wingdings" w:hint="default"/>
+        <w:sz w:val="20"/>
+      </w:rPr>
+    </w:lvl>
+    <w:lvl w:ilvl="7" w:tentative="1">
+      <w:start w:val="1"/>
+      <w:numFmt w:val="bullet"/>
+      <w:lvlText w:val=""/>
+      <w:lvlJc w:val="left"/>
+      <w:pPr>
+        <w:tabs>
+          <w:tab w:val="num" w:pos="5760"/>
+        </w:tabs>
+        <w:ind w:left="5760" w:hanging="360"/>
+      </w:pPr>
+      <w:rPr>
+        <w:rFonts w:ascii="Wingdings" w:hAnsi="Wingdings" w:hint="default"/>
+        <w:sz w:val="20"/>
+      </w:rPr>
+    </w:lvl>
+    <w:lvl w:ilvl="8" w:tentative="1">
+      <w:start w:val="1"/>
+      <w:numFmt w:val="bullet"/>
+      <w:lvlText w:val=""/>
+      <w:lvlJc w:val="left"/>
+      <w:pPr>
+        <w:tabs>
+          <w:tab w:val="num" w:pos="6480"/>
+        </w:tabs>
+        <w:ind w:left="6480" w:hanging="360"/>
+      </w:pPr>
+      <w:rPr>
+        <w:rFonts w:ascii="Wingdings" w:hAnsi="Wingdings" w:hint="default"/>
+        <w:sz w:val="20"/>
+      </w:rPr>
+    </w:lvl>
+  </w:abstractNum>
+  <w:abstractNum w:abstractNumId="40" w15:restartNumberingAfterBreak="0">
     <w:nsid w:val="770723EB"/>
     <w:multiLevelType w:val="multilevel"/>
     <w:tmpl w:val="2A7C5AC0"/>
@@ -7086,7 +8067,7 @@
       </w:rPr>
     </w:lvl>
   </w:abstractNum>
-  <w:abstractNum w:abstractNumId="26" w15:restartNumberingAfterBreak="0">
+  <w:abstractNum w:abstractNumId="41" w15:restartNumberingAfterBreak="0">
     <w:nsid w:val="797019DC"/>
     <w:multiLevelType w:val="hybridMultilevel"/>
     <w:tmpl w:val="8B246418"/>
@@ -7199,7 +8180,7 @@
       </w:rPr>
     </w:lvl>
   </w:abstractNum>
-  <w:abstractNum w:abstractNumId="27" w15:restartNumberingAfterBreak="0">
+  <w:abstractNum w:abstractNumId="42" w15:restartNumberingAfterBreak="0">
     <w:nsid w:val="7BCD3C8B"/>
     <w:multiLevelType w:val="multilevel"/>
     <w:tmpl w:val="C0726226"/>
@@ -7349,88 +8330,133 @@
     </w:lvl>
   </w:abstractNum>
   <w:num w:numId="1" w16cid:durableId="539127770">
-    <w:abstractNumId w:val="10"/>
+    <w:abstractNumId w:val="13"/>
   </w:num>
   <w:num w:numId="2" w16cid:durableId="1641812174">
-    <w:abstractNumId w:val="18"/>
+    <w:abstractNumId w:val="27"/>
   </w:num>
   <w:num w:numId="3" w16cid:durableId="268971307">
-    <w:abstractNumId w:val="26"/>
+    <w:abstractNumId w:val="41"/>
   </w:num>
   <w:num w:numId="4" w16cid:durableId="1259368126">
-    <w:abstractNumId w:val="14"/>
+    <w:abstractNumId w:val="19"/>
   </w:num>
   <w:num w:numId="5" w16cid:durableId="1600672443">
-    <w:abstractNumId w:val="27"/>
+    <w:abstractNumId w:val="42"/>
   </w:num>
   <w:num w:numId="6" w16cid:durableId="1547792367">
-    <w:abstractNumId w:val="5"/>
+    <w:abstractNumId w:val="7"/>
   </w:num>
   <w:num w:numId="7" w16cid:durableId="1986546349">
-    <w:abstractNumId w:val="19"/>
+    <w:abstractNumId w:val="29"/>
   </w:num>
   <w:num w:numId="8" w16cid:durableId="2014800333">
     <w:abstractNumId w:val="0"/>
   </w:num>
   <w:num w:numId="9" w16cid:durableId="126289677">
+    <w:abstractNumId w:val="5"/>
+  </w:num>
+  <w:num w:numId="10" w16cid:durableId="839782100">
+    <w:abstractNumId w:val="11"/>
+  </w:num>
+  <w:num w:numId="11" w16cid:durableId="303463034">
+    <w:abstractNumId w:val="2"/>
+  </w:num>
+  <w:num w:numId="12" w16cid:durableId="2132436358">
+    <w:abstractNumId w:val="6"/>
+  </w:num>
+  <w:num w:numId="13" w16cid:durableId="1577089360">
+    <w:abstractNumId w:val="35"/>
+  </w:num>
+  <w:num w:numId="14" w16cid:durableId="1718159081">
+    <w:abstractNumId w:val="15"/>
+  </w:num>
+  <w:num w:numId="15" w16cid:durableId="1032609102">
+    <w:abstractNumId w:val="12"/>
+  </w:num>
+  <w:num w:numId="16" w16cid:durableId="960109315">
+    <w:abstractNumId w:val="10"/>
+  </w:num>
+  <w:num w:numId="17" w16cid:durableId="1869642013">
+    <w:abstractNumId w:val="36"/>
+  </w:num>
+  <w:num w:numId="18" w16cid:durableId="488256755">
+    <w:abstractNumId w:val="8"/>
+  </w:num>
+  <w:num w:numId="19" w16cid:durableId="1287158330">
+    <w:abstractNumId w:val="17"/>
+  </w:num>
+  <w:num w:numId="20" w16cid:durableId="1948736736">
+    <w:abstractNumId w:val="18"/>
+  </w:num>
+  <w:num w:numId="21" w16cid:durableId="198788165">
+    <w:abstractNumId w:val="20"/>
+  </w:num>
+  <w:num w:numId="22" w16cid:durableId="1326320372">
+    <w:abstractNumId w:val="21"/>
+  </w:num>
+  <w:num w:numId="23" w16cid:durableId="1796487973">
+    <w:abstractNumId w:val="24"/>
+  </w:num>
+  <w:num w:numId="24" w16cid:durableId="434788690">
+    <w:abstractNumId w:val="31"/>
+  </w:num>
+  <w:num w:numId="25" w16cid:durableId="118695346">
+    <w:abstractNumId w:val="40"/>
+  </w:num>
+  <w:num w:numId="26" w16cid:durableId="1288389833">
+    <w:abstractNumId w:val="33"/>
+  </w:num>
+  <w:num w:numId="27" w16cid:durableId="1503934243">
     <w:abstractNumId w:val="3"/>
   </w:num>
-  <w:num w:numId="10" w16cid:durableId="839782100">
-    <w:abstractNumId w:val="8"/>
+  <w:num w:numId="28" w16cid:durableId="534848674">
+    <w:abstractNumId w:val="32"/>
   </w:num>
-  <w:num w:numId="11" w16cid:durableId="303463034">
+  <w:num w:numId="29" w16cid:durableId="156117867">
+    <w:abstractNumId w:val="25"/>
+  </w:num>
+  <w:num w:numId="30" w16cid:durableId="377244359">
+    <w:abstractNumId w:val="34"/>
+  </w:num>
+  <w:num w:numId="31" w16cid:durableId="1654944701">
+    <w:abstractNumId w:val="38"/>
+  </w:num>
+  <w:num w:numId="32" w16cid:durableId="412894343">
+    <w:abstractNumId w:val="16"/>
+  </w:num>
+  <w:num w:numId="33" w16cid:durableId="377247599">
     <w:abstractNumId w:val="1"/>
   </w:num>
-  <w:num w:numId="12" w16cid:durableId="2132436358">
+  <w:num w:numId="34" w16cid:durableId="66151080">
     <w:abstractNumId w:val="4"/>
   </w:num>
-  <w:num w:numId="13" w16cid:durableId="1577089360">
-    <w:abstractNumId w:val="23"/>
+  <w:num w:numId="35" w16cid:durableId="1408310091">
+    <w:abstractNumId w:val="30"/>
   </w:num>
-  <w:num w:numId="14" w16cid:durableId="1718159081">
-    <w:abstractNumId w:val="11"/>
+  <w:num w:numId="36" w16cid:durableId="887646800">
+    <w:abstractNumId w:val="14"/>
   </w:num>
-  <w:num w:numId="15" w16cid:durableId="1032609102">
+  <w:num w:numId="37" w16cid:durableId="193277758">
+    <w:abstractNumId w:val="22"/>
+  </w:num>
+  <w:num w:numId="38" w16cid:durableId="1552762363">
+    <w:abstractNumId w:val="37"/>
+  </w:num>
+  <w:num w:numId="39" w16cid:durableId="504827208">
+    <w:abstractNumId w:val="28"/>
+  </w:num>
+  <w:num w:numId="40" w16cid:durableId="460616723">
     <w:abstractNumId w:val="9"/>
   </w:num>
-  <w:num w:numId="16" w16cid:durableId="960109315">
-    <w:abstractNumId w:val="7"/>
+  <w:num w:numId="41" w16cid:durableId="777606245">
+    <w:abstractNumId w:val="26"/>
   </w:num>
-  <w:num w:numId="17" w16cid:durableId="1869642013">
-    <w:abstractNumId w:val="24"/>
+  <w:num w:numId="42" w16cid:durableId="1886913708">
+    <w:abstractNumId w:val="39"/>
   </w:num>
-  <w:num w:numId="18" w16cid:durableId="488256755">
-    <w:abstractNumId w:val="6"/>
-  </w:num>
-  <w:num w:numId="19" w16cid:durableId="1287158330">
-    <w:abstractNumId w:val="12"/>
-  </w:num>
-  <w:num w:numId="20" w16cid:durableId="1948736736">
-    <w:abstractNumId w:val="13"/>
-  </w:num>
-  <w:num w:numId="21" w16cid:durableId="198788165">
-    <w:abstractNumId w:val="15"/>
-  </w:num>
-  <w:num w:numId="22" w16cid:durableId="1326320372">
-    <w:abstractNumId w:val="16"/>
-  </w:num>
-  <w:num w:numId="23" w16cid:durableId="1796487973">
-    <w:abstractNumId w:val="17"/>
-  </w:num>
-  <w:num w:numId="24" w16cid:durableId="434788690">
-    <w:abstractNumId w:val="20"/>
-  </w:num>
-  <w:num w:numId="25" w16cid:durableId="118695346">
-    <w:abstractNumId w:val="25"/>
-  </w:num>
-  <w:num w:numId="26" w16cid:durableId="1288389833">
-    <w:abstractNumId w:val="22"/>
-  </w:num>
-  <w:num w:numId="27" w16cid:durableId="1503934243">
-    <w:abstractNumId w:val="2"/>
-  </w:num>
-  <w:num w:numId="28" w16cid:durableId="534848674">
-    <w:abstractNumId w:val="21"/>
+  <w:num w:numId="43" w16cid:durableId="424109837">
+    <w:abstractNumId w:val="23"/>
   </w:num>
 </w:numbering>
 </file>
@@ -8044,7 +9070,6 @@
   <w:style w:type="character" w:default="1" w:styleId="a0">
     <w:name w:val="Default Paragraph Font"/>
     <w:uiPriority w:val="1"/>
-    <w:semiHidden/>
     <w:unhideWhenUsed/>
   </w:style>
   <w:style w:type="table" w:default="1" w:styleId="a1">
